--- a/Explainer_SHORT_LETTER.docx
+++ b/Explainer_SHORT_LETTER.docx
@@ -12,6 +12,17 @@
           <w:szCs w:val="24"/>
         </w:rPr>
       </w:pPr>
+    </w:p>
+    <w:p>
+      <w:pPr>
+        <w:spacing w:after="20"/>
+        <w:rPr>
+          <w:b/>
+          <w:spacing w:val="-5"/>
+          <w:sz w:val="24"/>
+          <w:szCs w:val="24"/>
+        </w:rPr>
+      </w:pPr>
       <w:r>
         <w:rPr>
           <w:b/>
@@ -125,28 +136,54 @@
       <w:pPr>
         <w:spacing w:after="20"/>
         <w:rPr>
-          <w:sz w:val="24"/>
-          <w:szCs w:val="24"/>
-        </w:rPr>
-      </w:pPr>
-      <w:r>
-        <w:rPr>
           <w:b/>
           <w:bCs/>
           <w:sz w:val="24"/>
           <w:szCs w:val="24"/>
         </w:rPr>
-        <w:t xml:space="preserve">To Whom It May Concern | Prospective Employers | Law Enforcement | SAPS | </w:t>
-      </w:r>
-      <w:r>
+      </w:pPr>
+    </w:p>
+    <w:p>
+      <w:pPr>
+        <w:spacing w:after="20"/>
         <w:rPr>
           <w:b/>
           <w:bCs/>
           <w:sz w:val="24"/>
           <w:szCs w:val="24"/>
         </w:rPr>
-        <w:t>Department of Employment and Labour</w:t>
-      </w:r>
+      </w:pPr>
+      <w:r>
+        <w:rPr>
+          <w:b/>
+          <w:bCs/>
+          <w:sz w:val="24"/>
+          <w:szCs w:val="24"/>
+        </w:rPr>
+        <w:t xml:space="preserve">To Whom It May Concern | Prospective Employers | Law Enforcement | SAPS | </w:t>
+      </w:r>
+      <w:r>
+        <w:rPr>
+          <w:b/>
+          <w:bCs/>
+          <w:sz w:val="24"/>
+          <w:szCs w:val="24"/>
+        </w:rPr>
+        <w:t xml:space="preserve">Department of Employment and </w:t>
+      </w:r>
+      <w:proofErr w:type="spellStart"/>
+      <w:r>
+        <w:rPr>
+          <w:b/>
+          <w:bCs/>
+          <w:sz w:val="24"/>
+          <w:szCs w:val="24"/>
+        </w:rPr>
+        <w:t>Labour</w:t>
+      </w:r>
+      <w:bookmarkStart w:id="0" w:name="_GoBack"/>
+      <w:bookmarkEnd w:id="0"/>
+      <w:proofErr w:type="spellEnd"/>
     </w:p>
     <w:tbl>
       <w:tblPr>
@@ -183,19 +220,27 @@
           <w:p>
             <w:pPr>
               <w:spacing w:after="20"/>
-              <w:rPr>
-                <w:sz w:val="22"/>
-                <w:szCs w:val="22"/>
-              </w:rPr>
             </w:pPr>
             <w:r>
               <w:rPr>
                 <w:b/>
                 <w:bCs/>
-                <w:sz w:val="22"/>
-                <w:szCs w:val="22"/>
               </w:rPr>
-              <w:t>Re: Confirmation of Asylum Seeker Status and Right to Work Pending Finalisation of Application</w:t>
+              <w:t xml:space="preserve">Re: Confirmation of Asylum Seeker Status and Right to Work Pending </w:t>
+            </w:r>
+            <w:r>
+              <w:rPr>
+                <w:b/>
+                <w:bCs/>
+              </w:rPr>
+              <w:t>Finalization</w:t>
+            </w:r>
+            <w:r>
+              <w:rPr>
+                <w:b/>
+                <w:bCs/>
+              </w:rPr>
+              <w:t xml:space="preserve"> of Application</w:t>
             </w:r>
           </w:p>
           <w:p>
@@ -209,55 +254,8 @@
               <w:rPr>
                 <w:b/>
                 <w:bCs/>
-                <w:sz w:val="22"/>
-                <w:szCs w:val="22"/>
               </w:rPr>
-              <w:t xml:space="preserve">Applicant: </w:t>
-            </w:r>
-            <w:r>
-              <w:rPr>
-                <w:b/>
-                <w:bCs/>
-                <w:sz w:val="22"/>
-                <w:szCs w:val="22"/>
-              </w:rPr>
-              <w:t>[title] [full names]</w:t>
-            </w:r>
-            <w:r>
-              <w:rPr>
-                <w:b/>
-                <w:bCs/>
-                <w:sz w:val="22"/>
-                <w:szCs w:val="22"/>
-              </w:rPr>
-              <w:t xml:space="preserve">  |  DOB: </w:t>
-            </w:r>
-            <w:r>
-              <w:rPr>
-                <w:b/>
-                <w:bCs/>
-                <w:sz w:val="22"/>
-                <w:szCs w:val="22"/>
-              </w:rPr>
-              <w:t>[DOB]</w:t>
-            </w:r>
-            <w:r>
-              <w:rPr>
-                <w:b/>
-                <w:bCs/>
-                <w:sz w:val="22"/>
-                <w:szCs w:val="22"/>
-              </w:rPr>
-              <w:t xml:space="preserve">  |  Nationality: </w:t>
-            </w:r>
-            <w:r>
-              <w:rPr>
-                <w:b/>
-                <w:bCs/>
-                <w:sz w:val="22"/>
-                <w:szCs w:val="22"/>
-              </w:rPr>
-              <w:t>[Nationality]</w:t>
+              <w:t>Applicant: [title] [full names]  |  DOB: [DOB]  |  Nationality: [Nationality]</w:t>
             </w:r>
           </w:p>
         </w:tc>
@@ -289,38 +287,58 @@
           <w:szCs w:val="24"/>
         </w:rPr>
       </w:pPr>
-      <w:r>
-        <w:rPr>
-          <w:sz w:val="24"/>
-          <w:szCs w:val="24"/>
-        </w:rPr>
-        <w:t xml:space="preserve">This letter confirms that </w:t>
-      </w:r>
-      <w:r>
-        <w:rPr>
-          <w:b/>
-          <w:sz w:val="24"/>
-          <w:szCs w:val="24"/>
-        </w:rPr>
-        <w:t>[title] [full names]</w:t>
-      </w:r>
-      <w:r>
-        <w:rPr>
-          <w:sz w:val="24"/>
-          <w:szCs w:val="24"/>
-        </w:rPr>
-        <w:t xml:space="preserve"> is an asylum seeker who has formally applied for asylum in the Republic of South Africa, and that he is lawfully entitled to work in South Africa while his application remains pending. Both his status and his right to work are settled by binding statute and Constitutional Court and Supreme Court of Appeal authority, summarised below.</w:t>
-      </w:r>
     </w:p>
     <w:p>
       <w:pPr>
+        <w:spacing w:after="80"/>
+        <w:jc w:val="both"/>
+        <w:rPr>
+          <w:sz w:val="24"/>
+          <w:szCs w:val="24"/>
+        </w:rPr>
+      </w:pPr>
+      <w:r>
+        <w:rPr>
+          <w:sz w:val="24"/>
+          <w:szCs w:val="24"/>
+        </w:rPr>
+        <w:t xml:space="preserve">This letter confirms that </w:t>
+      </w:r>
+      <w:r>
+        <w:rPr>
+          <w:b/>
+          <w:sz w:val="24"/>
+          <w:szCs w:val="24"/>
+        </w:rPr>
+        <w:t>[title] [full names]</w:t>
+      </w:r>
+      <w:r>
+        <w:rPr>
+          <w:sz w:val="24"/>
+          <w:szCs w:val="24"/>
+        </w:rPr>
+        <w:t xml:space="preserve"> is an asylum seeker who has formally applied for asylum in the Republic of South Africa, and that he is lawfully entitled to work in South Africa while his application remains pending. Both his status and his right to work are settled by binding statute and Constitutional Court and Supreme Court of Appeal authority, </w:t>
+      </w:r>
+      <w:proofErr w:type="spellStart"/>
+      <w:r>
+        <w:rPr>
+          <w:sz w:val="24"/>
+          <w:szCs w:val="24"/>
+        </w:rPr>
+        <w:t>summarised</w:t>
+      </w:r>
+      <w:proofErr w:type="spellEnd"/>
+      <w:r>
+        <w:rPr>
+          <w:sz w:val="24"/>
+          <w:szCs w:val="24"/>
+        </w:rPr>
+        <w:t xml:space="preserve"> below.</w:t>
+      </w:r>
+    </w:p>
+    <w:p>
+      <w:pPr>
         <w:spacing w:before="140" w:after="60"/>
-        <w:rPr>
-          <w:sz w:val="24"/>
-          <w:szCs w:val="24"/>
-        </w:rPr>
-      </w:pPr>
-      <w:r>
         <w:rPr>
           <w:b/>
           <w:bCs/>
@@ -328,172 +346,7 @@
           <w:sz w:val="24"/>
           <w:szCs w:val="24"/>
         </w:rPr>
-        <w:t>CONFIRMATION OF ASYLUM SEEKER STATUS</w:t>
-      </w:r>
-    </w:p>
-    <w:p>
-      <w:pPr>
-        <w:spacing w:after="80"/>
-        <w:jc w:val="both"/>
-        <w:rPr>
-          <w:sz w:val="22"/>
-          <w:szCs w:val="22"/>
-        </w:rPr>
-      </w:pPr>
-      <w:r>
-        <w:rPr>
-          <w:sz w:val="22"/>
-          <w:szCs w:val="22"/>
-        </w:rPr>
-        <w:t>Protection under the Refugees Act 130 of 1998 is triggered by the expression of an intention to seek asylum, not by possession of a permit. This applicant is accordingly, in law, an asylum seeker from the date that intention was evinced.</w:t>
-      </w:r>
-    </w:p>
-    <w:p>
-      <w:pPr>
-        <w:spacing w:after="40"/>
-        <w:ind w:left="260" w:hanging="200"/>
-        <w:rPr>
-          <w:sz w:val="22"/>
-          <w:szCs w:val="22"/>
-        </w:rPr>
-      </w:pPr>
-      <w:r>
-        <w:rPr>
-          <w:b/>
-          <w:bCs/>
-          <w:sz w:val="22"/>
-          <w:szCs w:val="22"/>
-        </w:rPr>
-        <w:t xml:space="preserve">• </w:t>
-      </w:r>
-      <w:proofErr w:type="spellStart"/>
-      <w:r>
-        <w:rPr>
-          <w:sz w:val="22"/>
-          <w:szCs w:val="22"/>
-        </w:rPr>
-        <w:t>Ruta</w:t>
-      </w:r>
-      <w:proofErr w:type="spellEnd"/>
-      <w:r>
-        <w:rPr>
-          <w:sz w:val="22"/>
-          <w:szCs w:val="22"/>
-        </w:rPr>
-        <w:t xml:space="preserve"> v Minister of Home Affairs [2018] ZACC 52, para [32]: once intention to apply for asylum is evinced, the protective provisions of the Refugees Act take precedence over the Immigration Act.</w:t>
-      </w:r>
-    </w:p>
-    <w:p>
-      <w:pPr>
-        <w:spacing w:after="40"/>
-        <w:ind w:left="260" w:hanging="200"/>
-        <w:rPr>
-          <w:sz w:val="22"/>
-          <w:szCs w:val="22"/>
-        </w:rPr>
-      </w:pPr>
-      <w:r>
-        <w:rPr>
-          <w:b/>
-          <w:bCs/>
-          <w:sz w:val="22"/>
-          <w:szCs w:val="22"/>
-        </w:rPr>
-        <w:t xml:space="preserve">• </w:t>
-      </w:r>
-      <w:proofErr w:type="spellStart"/>
-      <w:r>
-        <w:rPr>
-          <w:sz w:val="22"/>
-          <w:szCs w:val="22"/>
-        </w:rPr>
-        <w:t>Ashebo</w:t>
-      </w:r>
-      <w:proofErr w:type="spellEnd"/>
-      <w:r>
-        <w:rPr>
-          <w:sz w:val="22"/>
-          <w:szCs w:val="22"/>
-        </w:rPr>
-        <w:t xml:space="preserve"> v Minister of Home Affairs, CCT/25022 (2023): the Refugees Act is triggered by an intimation of a desire to apply for asylum, not by formal submission.</w:t>
-      </w:r>
-    </w:p>
-    <w:p>
-      <w:pPr>
-        <w:spacing w:after="40"/>
-        <w:ind w:left="260" w:hanging="200"/>
-        <w:rPr>
-          <w:sz w:val="22"/>
-          <w:szCs w:val="22"/>
-        </w:rPr>
-      </w:pPr>
-      <w:r>
-        <w:rPr>
-          <w:b/>
-          <w:bCs/>
-          <w:sz w:val="22"/>
-          <w:szCs w:val="22"/>
-        </w:rPr>
-        <w:t xml:space="preserve">• </w:t>
-      </w:r>
-      <w:r>
-        <w:rPr>
-          <w:sz w:val="22"/>
-          <w:szCs w:val="22"/>
-        </w:rPr>
-        <w:t>Bula v Minister of Home Affairs, SCA 589/11, para [80]: once intention is evinced, the applicant is entitled as of right to be treated as an asylum seeker under the Act.</w:t>
-      </w:r>
-    </w:p>
-    <w:p>
-      <w:pPr>
-        <w:spacing w:after="40"/>
-        <w:ind w:left="260" w:hanging="200"/>
-        <w:rPr>
-          <w:sz w:val="22"/>
-          <w:szCs w:val="22"/>
-        </w:rPr>
-      </w:pPr>
-      <w:r>
-        <w:rPr>
-          <w:b/>
-          <w:bCs/>
-          <w:sz w:val="22"/>
-          <w:szCs w:val="22"/>
-        </w:rPr>
-        <w:t xml:space="preserve">• </w:t>
-      </w:r>
-      <w:proofErr w:type="spellStart"/>
-      <w:r>
-        <w:rPr>
-          <w:sz w:val="22"/>
-          <w:szCs w:val="22"/>
-        </w:rPr>
-        <w:t>Scalabrini</w:t>
-      </w:r>
-      <w:proofErr w:type="spellEnd"/>
-      <w:r>
-        <w:rPr>
-          <w:sz w:val="22"/>
-          <w:szCs w:val="22"/>
-        </w:rPr>
-        <w:t xml:space="preserve"> Centre of Cape Town v Minister of Home Affairs [2026] ZACC 30 (7 July 2026): the Constitutional Court struck down sections 4(1)(f), (h), (</w:t>
-      </w:r>
-      <w:proofErr w:type="spellStart"/>
-      <w:r>
-        <w:rPr>
-          <w:sz w:val="22"/>
-          <w:szCs w:val="22"/>
-        </w:rPr>
-        <w:t>i</w:t>
-      </w:r>
-      <w:proofErr w:type="spellEnd"/>
-      <w:r>
-        <w:rPr>
-          <w:sz w:val="22"/>
-          <w:szCs w:val="22"/>
-        </w:rPr>
-        <w:t>) and 21(1B) of the Refugees Act with immediate effect — unofficial entry, absence of a transit visa, or late reporting can no longer bar access to asylum seeker status.</w:t>
-      </w:r>
+      </w:pPr>
     </w:p>
     <w:p>
       <w:pPr>
@@ -511,119 +364,222 @@
           <w:sz w:val="24"/>
           <w:szCs w:val="24"/>
         </w:rPr>
-        <w:t>CONFIRMATION OF THE RIGHT TO WORK</w:t>
+        <w:t>CONFIRMATION OF ASYLUM SEEKER STATUS</w:t>
       </w:r>
     </w:p>
     <w:p>
       <w:pPr>
         <w:spacing w:after="80"/>
         <w:jc w:val="both"/>
-        <w:rPr>
-          <w:sz w:val="22"/>
-          <w:szCs w:val="22"/>
-        </w:rPr>
-      </w:pPr>
-      <w:r>
-        <w:rPr>
-          <w:sz w:val="22"/>
-          <w:szCs w:val="22"/>
-        </w:rPr>
-        <w:t>It is settled law that an asylum seeker may not be prohibited from working while their application is pending. This is necessary to prevent destitution during what are frequently lengthy, state-caused administrative delays.</w:t>
+      </w:pPr>
+      <w:r>
+        <w:t>Protection under the Refugees Act 130 of 1998 is triggered by the expression of an intention to seek asylum, not by possession of a permit. This applicant is accordingly, in law, an asylum seeker from the date that intention was evinced.</w:t>
       </w:r>
     </w:p>
     <w:p>
       <w:pPr>
         <w:spacing w:after="40"/>
         <w:ind w:left="260" w:hanging="200"/>
-        <w:rPr>
-          <w:sz w:val="22"/>
-          <w:szCs w:val="22"/>
-        </w:rPr>
       </w:pPr>
       <w:r>
         <w:rPr>
           <w:b/>
           <w:bCs/>
-          <w:sz w:val="22"/>
-          <w:szCs w:val="22"/>
         </w:rPr>
         <w:t xml:space="preserve">• </w:t>
       </w:r>
-      <w:r>
-        <w:rPr>
-          <w:sz w:val="22"/>
-          <w:szCs w:val="22"/>
-        </w:rPr>
-        <w:t xml:space="preserve">Minister of Home Affairs v </w:t>
-      </w:r>
       <w:proofErr w:type="spellStart"/>
       <w:r>
-        <w:rPr>
-          <w:sz w:val="22"/>
-          <w:szCs w:val="22"/>
-        </w:rPr>
-        <w:t>Watchenuka</w:t>
+        <w:t>Ruta</w:t>
       </w:r>
       <w:proofErr w:type="spellEnd"/>
       <w:r>
-        <w:rPr>
-          <w:sz w:val="22"/>
-          <w:szCs w:val="22"/>
-        </w:rPr>
-        <w:t xml:space="preserve"> [2004] 1 All SA 21 (SCA): the Court held that a blanket prohibition on asylum seekers working or studying is unconstitutional, as it violates the right to dignity where a person has no other lawful means of survival.</w:t>
+        <w:t xml:space="preserve"> v Minister of Home Affairs [2018] ZACC 52, para [32]: once intention to apply for asylum is evinced, the protective provisions of the Refugees Act take precedence over the Immigration Act.</w:t>
       </w:r>
     </w:p>
     <w:p>
       <w:pPr>
         <w:spacing w:after="40"/>
         <w:ind w:left="260" w:hanging="200"/>
-        <w:rPr>
-          <w:sz w:val="22"/>
-          <w:szCs w:val="22"/>
-        </w:rPr>
       </w:pPr>
       <w:r>
         <w:rPr>
           <w:b/>
           <w:bCs/>
-          <w:sz w:val="22"/>
-          <w:szCs w:val="22"/>
         </w:rPr>
         <w:t xml:space="preserve">• </w:t>
       </w:r>
-      <w:r>
-        <w:rPr>
-          <w:sz w:val="22"/>
-          <w:szCs w:val="22"/>
-        </w:rPr>
-        <w:t>Somali Association of South Africa v Limpopo Department of Economic Development [2015] 1 All SA 200 (SCA): the SCA confirmed there is “no blanket prohibition against self-employment,” protecting the right of asylum seekers to trade and apply for business licences.</w:t>
+      <w:proofErr w:type="spellStart"/>
+      <w:r>
+        <w:t>Ashebo</w:t>
+      </w:r>
+      <w:proofErr w:type="spellEnd"/>
+      <w:r>
+        <w:t xml:space="preserve"> v Minister of Home Affairs, CCT/25022 (2023): the Refugees Act is triggered by an intimation of a desire to apply for asylum, not by formal submission.</w:t>
       </w:r>
     </w:p>
     <w:p>
       <w:pPr>
         <w:spacing w:after="40"/>
         <w:ind w:left="260" w:hanging="200"/>
-        <w:rPr>
-          <w:sz w:val="22"/>
-          <w:szCs w:val="22"/>
-        </w:rPr>
       </w:pPr>
       <w:r>
         <w:rPr>
           <w:b/>
           <w:bCs/>
-          <w:sz w:val="22"/>
-          <w:szCs w:val="22"/>
         </w:rPr>
         <w:t xml:space="preserve">• </w:t>
       </w:r>
       <w:r>
-        <w:rPr>
-          <w:sz w:val="22"/>
-          <w:szCs w:val="22"/>
-        </w:rPr>
-        <w:t>Section 22(1), Refugees Act 130 of 1998, read with Ahmed v Minister of Home Affairs [2018] ZACC 39: the Refugee Reception Officer must issue an asylum seeker visa pending the outcome of the application; this visa lawfully authorises the holder to sojourn and work in the Republic subject to its terms.</w:t>
-      </w:r>
+        <w:t>Bula v Minister of Home Affairs, SCA 589/11, para [80]: once intention is evinced, the applicant is entitled as of right to be treated as an asylum seeker under the Act.</w:t>
+      </w:r>
+    </w:p>
+    <w:p>
+      <w:pPr>
+        <w:spacing w:after="40"/>
+        <w:ind w:left="260" w:hanging="200"/>
+      </w:pPr>
+      <w:r>
+        <w:rPr>
+          <w:b/>
+          <w:bCs/>
+        </w:rPr>
+        <w:t xml:space="preserve">• </w:t>
+      </w:r>
+      <w:r>
+        <w:t>Scalabrini Centre of Cape Town v Minister of Home Affairs [2026] ZACC 30 (7 July 2026): the Constitutional Court struck down sections 4(1)(f), (h), (</w:t>
+      </w:r>
+      <w:proofErr w:type="spellStart"/>
+      <w:r>
+        <w:t>i</w:t>
+      </w:r>
+      <w:proofErr w:type="spellEnd"/>
+      <w:r>
+        <w:t>) and 21(1B) of the Refugees Act with immediate effect — unofficial entry, absence of a transit visa, or late reporting can no longer bar access to asylum seeker status.</w:t>
+      </w:r>
+    </w:p>
+    <w:p>
+      <w:pPr>
+        <w:spacing w:before="140" w:after="60"/>
+        <w:rPr>
+          <w:b/>
+          <w:bCs/>
+          <w:color w:val="1F3864"/>
+          <w:sz w:val="24"/>
+          <w:szCs w:val="24"/>
+        </w:rPr>
+      </w:pPr>
+    </w:p>
+    <w:p>
+      <w:pPr>
+        <w:spacing w:before="140" w:after="60"/>
+        <w:rPr>
+          <w:sz w:val="24"/>
+          <w:szCs w:val="24"/>
+        </w:rPr>
+      </w:pPr>
+      <w:r>
+        <w:rPr>
+          <w:b/>
+          <w:bCs/>
+          <w:color w:val="1F3864"/>
+          <w:sz w:val="24"/>
+          <w:szCs w:val="24"/>
+        </w:rPr>
+        <w:t>CONFIRMATION OF THE RIGHT TO WORK</w:t>
+      </w:r>
+    </w:p>
+    <w:p>
+      <w:pPr>
+        <w:spacing w:after="80"/>
+        <w:jc w:val="both"/>
+      </w:pPr>
+      <w:r>
+        <w:t>It is settled law that an asylum seeker may not be prohibited from working while their application is pending. This is necessary to prevent destitution during what are frequently lengthy, state-caused administrative delays.</w:t>
+      </w:r>
+    </w:p>
+    <w:p>
+      <w:pPr>
+        <w:spacing w:after="40"/>
+        <w:ind w:left="260" w:hanging="200"/>
+      </w:pPr>
+      <w:r>
+        <w:rPr>
+          <w:b/>
+          <w:bCs/>
+        </w:rPr>
+        <w:t xml:space="preserve">• </w:t>
+      </w:r>
+      <w:r>
+        <w:t xml:space="preserve">Minister of Home Affairs v </w:t>
+      </w:r>
+      <w:proofErr w:type="spellStart"/>
+      <w:r>
+        <w:t>Watchenuka</w:t>
+      </w:r>
+      <w:proofErr w:type="spellEnd"/>
+      <w:r>
+        <w:t xml:space="preserve"> [2004] 1 All SA 21 (SCA): the Court held that a blanket prohibition on asylum seekers working or studying is unconstitutional, as it violates the right to dignity where a person has no other lawful means of survival.</w:t>
+      </w:r>
+    </w:p>
+    <w:p>
+      <w:pPr>
+        <w:spacing w:after="40"/>
+        <w:ind w:left="260" w:hanging="200"/>
+      </w:pPr>
+      <w:r>
+        <w:rPr>
+          <w:b/>
+          <w:bCs/>
+        </w:rPr>
+        <w:t xml:space="preserve">• </w:t>
+      </w:r>
+      <w:r>
+        <w:t xml:space="preserve">Somali Association of South Africa v Limpopo Department of Economic Development [2015] 1 All SA 200 (SCA): the SCA confirmed there is “no blanket prohibition against self-employment,” protecting the right of asylum seekers to trade and apply for business </w:t>
+      </w:r>
+      <w:proofErr w:type="spellStart"/>
+      <w:r>
+        <w:t>licences</w:t>
+      </w:r>
+      <w:proofErr w:type="spellEnd"/>
+      <w:r>
+        <w:t>.</w:t>
+      </w:r>
+    </w:p>
+    <w:p>
+      <w:pPr>
+        <w:spacing w:after="40"/>
+        <w:ind w:left="260" w:hanging="200"/>
+      </w:pPr>
+      <w:r>
+        <w:rPr>
+          <w:b/>
+          <w:bCs/>
+        </w:rPr>
+        <w:t xml:space="preserve">• </w:t>
+      </w:r>
+      <w:r>
+        <w:t xml:space="preserve">Section 22(1), Refugees Act 130 of 1998, read with Ahmed v Minister of Home Affairs [2018] ZACC 39: the Refugee Reception Officer must issue an asylum seeker visa pending the outcome of the application; this visa lawfully </w:t>
+      </w:r>
+      <w:proofErr w:type="spellStart"/>
+      <w:r>
+        <w:t>authorises</w:t>
+      </w:r>
+      <w:proofErr w:type="spellEnd"/>
+      <w:r>
+        <w:t xml:space="preserve"> the holder to sojourn and work in the Republic subject to its terms.</w:t>
+      </w:r>
+    </w:p>
+    <w:p>
+      <w:pPr>
+        <w:spacing w:after="40"/>
+      </w:pPr>
+    </w:p>
+    <w:p>
+      <w:pPr>
+        <w:spacing w:after="40"/>
+        <w:ind w:left="260" w:hanging="200"/>
+      </w:pPr>
     </w:p>
     <w:tbl>
       <w:tblPr>
@@ -660,18 +616,12 @@
           <w:p>
             <w:pPr>
               <w:spacing w:after="30"/>
-              <w:rPr>
-                <w:sz w:val="22"/>
-                <w:szCs w:val="22"/>
-              </w:rPr>
             </w:pPr>
             <w:r>
               <w:rPr>
                 <w:b/>
                 <w:bCs/>
                 <w:color w:val="1F3864"/>
-                <w:sz w:val="22"/>
-                <w:szCs w:val="22"/>
               </w:rPr>
               <w:t>SUMMARY OF LEGAL STATUS</w:t>
             </w:r>
@@ -687,17 +637,19 @@
             <w:r>
               <w:rPr>
                 <w:b/>
-                <w:sz w:val="22"/>
-                <w:szCs w:val="22"/>
               </w:rPr>
               <w:t>[title] [full names]</w:t>
             </w:r>
             <w:r>
-              <w:rPr>
-                <w:sz w:val="22"/>
-                <w:szCs w:val="22"/>
-              </w:rPr>
-              <w:t xml:space="preserve"> is a lawfully recognised ASYLUM SEEKER, pending determination of his application, and is LEGALLY ENTITLED TO WORK in the Republic of South Africa for the duration of that process. He cannot be denied employment, arrested, detained, or deported on the basis of his pending status. He holds a copy of his Declaration of Intention to Apply for Asylum, proof of submission to the DHA, and a copy of this letter.</w:t>
+              <w:t xml:space="preserve"> is a lawfully </w:t>
+            </w:r>
+            <w:proofErr w:type="spellStart"/>
+            <w:r>
+              <w:t>recognised</w:t>
+            </w:r>
+            <w:proofErr w:type="spellEnd"/>
+            <w:r>
+              <w:t xml:space="preserve"> ASYLUM SEEKER, pending determination of his application, and is LEGALLY ENTITLED TO WORK in the Republic of South Africa for the duration of that process. He cannot be denied employment, arrested, detained, or deported on the basis of his pending status. He holds a copy of his Declaration of Intention to Apply for Asylum, proof of submission to the DHA, and a copy of this letter.</w:t>
             </w:r>
           </w:p>
         </w:tc>
@@ -712,28 +664,38 @@
           <w:szCs w:val="24"/>
         </w:rPr>
       </w:pPr>
-      <w:r>
-        <w:rPr>
-          <w:sz w:val="24"/>
-          <w:szCs w:val="24"/>
-        </w:rPr>
-        <w:t>We respectfully request that you recognise this applicant's status and his lawful right to work, and assist him accordingly. Any action contrary to the principles and authorities cited above would be unlawful and subject to immediate legal challenge. Please contact our offices for any clarification or verification of this applicant's status.</w:t>
-      </w:r>
     </w:p>
     <w:p>
       <w:pPr>
-        <w:spacing w:before="100" w:after="20"/>
-        <w:rPr>
-          <w:sz w:val="24"/>
-          <w:szCs w:val="24"/>
-        </w:rPr>
-      </w:pPr>
-      <w:r>
-        <w:rPr>
-          <w:sz w:val="24"/>
-          <w:szCs w:val="24"/>
-        </w:rPr>
-        <w:t>Kind Regards,</w:t>
+        <w:spacing w:after="80"/>
+        <w:jc w:val="both"/>
+        <w:rPr>
+          <w:sz w:val="24"/>
+          <w:szCs w:val="24"/>
+        </w:rPr>
+      </w:pPr>
+      <w:r>
+        <w:rPr>
+          <w:sz w:val="24"/>
+          <w:szCs w:val="24"/>
+        </w:rPr>
+        <w:t xml:space="preserve">We respectfully request that you </w:t>
+      </w:r>
+      <w:proofErr w:type="spellStart"/>
+      <w:r>
+        <w:rPr>
+          <w:sz w:val="24"/>
+          <w:szCs w:val="24"/>
+        </w:rPr>
+        <w:t>recognise</w:t>
+      </w:r>
+      <w:proofErr w:type="spellEnd"/>
+      <w:r>
+        <w:rPr>
+          <w:sz w:val="24"/>
+          <w:szCs w:val="24"/>
+        </w:rPr>
+        <w:t xml:space="preserve"> this applicant's status and his lawful right to work, and assist him accordingly. Any action contrary to the principles and authorities cited above would be unlawful and subject to immediate legal challenge. Please contact our offices for any clarification or verification of this applicant's status.</w:t>
       </w:r>
     </w:p>
     <w:p>
@@ -744,6 +706,13 @@
           <w:szCs w:val="24"/>
         </w:rPr>
       </w:pPr>
+      <w:r>
+        <w:rPr>
+          <w:sz w:val="24"/>
+          <w:szCs w:val="24"/>
+        </w:rPr>
+        <w:t>Kind Regards,</w:t>
+      </w:r>
     </w:p>
     <w:p>
       <w:pPr>
@@ -753,8 +722,6 @@
           <w:szCs w:val="24"/>
         </w:rPr>
       </w:pPr>
-      <w:bookmarkStart w:id="0" w:name="_GoBack"/>
-      <w:bookmarkEnd w:id="0"/>
     </w:p>
     <w:p>
       <w:pPr>
@@ -764,6 +731,33 @@
           <w:szCs w:val="24"/>
         </w:rPr>
       </w:pPr>
+    </w:p>
+    <w:p>
+      <w:pPr>
+        <w:spacing w:before="100" w:after="20"/>
+        <w:rPr>
+          <w:sz w:val="24"/>
+          <w:szCs w:val="24"/>
+        </w:rPr>
+      </w:pPr>
+    </w:p>
+    <w:p>
+      <w:pPr>
+        <w:spacing w:before="100" w:after="20"/>
+        <w:rPr>
+          <w:sz w:val="24"/>
+          <w:szCs w:val="24"/>
+        </w:rPr>
+      </w:pPr>
+    </w:p>
+    <w:p>
+      <w:pPr>
+        <w:spacing w:before="100" w:after="20"/>
+        <w:rPr>
+          <w:sz w:val="24"/>
+          <w:szCs w:val="24"/>
+        </w:rPr>
+      </w:pPr>
       <w:r>
         <w:rPr>
           <w:b/>
@@ -791,16 +785,7 @@
           <w:sz w:val="24"/>
           <w:szCs w:val="24"/>
         </w:rPr>
-        <w:t>Rod Maxwell (IPSA)</w:t>
-      </w:r>
-      <w:r>
-        <w:rPr>
-          <w:b/>
-          <w:bCs/>
-          <w:sz w:val="24"/>
-          <w:szCs w:val="24"/>
-        </w:rPr>
-        <w:t xml:space="preserve"> </w:t>
+        <w:t xml:space="preserve">Rod Maxwell (IPSA) </w:t>
       </w:r>
     </w:p>
     <w:p>
@@ -851,10 +836,16 @@
         </w:pBdr>
         <w:spacing w:before="60"/>
         <w:jc w:val="center"/>
+        <w:rPr>
+          <w:sz w:val="20"/>
+          <w:szCs w:val="20"/>
+        </w:rPr>
       </w:pPr>
       <w:r>
         <w:rPr>
           <w:color w:val="555555"/>
+          <w:sz w:val="20"/>
+          <w:szCs w:val="20"/>
         </w:rPr>
         <w:t xml:space="preserve">47 Strand Street, Cape </w:t>
       </w:r>
@@ -862,6 +853,8 @@
       <w:r>
         <w:rPr>
           <w:color w:val="555555"/>
+          <w:sz w:val="20"/>
+          <w:szCs w:val="20"/>
         </w:rPr>
         <w:t>Town  |</w:t>
       </w:r>
@@ -869,113 +862,2822 @@
       <w:r>
         <w:rPr>
           <w:color w:val="555555"/>
+          <w:sz w:val="20"/>
+          <w:szCs w:val="20"/>
         </w:rPr>
         <w:t xml:space="preserve">  Office: 082 373 8415 / 064 126 3073 / 074 036 6127  |  rod@sami.co.za  |  www.sami.co.za</w:t>
       </w:r>
     </w:p>
+    <w:p/>
     <w:sectPr>
-      <w:pgSz w:w="11906" w:h="16838"/>
-      <w:pgMar w:top="284" w:right="700" w:bottom="0" w:left="700" w:header="708" w:footer="708" w:gutter="0"/>
+      <w:headerReference w:type="default" r:id="rId9"/>
+      <w:footerReference w:type="default" r:id="rId10"/>
+      <w:pgSz w:w="12240" w:h="15840"/>
+      <w:pgMar w:top="2340" w:right="720" w:bottom="1100" w:left="360" w:header="303" w:footer="907" w:gutter="0"/>
       <w:cols w:space="720"/>
-      <w:docGrid w:linePitch="360"/>
     </w:sectPr>
   </w:body>
 </w:document>
 </file>
 
+<file path=word/endnotes.xml><?xml version="1.0" encoding="utf-8"?>
+<w:endnotes xmlns:wpc="http://schemas.microsoft.com/office/word/2010/wordprocessingCanvas" xmlns:mc="http://schemas.openxmlformats.org/markup-compatibility/2006" xmlns:o="urn:schemas-microsoft-com:office:office" xmlns:r="http://schemas.openxmlformats.org/officeDocument/2006/relationships" xmlns:m="http://schemas.openxmlformats.org/officeDocument/2006/math" xmlns:v="urn:schemas-microsoft-com:vml" xmlns:wp14="http://schemas.microsoft.com/office/word/2010/wordprocessingDrawing" xmlns:wp="http://schemas.openxmlformats.org/drawingml/2006/wordprocessingDrawing" xmlns:w10="urn:schemas-microsoft-com:office:word" xmlns:w="http://schemas.openxmlformats.org/wordprocessingml/2006/main" xmlns:w14="http://schemas.microsoft.com/office/word/2010/wordml" xmlns:wpg="http://schemas.microsoft.com/office/word/2010/wordprocessingGroup" xmlns:wpi="http://schemas.microsoft.com/office/word/2010/wordprocessingInk" xmlns:wne="http://schemas.microsoft.com/office/word/2006/wordml" xmlns:wps="http://schemas.microsoft.com/office/word/2010/wordprocessingShape" mc:Ignorable="w14 wp14">
+  <w:endnote w:type="separator" w:id="-1">
+    <w:p>
+      <w:r>
+        <w:separator/>
+      </w:r>
+    </w:p>
+  </w:endnote>
+  <w:endnote w:type="continuationSeparator" w:id="0">
+    <w:p>
+      <w:r>
+        <w:continuationSeparator/>
+      </w:r>
+    </w:p>
+  </w:endnote>
+</w:endnotes>
+</file>
+
+<file path=word/footer1.xml><?xml version="1.0" encoding="utf-8"?>
+<w:ftr xmlns:wpc="http://schemas.microsoft.com/office/word/2010/wordprocessingCanvas" xmlns:mc="http://schemas.openxmlformats.org/markup-compatibility/2006" xmlns:o="urn:schemas-microsoft-com:office:office" xmlns:r="http://schemas.openxmlformats.org/officeDocument/2006/relationships" xmlns:m="http://schemas.openxmlformats.org/officeDocument/2006/math" xmlns:v="urn:schemas-microsoft-com:vml" xmlns:wp14="http://schemas.microsoft.com/office/word/2010/wordprocessingDrawing" xmlns:wp="http://schemas.openxmlformats.org/drawingml/2006/wordprocessingDrawing" xmlns:w10="urn:schemas-microsoft-com:office:word" xmlns:w="http://schemas.openxmlformats.org/wordprocessingml/2006/main" xmlns:w14="http://schemas.microsoft.com/office/word/2010/wordml" xmlns:wpg="http://schemas.microsoft.com/office/word/2010/wordprocessingGroup" xmlns:wpi="http://schemas.microsoft.com/office/word/2010/wordprocessingInk" xmlns:wne="http://schemas.microsoft.com/office/word/2006/wordml" xmlns:wps="http://schemas.microsoft.com/office/word/2010/wordprocessingShape" mc:Ignorable="w14 wp14">
+  <w:p>
+    <w:pPr>
+      <w:pStyle w:val="BodyText"/>
+      <w:spacing w:line="14" w:lineRule="auto"/>
+      <w:rPr>
+        <w:sz w:val="20"/>
+      </w:rPr>
+    </w:pPr>
+    <w:r>
+      <w:rPr>
+        <w:noProof/>
+        <w:sz w:val="20"/>
+        <w:lang w:val="en-ZA" w:eastAsia="en-ZA"/>
+      </w:rPr>
+      <w:drawing>
+        <wp:anchor distT="0" distB="0" distL="0" distR="0" simplePos="0" relativeHeight="487226880" behindDoc="1" locked="0" layoutInCell="1" allowOverlap="1" wp14:anchorId="701DEDA3" wp14:editId="47326C91">
+          <wp:simplePos x="0" y="0"/>
+          <wp:positionH relativeFrom="page">
+            <wp:posOffset>2266314</wp:posOffset>
+          </wp:positionH>
+          <wp:positionV relativeFrom="page">
+            <wp:posOffset>9480550</wp:posOffset>
+          </wp:positionV>
+          <wp:extent cx="1689989" cy="70484"/>
+          <wp:effectExtent l="0" t="0" r="0" b="0"/>
+          <wp:wrapNone/>
+          <wp:docPr id="214" name="Image 202"/>
+          <wp:cNvGraphicFramePr>
+            <a:graphicFrameLocks xmlns:a="http://schemas.openxmlformats.org/drawingml/2006/main"/>
+          </wp:cNvGraphicFramePr>
+          <a:graphic xmlns:a="http://schemas.openxmlformats.org/drawingml/2006/main">
+            <a:graphicData uri="http://schemas.openxmlformats.org/drawingml/2006/picture">
+              <pic:pic xmlns:pic="http://schemas.openxmlformats.org/drawingml/2006/picture">
+                <pic:nvPicPr>
+                  <pic:cNvPr id="202" name="Image 202"/>
+                  <pic:cNvPicPr/>
+                </pic:nvPicPr>
+                <pic:blipFill>
+                  <a:blip r:embed="rId1" cstate="print"/>
+                  <a:stretch>
+                    <a:fillRect/>
+                  </a:stretch>
+                </pic:blipFill>
+                <pic:spPr>
+                  <a:xfrm>
+                    <a:off x="0" y="0"/>
+                    <a:ext cx="1689989" cy="70484"/>
+                  </a:xfrm>
+                  <a:prstGeom prst="rect">
+                    <a:avLst/>
+                  </a:prstGeom>
+                </pic:spPr>
+              </pic:pic>
+            </a:graphicData>
+          </a:graphic>
+        </wp:anchor>
+      </w:drawing>
+    </w:r>
+    <w:r>
+      <w:rPr>
+        <w:noProof/>
+        <w:sz w:val="20"/>
+        <w:lang w:val="en-ZA" w:eastAsia="en-ZA"/>
+      </w:rPr>
+      <mc:AlternateContent>
+        <mc:Choice Requires="wps">
+          <w:drawing>
+            <wp:anchor distT="0" distB="0" distL="0" distR="0" simplePos="0" relativeHeight="487227392" behindDoc="1" locked="0" layoutInCell="1" allowOverlap="1" wp14:anchorId="747BD54F" wp14:editId="4DB32159">
+              <wp:simplePos x="0" y="0"/>
+              <wp:positionH relativeFrom="page">
+                <wp:posOffset>886764</wp:posOffset>
+              </wp:positionH>
+              <wp:positionV relativeFrom="page">
+                <wp:posOffset>9348822</wp:posOffset>
+              </wp:positionV>
+              <wp:extent cx="3434715" cy="421640"/>
+              <wp:effectExtent l="0" t="0" r="0" b="0"/>
+              <wp:wrapNone/>
+              <wp:docPr id="203" name="Textbox 203"/>
+              <wp:cNvGraphicFramePr>
+                <a:graphicFrameLocks xmlns:a="http://schemas.openxmlformats.org/drawingml/2006/main"/>
+              </wp:cNvGraphicFramePr>
+              <a:graphic xmlns:a="http://schemas.openxmlformats.org/drawingml/2006/main">
+                <a:graphicData uri="http://schemas.microsoft.com/office/word/2010/wordprocessingShape">
+                  <wps:wsp>
+                    <wps:cNvSpPr txBox="1">
+                      <a:spLocks/>
+                    </wps:cNvSpPr>
+                    <wps:spPr>
+                      <a:xfrm>
+                        <a:off x="0" y="0"/>
+                        <a:ext cx="3434715" cy="421640"/>
+                      </a:xfrm>
+                      <a:prstGeom prst="rect">
+                        <a:avLst/>
+                      </a:prstGeom>
+                    </wps:spPr>
+                    <wps:txbx>
+                      <w:txbxContent>
+                        <w:p>
+                          <w:pPr>
+                            <w:spacing w:before="20"/>
+                            <w:ind w:left="20"/>
+                            <w:rPr>
+                              <w:rFonts w:ascii="Verdana"/>
+                              <w:sz w:val="12"/>
+                            </w:rPr>
+                          </w:pPr>
+                          <w:r>
+                            <w:rPr>
+                              <w:rFonts w:ascii="Verdana"/>
+                              <w:sz w:val="12"/>
+                            </w:rPr>
+                            <w:t>47</w:t>
+                          </w:r>
+                          <w:r>
+                            <w:rPr>
+                              <w:rFonts w:ascii="Verdana"/>
+                              <w:spacing w:val="-1"/>
+                              <w:sz w:val="12"/>
+                            </w:rPr>
+                            <w:t xml:space="preserve"> </w:t>
+                          </w:r>
+                          <w:r>
+                            <w:rPr>
+                              <w:rFonts w:ascii="Verdana"/>
+                              <w:sz w:val="12"/>
+                            </w:rPr>
+                            <w:t>Strand</w:t>
+                          </w:r>
+                          <w:r>
+                            <w:rPr>
+                              <w:rFonts w:ascii="Verdana"/>
+                              <w:spacing w:val="-6"/>
+                              <w:sz w:val="12"/>
+                            </w:rPr>
+                            <w:t xml:space="preserve"> </w:t>
+                          </w:r>
+                          <w:r>
+                            <w:rPr>
+                              <w:rFonts w:ascii="Verdana"/>
+                              <w:sz w:val="12"/>
+                            </w:rPr>
+                            <w:t>Street,</w:t>
+                          </w:r>
+                          <w:r>
+                            <w:rPr>
+                              <w:rFonts w:ascii="Verdana"/>
+                              <w:spacing w:val="-4"/>
+                              <w:sz w:val="12"/>
+                            </w:rPr>
+                            <w:t xml:space="preserve"> </w:t>
+                          </w:r>
+                          <w:r>
+                            <w:rPr>
+                              <w:rFonts w:ascii="Verdana"/>
+                              <w:sz w:val="12"/>
+                            </w:rPr>
+                            <w:t>Cape</w:t>
+                          </w:r>
+                          <w:r>
+                            <w:rPr>
+                              <w:rFonts w:ascii="Verdana"/>
+                              <w:spacing w:val="-11"/>
+                              <w:sz w:val="12"/>
+                            </w:rPr>
+                            <w:t xml:space="preserve"> </w:t>
+                          </w:r>
+                          <w:r>
+                            <w:rPr>
+                              <w:rFonts w:ascii="Verdana"/>
+                              <w:sz w:val="12"/>
+                            </w:rPr>
+                            <w:t>Town,</w:t>
+                          </w:r>
+                          <w:r>
+                            <w:rPr>
+                              <w:rFonts w:ascii="Verdana"/>
+                              <w:spacing w:val="-3"/>
+                              <w:sz w:val="12"/>
+                            </w:rPr>
+                            <w:t xml:space="preserve"> </w:t>
+                          </w:r>
+                          <w:r>
+                            <w:rPr>
+                              <w:rFonts w:ascii="Verdana"/>
+                              <w:sz w:val="12"/>
+                            </w:rPr>
+                            <w:t xml:space="preserve">South </w:t>
+                          </w:r>
+                          <w:r>
+                            <w:rPr>
+                              <w:rFonts w:ascii="Verdana"/>
+                              <w:spacing w:val="-2"/>
+                              <w:sz w:val="12"/>
+                            </w:rPr>
+                            <w:t>Africa</w:t>
+                          </w:r>
+                        </w:p>
+                        <w:p>
+                          <w:pPr>
+                            <w:spacing w:before="18"/>
+                            <w:ind w:left="20"/>
+                            <w:rPr>
+                              <w:sz w:val="12"/>
+                            </w:rPr>
+                          </w:pPr>
+                          <w:r>
+                            <w:rPr>
+                              <w:sz w:val="12"/>
+                            </w:rPr>
+                            <w:t>Tel:</w:t>
+                          </w:r>
+                          <w:r>
+                            <w:rPr>
+                              <w:spacing w:val="-5"/>
+                              <w:sz w:val="12"/>
+                            </w:rPr>
+                            <w:t xml:space="preserve"> </w:t>
+                          </w:r>
+                          <w:r>
+                            <w:rPr>
+                              <w:sz w:val="12"/>
+                            </w:rPr>
+                            <w:t>+27</w:t>
+                          </w:r>
+                          <w:r>
+                            <w:rPr>
+                              <w:spacing w:val="-3"/>
+                              <w:sz w:val="12"/>
+                            </w:rPr>
+                            <w:t xml:space="preserve"> </w:t>
+                          </w:r>
+                          <w:r>
+                            <w:rPr>
+                              <w:sz w:val="12"/>
+                            </w:rPr>
+                            <w:t>82</w:t>
+                          </w:r>
+                          <w:r>
+                            <w:rPr>
+                              <w:spacing w:val="-7"/>
+                              <w:sz w:val="12"/>
+                            </w:rPr>
+                            <w:t xml:space="preserve"> </w:t>
+                          </w:r>
+                          <w:r>
+                            <w:rPr>
+                              <w:sz w:val="12"/>
+                            </w:rPr>
+                            <w:t>373</w:t>
+                          </w:r>
+                          <w:r>
+                            <w:rPr>
+                              <w:spacing w:val="-6"/>
+                              <w:sz w:val="12"/>
+                            </w:rPr>
+                            <w:t xml:space="preserve"> </w:t>
+                          </w:r>
+                          <w:r>
+                            <w:rPr>
+                              <w:sz w:val="12"/>
+                            </w:rPr>
+                            <w:t>8415</w:t>
+                          </w:r>
+                          <w:r>
+                            <w:rPr>
+                              <w:spacing w:val="-3"/>
+                              <w:sz w:val="12"/>
+                            </w:rPr>
+                            <w:t xml:space="preserve"> </w:t>
+                          </w:r>
+                          <w:r>
+                            <w:rPr>
+                              <w:sz w:val="12"/>
+                            </w:rPr>
+                            <w:t>/</w:t>
+                          </w:r>
+                          <w:r>
+                            <w:rPr>
+                              <w:spacing w:val="-2"/>
+                              <w:sz w:val="12"/>
+                            </w:rPr>
+                            <w:t xml:space="preserve"> </w:t>
+                          </w:r>
+                          <w:r>
+                            <w:rPr>
+                              <w:sz w:val="12"/>
+                            </w:rPr>
+                            <w:t>+27</w:t>
+                          </w:r>
+                          <w:r>
+                            <w:rPr>
+                              <w:spacing w:val="-5"/>
+                              <w:sz w:val="12"/>
+                            </w:rPr>
+                            <w:t xml:space="preserve"> </w:t>
+                          </w:r>
+                          <w:r>
+                            <w:rPr>
+                              <w:sz w:val="12"/>
+                            </w:rPr>
+                            <w:t>74</w:t>
+                          </w:r>
+                          <w:r>
+                            <w:rPr>
+                              <w:spacing w:val="-3"/>
+                              <w:sz w:val="12"/>
+                            </w:rPr>
+                            <w:t xml:space="preserve"> </w:t>
+                          </w:r>
+                          <w:r>
+                            <w:rPr>
+                              <w:sz w:val="12"/>
+                            </w:rPr>
+                            <w:t>036</w:t>
+                          </w:r>
+                          <w:r>
+                            <w:rPr>
+                              <w:spacing w:val="-2"/>
+                              <w:sz w:val="12"/>
+                            </w:rPr>
+                            <w:t xml:space="preserve"> </w:t>
+                          </w:r>
+                          <w:r>
+                            <w:rPr>
+                              <w:spacing w:val="-4"/>
+                              <w:sz w:val="12"/>
+                            </w:rPr>
+                            <w:t>6127</w:t>
+                          </w:r>
+                        </w:p>
+                        <w:p>
+                          <w:pPr>
+                            <w:spacing w:before="23"/>
+                            <w:ind w:left="20"/>
+                            <w:rPr>
+                              <w:sz w:val="12"/>
+                            </w:rPr>
+                          </w:pPr>
+                          <w:r>
+                            <w:rPr>
+                              <w:sz w:val="12"/>
+                            </w:rPr>
+                            <w:t>PO</w:t>
+                          </w:r>
+                          <w:r>
+                            <w:rPr>
+                              <w:spacing w:val="-7"/>
+                              <w:sz w:val="12"/>
+                            </w:rPr>
+                            <w:t xml:space="preserve"> </w:t>
+                          </w:r>
+                          <w:r>
+                            <w:rPr>
+                              <w:sz w:val="12"/>
+                            </w:rPr>
+                            <w:t>Box</w:t>
+                          </w:r>
+                          <w:r>
+                            <w:rPr>
+                              <w:spacing w:val="-8"/>
+                              <w:sz w:val="12"/>
+                            </w:rPr>
+                            <w:t xml:space="preserve"> </w:t>
+                          </w:r>
+                          <w:proofErr w:type="gramStart"/>
+                          <w:r>
+                            <w:rPr>
+                              <w:sz w:val="12"/>
+                            </w:rPr>
+                            <w:t>3733</w:t>
+                          </w:r>
+                          <w:r>
+                            <w:rPr>
+                              <w:spacing w:val="-7"/>
+                              <w:sz w:val="12"/>
+                            </w:rPr>
+                            <w:t xml:space="preserve"> </w:t>
+                          </w:r>
+                          <w:r>
+                            <w:rPr>
+                              <w:sz w:val="12"/>
+                            </w:rPr>
+                            <w:t>,</w:t>
+                          </w:r>
+                          <w:proofErr w:type="gramEnd"/>
+                          <w:r>
+                            <w:rPr>
+                              <w:spacing w:val="-6"/>
+                              <w:sz w:val="12"/>
+                            </w:rPr>
+                            <w:t xml:space="preserve"> </w:t>
+                          </w:r>
+                          <w:r>
+                            <w:rPr>
+                              <w:sz w:val="12"/>
+                            </w:rPr>
+                            <w:t>Cape</w:t>
+                          </w:r>
+                          <w:r>
+                            <w:rPr>
+                              <w:spacing w:val="-9"/>
+                              <w:sz w:val="12"/>
+                            </w:rPr>
+                            <w:t xml:space="preserve"> </w:t>
+                          </w:r>
+                          <w:r>
+                            <w:rPr>
+                              <w:sz w:val="12"/>
+                            </w:rPr>
+                            <w:t>Town</w:t>
+                          </w:r>
+                          <w:r>
+                            <w:rPr>
+                              <w:spacing w:val="-6"/>
+                              <w:sz w:val="12"/>
+                            </w:rPr>
+                            <w:t xml:space="preserve"> </w:t>
+                          </w:r>
+                          <w:r>
+                            <w:rPr>
+                              <w:sz w:val="12"/>
+                            </w:rPr>
+                            <w:t>8001</w:t>
+                          </w:r>
+                          <w:r>
+                            <w:rPr>
+                              <w:spacing w:val="-6"/>
+                              <w:sz w:val="12"/>
+                            </w:rPr>
+                            <w:t xml:space="preserve"> </w:t>
+                          </w:r>
+                          <w:r>
+                            <w:rPr>
+                              <w:sz w:val="12"/>
+                            </w:rPr>
+                            <w:t>/</w:t>
+                          </w:r>
+                          <w:r>
+                            <w:rPr>
+                              <w:spacing w:val="-4"/>
+                              <w:sz w:val="12"/>
+                            </w:rPr>
+                            <w:t xml:space="preserve"> </w:t>
+                          </w:r>
+                          <w:hyperlink r:id="rId2">
+                            <w:r>
+                              <w:rPr>
+                                <w:color w:val="0000FF"/>
+                                <w:sz w:val="12"/>
+                                <w:u w:val="single" w:color="0000FF"/>
+                              </w:rPr>
+                              <w:t>www.sami.co.za</w:t>
+                            </w:r>
+                          </w:hyperlink>
+                          <w:r>
+                            <w:rPr>
+                              <w:color w:val="0000FF"/>
+                              <w:spacing w:val="-1"/>
+                              <w:sz w:val="12"/>
+                            </w:rPr>
+                            <w:t xml:space="preserve"> </w:t>
+                          </w:r>
+                          <w:hyperlink r:id="rId3">
+                            <w:r>
+                              <w:rPr>
+                                <w:sz w:val="12"/>
+                              </w:rPr>
+                              <w:t>/</w:t>
+                            </w:r>
+                            <w:r>
+                              <w:rPr>
+                                <w:spacing w:val="-3"/>
+                                <w:sz w:val="12"/>
+                              </w:rPr>
+                              <w:t xml:space="preserve"> </w:t>
+                            </w:r>
+                            <w:r>
+                              <w:rPr>
+                                <w:spacing w:val="-2"/>
+                                <w:sz w:val="12"/>
+                              </w:rPr>
+                              <w:t>www.samigration.com</w:t>
+                            </w:r>
+                          </w:hyperlink>
+                        </w:p>
+                        <w:p>
+                          <w:pPr>
+                            <w:spacing w:before="23"/>
+                            <w:ind w:left="20"/>
+                            <w:rPr>
+                              <w:sz w:val="12"/>
+                            </w:rPr>
+                          </w:pPr>
+                          <w:r>
+                            <w:rPr>
+                              <w:sz w:val="12"/>
+                            </w:rPr>
+                            <w:t>CEO</w:t>
+                          </w:r>
+                          <w:r>
+                            <w:rPr>
+                              <w:spacing w:val="-10"/>
+                              <w:sz w:val="12"/>
+                            </w:rPr>
+                            <w:t xml:space="preserve"> </w:t>
+                          </w:r>
+                          <w:r>
+                            <w:rPr>
+                              <w:sz w:val="12"/>
+                            </w:rPr>
+                            <w:t>-</w:t>
+                          </w:r>
+                          <w:r>
+                            <w:rPr>
+                              <w:spacing w:val="-9"/>
+                              <w:sz w:val="12"/>
+                            </w:rPr>
+                            <w:t xml:space="preserve"> </w:t>
+                          </w:r>
+                          <w:r>
+                            <w:rPr>
+                              <w:sz w:val="12"/>
+                            </w:rPr>
+                            <w:t>Rod</w:t>
+                          </w:r>
+                          <w:r>
+                            <w:rPr>
+                              <w:spacing w:val="-8"/>
+                              <w:sz w:val="12"/>
+                            </w:rPr>
+                            <w:t xml:space="preserve"> </w:t>
+                          </w:r>
+                          <w:r>
+                            <w:rPr>
+                              <w:sz w:val="12"/>
+                            </w:rPr>
+                            <w:t>Maxwell</w:t>
+                          </w:r>
+                          <w:r>
+                            <w:rPr>
+                              <w:spacing w:val="-8"/>
+                              <w:sz w:val="12"/>
+                            </w:rPr>
+                            <w:t xml:space="preserve"> </w:t>
+                          </w:r>
+                          <w:r>
+                            <w:rPr>
+                              <w:sz w:val="12"/>
+                            </w:rPr>
+                            <w:t>–</w:t>
+                          </w:r>
+                          <w:r>
+                            <w:rPr>
+                              <w:spacing w:val="-9"/>
+                              <w:sz w:val="12"/>
+                            </w:rPr>
+                            <w:t xml:space="preserve"> </w:t>
+                          </w:r>
+                          <w:proofErr w:type="spellStart"/>
+                          <w:r>
+                            <w:rPr>
+                              <w:sz w:val="12"/>
+                            </w:rPr>
+                            <w:t>Reg</w:t>
+                          </w:r>
+                          <w:proofErr w:type="spellEnd"/>
+                          <w:r>
+                            <w:rPr>
+                              <w:spacing w:val="-9"/>
+                              <w:sz w:val="12"/>
+                            </w:rPr>
+                            <w:t xml:space="preserve"> </w:t>
+                          </w:r>
+                          <w:r>
+                            <w:rPr>
+                              <w:sz w:val="12"/>
+                            </w:rPr>
+                            <w:t>Migration</w:t>
+                          </w:r>
+                          <w:r>
+                            <w:rPr>
+                              <w:spacing w:val="-8"/>
+                              <w:sz w:val="12"/>
+                            </w:rPr>
+                            <w:t xml:space="preserve"> </w:t>
+                          </w:r>
+                          <w:r>
+                            <w:rPr>
+                              <w:sz w:val="12"/>
+                            </w:rPr>
+                            <w:t>Practitioner</w:t>
+                          </w:r>
+                          <w:r>
+                            <w:rPr>
+                              <w:spacing w:val="-8"/>
+                              <w:sz w:val="12"/>
+                            </w:rPr>
+                            <w:t xml:space="preserve"> </w:t>
+                          </w:r>
+                          <w:r>
+                            <w:rPr>
+                              <w:sz w:val="12"/>
+                            </w:rPr>
+                            <w:t>–</w:t>
+                          </w:r>
+                          <w:r>
+                            <w:rPr>
+                              <w:spacing w:val="-9"/>
+                              <w:sz w:val="12"/>
+                            </w:rPr>
+                            <w:t xml:space="preserve"> </w:t>
+                          </w:r>
+                          <w:proofErr w:type="gramStart"/>
+                          <w:r>
+                            <w:rPr>
+                              <w:sz w:val="12"/>
+                            </w:rPr>
+                            <w:t>IP(</w:t>
+                          </w:r>
+                          <w:proofErr w:type="gramEnd"/>
+                          <w:r>
+                            <w:rPr>
+                              <w:sz w:val="12"/>
+                            </w:rPr>
+                            <w:t>SA)</w:t>
+                          </w:r>
+                          <w:r>
+                            <w:rPr>
+                              <w:spacing w:val="-8"/>
+                              <w:sz w:val="12"/>
+                            </w:rPr>
+                            <w:t xml:space="preserve"> </w:t>
+                          </w:r>
+                          <w:r>
+                            <w:rPr>
+                              <w:sz w:val="12"/>
+                            </w:rPr>
+                            <w:t>No.2004/01/0067</w:t>
+                          </w:r>
+                          <w:r>
+                            <w:rPr>
+                              <w:spacing w:val="3"/>
+                              <w:sz w:val="12"/>
+                            </w:rPr>
+                            <w:t xml:space="preserve"> </w:t>
+                          </w:r>
+                          <w:r>
+                            <w:rPr>
+                              <w:sz w:val="12"/>
+                            </w:rPr>
+                            <w:t>(DHA)</w:t>
+                          </w:r>
+                          <w:r>
+                            <w:rPr>
+                              <w:spacing w:val="-8"/>
+                              <w:sz w:val="12"/>
+                            </w:rPr>
+                            <w:t xml:space="preserve"> </w:t>
+                          </w:r>
+                          <w:r>
+                            <w:rPr>
+                              <w:sz w:val="12"/>
+                            </w:rPr>
+                            <w:t>RDMX-SQ</w:t>
+                          </w:r>
+                          <w:r>
+                            <w:rPr>
+                              <w:spacing w:val="-8"/>
+                              <w:sz w:val="12"/>
+                            </w:rPr>
+                            <w:t xml:space="preserve"> </w:t>
+                          </w:r>
+                          <w:r>
+                            <w:rPr>
+                              <w:spacing w:val="-2"/>
+                              <w:sz w:val="12"/>
+                            </w:rPr>
+                            <w:t>(FIPSA)</w:t>
+                          </w:r>
+                        </w:p>
+                      </w:txbxContent>
+                    </wps:txbx>
+                    <wps:bodyPr wrap="square" lIns="0" tIns="0" rIns="0" bIns="0" rtlCol="0">
+                      <a:noAutofit/>
+                    </wps:bodyPr>
+                  </wps:wsp>
+                </a:graphicData>
+              </a:graphic>
+            </wp:anchor>
+          </w:drawing>
+        </mc:Choice>
+        <mc:Fallback>
+          <w:pict>
+            <v:shapetype id="_x0000_t202" coordsize="21600,21600" o:spt="202" path="m,l,21600r21600,l21600,xe">
+              <v:stroke joinstyle="miter"/>
+              <v:path gradientshapeok="t" o:connecttype="rect"/>
+            </v:shapetype>
+            <v:shape id="Textbox 203" o:spid="_x0000_s1026" type="#_x0000_t202" style="position:absolute;margin-left:69.8pt;margin-top:736.15pt;width:270.45pt;height:33.2pt;z-index:-16089088;visibility:visible;mso-wrap-style:square;mso-wrap-distance-left:0;mso-wrap-distance-top:0;mso-wrap-distance-right:0;mso-wrap-distance-bottom:0;mso-position-horizontal:absolute;mso-position-horizontal-relative:page;mso-position-vertical:absolute;mso-position-vertical-relative:page;v-text-anchor:top" o:gfxdata="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" filled="f" stroked="f">
+              <v:path arrowok="t"/>
+              <v:textbox inset="0,0,0,0">
+                <w:txbxContent>
+                  <w:p>
+                    <w:pPr>
+                      <w:spacing w:before="20"/>
+                      <w:ind w:left="20"/>
+                      <w:rPr>
+                        <w:rFonts w:ascii="Verdana"/>
+                        <w:sz w:val="12"/>
+                      </w:rPr>
+                    </w:pPr>
+                    <w:r>
+                      <w:rPr>
+                        <w:rFonts w:ascii="Verdana"/>
+                        <w:sz w:val="12"/>
+                      </w:rPr>
+                      <w:t>47</w:t>
+                    </w:r>
+                    <w:r>
+                      <w:rPr>
+                        <w:rFonts w:ascii="Verdana"/>
+                        <w:spacing w:val="-1"/>
+                        <w:sz w:val="12"/>
+                      </w:rPr>
+                      <w:t xml:space="preserve"> </w:t>
+                    </w:r>
+                    <w:r>
+                      <w:rPr>
+                        <w:rFonts w:ascii="Verdana"/>
+                        <w:sz w:val="12"/>
+                      </w:rPr>
+                      <w:t>Strand</w:t>
+                    </w:r>
+                    <w:r>
+                      <w:rPr>
+                        <w:rFonts w:ascii="Verdana"/>
+                        <w:spacing w:val="-6"/>
+                        <w:sz w:val="12"/>
+                      </w:rPr>
+                      <w:t xml:space="preserve"> </w:t>
+                    </w:r>
+                    <w:r>
+                      <w:rPr>
+                        <w:rFonts w:ascii="Verdana"/>
+                        <w:sz w:val="12"/>
+                      </w:rPr>
+                      <w:t>Street,</w:t>
+                    </w:r>
+                    <w:r>
+                      <w:rPr>
+                        <w:rFonts w:ascii="Verdana"/>
+                        <w:spacing w:val="-4"/>
+                        <w:sz w:val="12"/>
+                      </w:rPr>
+                      <w:t xml:space="preserve"> </w:t>
+                    </w:r>
+                    <w:r>
+                      <w:rPr>
+                        <w:rFonts w:ascii="Verdana"/>
+                        <w:sz w:val="12"/>
+                      </w:rPr>
+                      <w:t>Cape</w:t>
+                    </w:r>
+                    <w:r>
+                      <w:rPr>
+                        <w:rFonts w:ascii="Verdana"/>
+                        <w:spacing w:val="-11"/>
+                        <w:sz w:val="12"/>
+                      </w:rPr>
+                      <w:t xml:space="preserve"> </w:t>
+                    </w:r>
+                    <w:r>
+                      <w:rPr>
+                        <w:rFonts w:ascii="Verdana"/>
+                        <w:sz w:val="12"/>
+                      </w:rPr>
+                      <w:t>Town,</w:t>
+                    </w:r>
+                    <w:r>
+                      <w:rPr>
+                        <w:rFonts w:ascii="Verdana"/>
+                        <w:spacing w:val="-3"/>
+                        <w:sz w:val="12"/>
+                      </w:rPr>
+                      <w:t xml:space="preserve"> </w:t>
+                    </w:r>
+                    <w:r>
+                      <w:rPr>
+                        <w:rFonts w:ascii="Verdana"/>
+                        <w:sz w:val="12"/>
+                      </w:rPr>
+                      <w:t xml:space="preserve">South </w:t>
+                    </w:r>
+                    <w:r>
+                      <w:rPr>
+                        <w:rFonts w:ascii="Verdana"/>
+                        <w:spacing w:val="-2"/>
+                        <w:sz w:val="12"/>
+                      </w:rPr>
+                      <w:t>Africa</w:t>
+                    </w:r>
+                  </w:p>
+                  <w:p>
+                    <w:pPr>
+                      <w:spacing w:before="18"/>
+                      <w:ind w:left="20"/>
+                      <w:rPr>
+                        <w:sz w:val="12"/>
+                      </w:rPr>
+                    </w:pPr>
+                    <w:r>
+                      <w:rPr>
+                        <w:sz w:val="12"/>
+                      </w:rPr>
+                      <w:t>Tel:</w:t>
+                    </w:r>
+                    <w:r>
+                      <w:rPr>
+                        <w:spacing w:val="-5"/>
+                        <w:sz w:val="12"/>
+                      </w:rPr>
+                      <w:t xml:space="preserve"> </w:t>
+                    </w:r>
+                    <w:r>
+                      <w:rPr>
+                        <w:sz w:val="12"/>
+                      </w:rPr>
+                      <w:t>+27</w:t>
+                    </w:r>
+                    <w:r>
+                      <w:rPr>
+                        <w:spacing w:val="-3"/>
+                        <w:sz w:val="12"/>
+                      </w:rPr>
+                      <w:t xml:space="preserve"> </w:t>
+                    </w:r>
+                    <w:r>
+                      <w:rPr>
+                        <w:sz w:val="12"/>
+                      </w:rPr>
+                      <w:t>82</w:t>
+                    </w:r>
+                    <w:r>
+                      <w:rPr>
+                        <w:spacing w:val="-7"/>
+                        <w:sz w:val="12"/>
+                      </w:rPr>
+                      <w:t xml:space="preserve"> </w:t>
+                    </w:r>
+                    <w:r>
+                      <w:rPr>
+                        <w:sz w:val="12"/>
+                      </w:rPr>
+                      <w:t>373</w:t>
+                    </w:r>
+                    <w:r>
+                      <w:rPr>
+                        <w:spacing w:val="-6"/>
+                        <w:sz w:val="12"/>
+                      </w:rPr>
+                      <w:t xml:space="preserve"> </w:t>
+                    </w:r>
+                    <w:r>
+                      <w:rPr>
+                        <w:sz w:val="12"/>
+                      </w:rPr>
+                      <w:t>8415</w:t>
+                    </w:r>
+                    <w:r>
+                      <w:rPr>
+                        <w:spacing w:val="-3"/>
+                        <w:sz w:val="12"/>
+                      </w:rPr>
+                      <w:t xml:space="preserve"> </w:t>
+                    </w:r>
+                    <w:r>
+                      <w:rPr>
+                        <w:sz w:val="12"/>
+                      </w:rPr>
+                      <w:t>/</w:t>
+                    </w:r>
+                    <w:r>
+                      <w:rPr>
+                        <w:spacing w:val="-2"/>
+                        <w:sz w:val="12"/>
+                      </w:rPr>
+                      <w:t xml:space="preserve"> </w:t>
+                    </w:r>
+                    <w:r>
+                      <w:rPr>
+                        <w:sz w:val="12"/>
+                      </w:rPr>
+                      <w:t>+27</w:t>
+                    </w:r>
+                    <w:r>
+                      <w:rPr>
+                        <w:spacing w:val="-5"/>
+                        <w:sz w:val="12"/>
+                      </w:rPr>
+                      <w:t xml:space="preserve"> </w:t>
+                    </w:r>
+                    <w:r>
+                      <w:rPr>
+                        <w:sz w:val="12"/>
+                      </w:rPr>
+                      <w:t>74</w:t>
+                    </w:r>
+                    <w:r>
+                      <w:rPr>
+                        <w:spacing w:val="-3"/>
+                        <w:sz w:val="12"/>
+                      </w:rPr>
+                      <w:t xml:space="preserve"> </w:t>
+                    </w:r>
+                    <w:r>
+                      <w:rPr>
+                        <w:sz w:val="12"/>
+                      </w:rPr>
+                      <w:t>036</w:t>
+                    </w:r>
+                    <w:r>
+                      <w:rPr>
+                        <w:spacing w:val="-2"/>
+                        <w:sz w:val="12"/>
+                      </w:rPr>
+                      <w:t xml:space="preserve"> </w:t>
+                    </w:r>
+                    <w:r>
+                      <w:rPr>
+                        <w:spacing w:val="-4"/>
+                        <w:sz w:val="12"/>
+                      </w:rPr>
+                      <w:t>6127</w:t>
+                    </w:r>
+                  </w:p>
+                  <w:p>
+                    <w:pPr>
+                      <w:spacing w:before="23"/>
+                      <w:ind w:left="20"/>
+                      <w:rPr>
+                        <w:sz w:val="12"/>
+                      </w:rPr>
+                    </w:pPr>
+                    <w:r>
+                      <w:rPr>
+                        <w:sz w:val="12"/>
+                      </w:rPr>
+                      <w:t>PO</w:t>
+                    </w:r>
+                    <w:r>
+                      <w:rPr>
+                        <w:spacing w:val="-7"/>
+                        <w:sz w:val="12"/>
+                      </w:rPr>
+                      <w:t xml:space="preserve"> </w:t>
+                    </w:r>
+                    <w:r>
+                      <w:rPr>
+                        <w:sz w:val="12"/>
+                      </w:rPr>
+                      <w:t>Box</w:t>
+                    </w:r>
+                    <w:r>
+                      <w:rPr>
+                        <w:spacing w:val="-8"/>
+                        <w:sz w:val="12"/>
+                      </w:rPr>
+                      <w:t xml:space="preserve"> </w:t>
+                    </w:r>
+                    <w:proofErr w:type="gramStart"/>
+                    <w:r>
+                      <w:rPr>
+                        <w:sz w:val="12"/>
+                      </w:rPr>
+                      <w:t>3733</w:t>
+                    </w:r>
+                    <w:r>
+                      <w:rPr>
+                        <w:spacing w:val="-7"/>
+                        <w:sz w:val="12"/>
+                      </w:rPr>
+                      <w:t xml:space="preserve"> </w:t>
+                    </w:r>
+                    <w:r>
+                      <w:rPr>
+                        <w:sz w:val="12"/>
+                      </w:rPr>
+                      <w:t>,</w:t>
+                    </w:r>
+                    <w:proofErr w:type="gramEnd"/>
+                    <w:r>
+                      <w:rPr>
+                        <w:spacing w:val="-6"/>
+                        <w:sz w:val="12"/>
+                      </w:rPr>
+                      <w:t xml:space="preserve"> </w:t>
+                    </w:r>
+                    <w:r>
+                      <w:rPr>
+                        <w:sz w:val="12"/>
+                      </w:rPr>
+                      <w:t>Cape</w:t>
+                    </w:r>
+                    <w:r>
+                      <w:rPr>
+                        <w:spacing w:val="-9"/>
+                        <w:sz w:val="12"/>
+                      </w:rPr>
+                      <w:t xml:space="preserve"> </w:t>
+                    </w:r>
+                    <w:r>
+                      <w:rPr>
+                        <w:sz w:val="12"/>
+                      </w:rPr>
+                      <w:t>Town</w:t>
+                    </w:r>
+                    <w:r>
+                      <w:rPr>
+                        <w:spacing w:val="-6"/>
+                        <w:sz w:val="12"/>
+                      </w:rPr>
+                      <w:t xml:space="preserve"> </w:t>
+                    </w:r>
+                    <w:r>
+                      <w:rPr>
+                        <w:sz w:val="12"/>
+                      </w:rPr>
+                      <w:t>8001</w:t>
+                    </w:r>
+                    <w:r>
+                      <w:rPr>
+                        <w:spacing w:val="-6"/>
+                        <w:sz w:val="12"/>
+                      </w:rPr>
+                      <w:t xml:space="preserve"> </w:t>
+                    </w:r>
+                    <w:r>
+                      <w:rPr>
+                        <w:sz w:val="12"/>
+                      </w:rPr>
+                      <w:t>/</w:t>
+                    </w:r>
+                    <w:r>
+                      <w:rPr>
+                        <w:spacing w:val="-4"/>
+                        <w:sz w:val="12"/>
+                      </w:rPr>
+                      <w:t xml:space="preserve"> </w:t>
+                    </w:r>
+                    <w:hyperlink r:id="rId4">
+                      <w:r>
+                        <w:rPr>
+                          <w:color w:val="0000FF"/>
+                          <w:sz w:val="12"/>
+                          <w:u w:val="single" w:color="0000FF"/>
+                        </w:rPr>
+                        <w:t>www.sami.co.za</w:t>
+                      </w:r>
+                    </w:hyperlink>
+                    <w:r>
+                      <w:rPr>
+                        <w:color w:val="0000FF"/>
+                        <w:spacing w:val="-1"/>
+                        <w:sz w:val="12"/>
+                      </w:rPr>
+                      <w:t xml:space="preserve"> </w:t>
+                    </w:r>
+                    <w:hyperlink r:id="rId5">
+                      <w:r>
+                        <w:rPr>
+                          <w:sz w:val="12"/>
+                        </w:rPr>
+                        <w:t>/</w:t>
+                      </w:r>
+                      <w:r>
+                        <w:rPr>
+                          <w:spacing w:val="-3"/>
+                          <w:sz w:val="12"/>
+                        </w:rPr>
+                        <w:t xml:space="preserve"> </w:t>
+                      </w:r>
+                      <w:r>
+                        <w:rPr>
+                          <w:spacing w:val="-2"/>
+                          <w:sz w:val="12"/>
+                        </w:rPr>
+                        <w:t>www.samigration.com</w:t>
+                      </w:r>
+                    </w:hyperlink>
+                  </w:p>
+                  <w:p>
+                    <w:pPr>
+                      <w:spacing w:before="23"/>
+                      <w:ind w:left="20"/>
+                      <w:rPr>
+                        <w:sz w:val="12"/>
+                      </w:rPr>
+                    </w:pPr>
+                    <w:r>
+                      <w:rPr>
+                        <w:sz w:val="12"/>
+                      </w:rPr>
+                      <w:t>CEO</w:t>
+                    </w:r>
+                    <w:r>
+                      <w:rPr>
+                        <w:spacing w:val="-10"/>
+                        <w:sz w:val="12"/>
+                      </w:rPr>
+                      <w:t xml:space="preserve"> </w:t>
+                    </w:r>
+                    <w:r>
+                      <w:rPr>
+                        <w:sz w:val="12"/>
+                      </w:rPr>
+                      <w:t>-</w:t>
+                    </w:r>
+                    <w:r>
+                      <w:rPr>
+                        <w:spacing w:val="-9"/>
+                        <w:sz w:val="12"/>
+                      </w:rPr>
+                      <w:t xml:space="preserve"> </w:t>
+                    </w:r>
+                    <w:r>
+                      <w:rPr>
+                        <w:sz w:val="12"/>
+                      </w:rPr>
+                      <w:t>Rod</w:t>
+                    </w:r>
+                    <w:r>
+                      <w:rPr>
+                        <w:spacing w:val="-8"/>
+                        <w:sz w:val="12"/>
+                      </w:rPr>
+                      <w:t xml:space="preserve"> </w:t>
+                    </w:r>
+                    <w:r>
+                      <w:rPr>
+                        <w:sz w:val="12"/>
+                      </w:rPr>
+                      <w:t>Maxwell</w:t>
+                    </w:r>
+                    <w:r>
+                      <w:rPr>
+                        <w:spacing w:val="-8"/>
+                        <w:sz w:val="12"/>
+                      </w:rPr>
+                      <w:t xml:space="preserve"> </w:t>
+                    </w:r>
+                    <w:r>
+                      <w:rPr>
+                        <w:sz w:val="12"/>
+                      </w:rPr>
+                      <w:t>–</w:t>
+                    </w:r>
+                    <w:r>
+                      <w:rPr>
+                        <w:spacing w:val="-9"/>
+                        <w:sz w:val="12"/>
+                      </w:rPr>
+                      <w:t xml:space="preserve"> </w:t>
+                    </w:r>
+                    <w:proofErr w:type="spellStart"/>
+                    <w:r>
+                      <w:rPr>
+                        <w:sz w:val="12"/>
+                      </w:rPr>
+                      <w:t>Reg</w:t>
+                    </w:r>
+                    <w:proofErr w:type="spellEnd"/>
+                    <w:r>
+                      <w:rPr>
+                        <w:spacing w:val="-9"/>
+                        <w:sz w:val="12"/>
+                      </w:rPr>
+                      <w:t xml:space="preserve"> </w:t>
+                    </w:r>
+                    <w:r>
+                      <w:rPr>
+                        <w:sz w:val="12"/>
+                      </w:rPr>
+                      <w:t>Migration</w:t>
+                    </w:r>
+                    <w:r>
+                      <w:rPr>
+                        <w:spacing w:val="-8"/>
+                        <w:sz w:val="12"/>
+                      </w:rPr>
+                      <w:t xml:space="preserve"> </w:t>
+                    </w:r>
+                    <w:r>
+                      <w:rPr>
+                        <w:sz w:val="12"/>
+                      </w:rPr>
+                      <w:t>Practitioner</w:t>
+                    </w:r>
+                    <w:r>
+                      <w:rPr>
+                        <w:spacing w:val="-8"/>
+                        <w:sz w:val="12"/>
+                      </w:rPr>
+                      <w:t xml:space="preserve"> </w:t>
+                    </w:r>
+                    <w:r>
+                      <w:rPr>
+                        <w:sz w:val="12"/>
+                      </w:rPr>
+                      <w:t>–</w:t>
+                    </w:r>
+                    <w:r>
+                      <w:rPr>
+                        <w:spacing w:val="-9"/>
+                        <w:sz w:val="12"/>
+                      </w:rPr>
+                      <w:t xml:space="preserve"> </w:t>
+                    </w:r>
+                    <w:proofErr w:type="gramStart"/>
+                    <w:r>
+                      <w:rPr>
+                        <w:sz w:val="12"/>
+                      </w:rPr>
+                      <w:t>IP(</w:t>
+                    </w:r>
+                    <w:proofErr w:type="gramEnd"/>
+                    <w:r>
+                      <w:rPr>
+                        <w:sz w:val="12"/>
+                      </w:rPr>
+                      <w:t>SA)</w:t>
+                    </w:r>
+                    <w:r>
+                      <w:rPr>
+                        <w:spacing w:val="-8"/>
+                        <w:sz w:val="12"/>
+                      </w:rPr>
+                      <w:t xml:space="preserve"> </w:t>
+                    </w:r>
+                    <w:r>
+                      <w:rPr>
+                        <w:sz w:val="12"/>
+                      </w:rPr>
+                      <w:t>No.2004/01/0067</w:t>
+                    </w:r>
+                    <w:r>
+                      <w:rPr>
+                        <w:spacing w:val="3"/>
+                        <w:sz w:val="12"/>
+                      </w:rPr>
+                      <w:t xml:space="preserve"> </w:t>
+                    </w:r>
+                    <w:r>
+                      <w:rPr>
+                        <w:sz w:val="12"/>
+                      </w:rPr>
+                      <w:t>(DHA)</w:t>
+                    </w:r>
+                    <w:r>
+                      <w:rPr>
+                        <w:spacing w:val="-8"/>
+                        <w:sz w:val="12"/>
+                      </w:rPr>
+                      <w:t xml:space="preserve"> </w:t>
+                    </w:r>
+                    <w:r>
+                      <w:rPr>
+                        <w:sz w:val="12"/>
+                      </w:rPr>
+                      <w:t>RDMX-SQ</w:t>
+                    </w:r>
+                    <w:r>
+                      <w:rPr>
+                        <w:spacing w:val="-8"/>
+                        <w:sz w:val="12"/>
+                      </w:rPr>
+                      <w:t xml:space="preserve"> </w:t>
+                    </w:r>
+                    <w:r>
+                      <w:rPr>
+                        <w:spacing w:val="-2"/>
+                        <w:sz w:val="12"/>
+                      </w:rPr>
+                      <w:t>(FIPSA)</w:t>
+                    </w:r>
+                  </w:p>
+                </w:txbxContent>
+              </v:textbox>
+              <w10:wrap anchorx="page" anchory="page"/>
+            </v:shape>
+          </w:pict>
+        </mc:Fallback>
+      </mc:AlternateContent>
+    </w:r>
+    <w:r>
+      <w:rPr>
+        <w:noProof/>
+        <w:sz w:val="20"/>
+        <w:lang w:val="en-ZA" w:eastAsia="en-ZA"/>
+      </w:rPr>
+      <mc:AlternateContent>
+        <mc:Choice Requires="wps">
+          <w:drawing>
+            <wp:anchor distT="0" distB="0" distL="0" distR="0" simplePos="0" relativeHeight="487227904" behindDoc="1" locked="0" layoutInCell="1" allowOverlap="1" wp14:anchorId="6C1331AA" wp14:editId="37653AE6">
+              <wp:simplePos x="0" y="0"/>
+              <wp:positionH relativeFrom="page">
+                <wp:posOffset>4500753</wp:posOffset>
+              </wp:positionH>
+              <wp:positionV relativeFrom="page">
+                <wp:posOffset>9342734</wp:posOffset>
+              </wp:positionV>
+              <wp:extent cx="2732405" cy="287655"/>
+              <wp:effectExtent l="0" t="0" r="0" b="0"/>
+              <wp:wrapNone/>
+              <wp:docPr id="204" name="Textbox 204"/>
+              <wp:cNvGraphicFramePr>
+                <a:graphicFrameLocks xmlns:a="http://schemas.openxmlformats.org/drawingml/2006/main"/>
+              </wp:cNvGraphicFramePr>
+              <a:graphic xmlns:a="http://schemas.openxmlformats.org/drawingml/2006/main">
+                <a:graphicData uri="http://schemas.microsoft.com/office/word/2010/wordprocessingShape">
+                  <wps:wsp>
+                    <wps:cNvSpPr txBox="1">
+                      <a:spLocks/>
+                    </wps:cNvSpPr>
+                    <wps:spPr>
+                      <a:xfrm>
+                        <a:off x="0" y="0"/>
+                        <a:ext cx="2732405" cy="287655"/>
+                      </a:xfrm>
+                      <a:prstGeom prst="rect">
+                        <a:avLst/>
+                      </a:prstGeom>
+                    </wps:spPr>
+                    <wps:txbx>
+                      <w:txbxContent>
+                        <w:p>
+                          <w:pPr>
+                            <w:spacing w:before="16"/>
+                            <w:ind w:left="20"/>
+                            <w:rPr>
+                              <w:sz w:val="12"/>
+                            </w:rPr>
+                          </w:pPr>
+                          <w:proofErr w:type="spellStart"/>
+                          <w:r>
+                            <w:rPr>
+                              <w:spacing w:val="-6"/>
+                              <w:sz w:val="12"/>
+                            </w:rPr>
+                            <w:t>S.ABusiness</w:t>
+                          </w:r>
+                          <w:proofErr w:type="spellEnd"/>
+                          <w:r>
+                            <w:rPr>
+                              <w:spacing w:val="-1"/>
+                              <w:sz w:val="12"/>
+                            </w:rPr>
+                            <w:t xml:space="preserve"> </w:t>
+                          </w:r>
+                          <w:r>
+                            <w:rPr>
+                              <w:spacing w:val="-6"/>
+                              <w:sz w:val="12"/>
+                            </w:rPr>
+                            <w:t>&amp;Migration</w:t>
+                          </w:r>
+                          <w:r>
+                            <w:rPr>
+                              <w:spacing w:val="-11"/>
+                              <w:sz w:val="12"/>
+                            </w:rPr>
+                            <w:t xml:space="preserve"> </w:t>
+                          </w:r>
+                          <w:r>
+                            <w:rPr>
+                              <w:spacing w:val="-6"/>
+                              <w:sz w:val="12"/>
+                            </w:rPr>
+                            <w:t>Services</w:t>
+                          </w:r>
+                          <w:r>
+                            <w:rPr>
+                              <w:spacing w:val="-8"/>
+                              <w:sz w:val="12"/>
+                            </w:rPr>
+                            <w:t xml:space="preserve"> </w:t>
+                          </w:r>
+                          <w:proofErr w:type="spellStart"/>
+                          <w:r>
+                            <w:rPr>
+                              <w:spacing w:val="-6"/>
+                              <w:sz w:val="12"/>
+                            </w:rPr>
+                            <w:t>Co.Reg.No</w:t>
+                          </w:r>
+                          <w:proofErr w:type="spellEnd"/>
+                          <w:r>
+                            <w:rPr>
+                              <w:spacing w:val="-14"/>
+                              <w:sz w:val="12"/>
+                            </w:rPr>
+                            <w:t xml:space="preserve"> </w:t>
+                          </w:r>
+                          <w:r>
+                            <w:rPr>
+                              <w:spacing w:val="-6"/>
+                              <w:sz w:val="12"/>
+                            </w:rPr>
+                            <w:t>2009/040508/23</w:t>
+                          </w:r>
+                        </w:p>
+                        <w:p>
+                          <w:pPr>
+                            <w:spacing w:before="1"/>
+                            <w:ind w:left="20" w:right="11"/>
+                            <w:rPr>
+                              <w:sz w:val="12"/>
+                            </w:rPr>
+                          </w:pPr>
+                          <w:r>
+                            <w:rPr>
+                              <w:spacing w:val="-4"/>
+                              <w:sz w:val="12"/>
+                            </w:rPr>
+                            <w:t>Call</w:t>
+                          </w:r>
+                          <w:r>
+                            <w:rPr>
+                              <w:spacing w:val="-17"/>
+                              <w:sz w:val="12"/>
+                            </w:rPr>
+                            <w:t xml:space="preserve"> </w:t>
+                          </w:r>
+                          <w:r>
+                            <w:rPr>
+                              <w:spacing w:val="-4"/>
+                              <w:sz w:val="12"/>
+                            </w:rPr>
+                            <w:t>-</w:t>
+                          </w:r>
+                          <w:r>
+                            <w:rPr>
+                              <w:spacing w:val="-23"/>
+                              <w:sz w:val="12"/>
+                            </w:rPr>
+                            <w:t xml:space="preserve"> </w:t>
+                          </w:r>
+                          <w:r>
+                            <w:rPr>
+                              <w:spacing w:val="-4"/>
+                              <w:sz w:val="12"/>
+                            </w:rPr>
+                            <w:t>064</w:t>
+                          </w:r>
+                          <w:r>
+                            <w:rPr>
+                              <w:spacing w:val="-17"/>
+                              <w:sz w:val="12"/>
+                            </w:rPr>
+                            <w:t xml:space="preserve"> </w:t>
+                          </w:r>
+                          <w:r>
+                            <w:rPr>
+                              <w:spacing w:val="-4"/>
+                              <w:sz w:val="12"/>
+                            </w:rPr>
+                            <w:t>126</w:t>
+                          </w:r>
+                          <w:r>
+                            <w:rPr>
+                              <w:spacing w:val="-17"/>
+                              <w:sz w:val="12"/>
+                            </w:rPr>
+                            <w:t xml:space="preserve"> </w:t>
+                          </w:r>
+                          <w:r>
+                            <w:rPr>
+                              <w:spacing w:val="-4"/>
+                              <w:sz w:val="12"/>
+                            </w:rPr>
+                            <w:t>3073</w:t>
+                          </w:r>
+                          <w:r>
+                            <w:rPr>
+                              <w:spacing w:val="-17"/>
+                              <w:sz w:val="12"/>
+                            </w:rPr>
+                            <w:t xml:space="preserve"> </w:t>
+                          </w:r>
+                          <w:r>
+                            <w:rPr>
+                              <w:spacing w:val="-4"/>
+                              <w:sz w:val="12"/>
+                            </w:rPr>
+                            <w:t>to</w:t>
+                          </w:r>
+                          <w:r>
+                            <w:rPr>
+                              <w:spacing w:val="-17"/>
+                              <w:sz w:val="12"/>
+                            </w:rPr>
+                            <w:t xml:space="preserve"> </w:t>
+                          </w:r>
+                          <w:r>
+                            <w:rPr>
+                              <w:spacing w:val="-4"/>
+                              <w:sz w:val="12"/>
+                            </w:rPr>
+                            <w:t>contact</w:t>
+                          </w:r>
+                          <w:r>
+                            <w:rPr>
+                              <w:spacing w:val="-17"/>
+                              <w:sz w:val="12"/>
+                            </w:rPr>
+                            <w:t xml:space="preserve"> </w:t>
+                          </w:r>
+                          <w:r>
+                            <w:rPr>
+                              <w:spacing w:val="-4"/>
+                              <w:sz w:val="12"/>
+                            </w:rPr>
+                            <w:t>your</w:t>
+                          </w:r>
+                          <w:r>
+                            <w:rPr>
+                              <w:spacing w:val="-16"/>
+                              <w:sz w:val="12"/>
+                            </w:rPr>
+                            <w:t xml:space="preserve"> </w:t>
+                          </w:r>
+                          <w:r>
+                            <w:rPr>
+                              <w:spacing w:val="-4"/>
+                              <w:sz w:val="12"/>
+                            </w:rPr>
+                            <w:t>admin</w:t>
+                          </w:r>
+                          <w:r>
+                            <w:rPr>
+                              <w:spacing w:val="-17"/>
+                              <w:sz w:val="12"/>
+                            </w:rPr>
+                            <w:t xml:space="preserve"> </w:t>
+                          </w:r>
+                          <w:r>
+                            <w:rPr>
+                              <w:spacing w:val="-4"/>
+                              <w:sz w:val="12"/>
+                            </w:rPr>
+                            <w:t>case</w:t>
+                          </w:r>
+                          <w:r>
+                            <w:rPr>
+                              <w:spacing w:val="-17"/>
+                              <w:sz w:val="12"/>
+                            </w:rPr>
+                            <w:t xml:space="preserve"> </w:t>
+                          </w:r>
+                          <w:proofErr w:type="gramStart"/>
+                          <w:r>
+                            <w:rPr>
+                              <w:spacing w:val="-4"/>
+                              <w:sz w:val="12"/>
+                            </w:rPr>
+                            <w:t>officer</w:t>
+                          </w:r>
+                          <w:r>
+                            <w:rPr>
+                              <w:spacing w:val="-16"/>
+                              <w:sz w:val="12"/>
+                            </w:rPr>
+                            <w:t xml:space="preserve"> </w:t>
+                          </w:r>
+                          <w:r>
+                            <w:rPr>
+                              <w:spacing w:val="-4"/>
+                              <w:sz w:val="12"/>
+                            </w:rPr>
+                            <w:t>,</w:t>
+                          </w:r>
+                          <w:proofErr w:type="gramEnd"/>
+                          <w:r>
+                            <w:rPr>
+                              <w:spacing w:val="-23"/>
+                              <w:sz w:val="12"/>
+                            </w:rPr>
+                            <w:t xml:space="preserve"> </w:t>
+                          </w:r>
+                          <w:r>
+                            <w:rPr>
+                              <w:spacing w:val="-4"/>
+                              <w:sz w:val="12"/>
+                            </w:rPr>
+                            <w:t>082</w:t>
+                          </w:r>
+                          <w:r>
+                            <w:rPr>
+                              <w:spacing w:val="-17"/>
+                              <w:sz w:val="12"/>
+                            </w:rPr>
+                            <w:t xml:space="preserve"> </w:t>
+                          </w:r>
+                          <w:r>
+                            <w:rPr>
+                              <w:spacing w:val="-4"/>
+                              <w:sz w:val="12"/>
+                            </w:rPr>
+                            <w:t>373</w:t>
+                          </w:r>
+                          <w:r>
+                            <w:rPr>
+                              <w:spacing w:val="-17"/>
+                              <w:sz w:val="12"/>
+                            </w:rPr>
+                            <w:t xml:space="preserve"> </w:t>
+                          </w:r>
+                          <w:r>
+                            <w:rPr>
+                              <w:spacing w:val="-4"/>
+                              <w:sz w:val="12"/>
+                            </w:rPr>
+                            <w:t>8415</w:t>
+                          </w:r>
+                          <w:r>
+                            <w:rPr>
+                              <w:spacing w:val="3"/>
+                              <w:sz w:val="12"/>
+                            </w:rPr>
+                            <w:t xml:space="preserve"> </w:t>
+                          </w:r>
+                          <w:r>
+                            <w:rPr>
+                              <w:spacing w:val="-4"/>
+                              <w:sz w:val="12"/>
+                            </w:rPr>
+                            <w:t>to</w:t>
+                          </w:r>
+                          <w:r>
+                            <w:rPr>
+                              <w:spacing w:val="-14"/>
+                              <w:sz w:val="12"/>
+                            </w:rPr>
+                            <w:t xml:space="preserve"> </w:t>
+                          </w:r>
+                          <w:proofErr w:type="spellStart"/>
+                          <w:r>
+                            <w:rPr>
+                              <w:spacing w:val="-4"/>
+                              <w:sz w:val="12"/>
+                            </w:rPr>
+                            <w:t>contactreception</w:t>
+                          </w:r>
+                          <w:proofErr w:type="spellEnd"/>
+                          <w:r>
+                            <w:rPr>
+                              <w:spacing w:val="-17"/>
+                              <w:sz w:val="12"/>
+                            </w:rPr>
+                            <w:t xml:space="preserve"> </w:t>
+                          </w:r>
+                          <w:r>
+                            <w:rPr>
+                              <w:spacing w:val="-4"/>
+                              <w:sz w:val="12"/>
+                            </w:rPr>
+                            <w:t>,</w:t>
+                          </w:r>
+                          <w:r>
+                            <w:rPr>
+                              <w:spacing w:val="40"/>
+                              <w:sz w:val="12"/>
+                            </w:rPr>
+                            <w:t xml:space="preserve"> </w:t>
+                          </w:r>
+                          <w:r>
+                            <w:rPr>
+                              <w:sz w:val="12"/>
+                            </w:rPr>
+                            <w:t>Call</w:t>
+                          </w:r>
+                          <w:r>
+                            <w:rPr>
+                              <w:spacing w:val="-9"/>
+                              <w:sz w:val="12"/>
+                            </w:rPr>
+                            <w:t xml:space="preserve"> </w:t>
+                          </w:r>
+                          <w:r>
+                            <w:rPr>
+                              <w:sz w:val="12"/>
+                            </w:rPr>
+                            <w:t>-</w:t>
+                          </w:r>
+                          <w:r>
+                            <w:rPr>
+                              <w:spacing w:val="-10"/>
+                              <w:sz w:val="12"/>
+                            </w:rPr>
+                            <w:t xml:space="preserve"> </w:t>
+                          </w:r>
+                          <w:r>
+                            <w:rPr>
+                              <w:sz w:val="12"/>
+                            </w:rPr>
+                            <w:t>074</w:t>
+                          </w:r>
+                          <w:r>
+                            <w:rPr>
+                              <w:spacing w:val="-7"/>
+                              <w:sz w:val="12"/>
+                            </w:rPr>
+                            <w:t xml:space="preserve"> </w:t>
+                          </w:r>
+                          <w:r>
+                            <w:rPr>
+                              <w:sz w:val="12"/>
+                            </w:rPr>
+                            <w:t>036</w:t>
+                          </w:r>
+                          <w:r>
+                            <w:rPr>
+                              <w:spacing w:val="-11"/>
+                              <w:sz w:val="12"/>
+                            </w:rPr>
+                            <w:t xml:space="preserve"> </w:t>
+                          </w:r>
+                          <w:r>
+                            <w:rPr>
+                              <w:sz w:val="12"/>
+                            </w:rPr>
+                            <w:t>6127</w:t>
+                          </w:r>
+                          <w:r>
+                            <w:rPr>
+                              <w:spacing w:val="-7"/>
+                              <w:sz w:val="12"/>
+                            </w:rPr>
+                            <w:t xml:space="preserve"> </w:t>
+                          </w:r>
+                          <w:r>
+                            <w:rPr>
+                              <w:sz w:val="12"/>
+                            </w:rPr>
+                            <w:t>for</w:t>
+                          </w:r>
+                          <w:r>
+                            <w:rPr>
+                              <w:spacing w:val="-7"/>
+                              <w:sz w:val="12"/>
+                            </w:rPr>
+                            <w:t xml:space="preserve"> </w:t>
+                          </w:r>
+                          <w:r>
+                            <w:rPr>
+                              <w:sz w:val="12"/>
+                            </w:rPr>
+                            <w:t>visa</w:t>
+                          </w:r>
+                          <w:r>
+                            <w:rPr>
+                              <w:spacing w:val="-11"/>
+                              <w:sz w:val="12"/>
+                            </w:rPr>
+                            <w:t xml:space="preserve"> </w:t>
+                          </w:r>
+                          <w:r>
+                            <w:rPr>
+                              <w:sz w:val="12"/>
+                            </w:rPr>
+                            <w:t>information or</w:t>
+                          </w:r>
+                          <w:r>
+                            <w:rPr>
+                              <w:spacing w:val="-10"/>
+                              <w:sz w:val="12"/>
+                            </w:rPr>
+                            <w:t xml:space="preserve"> </w:t>
+                          </w:r>
+                          <w:r>
+                            <w:rPr>
+                              <w:sz w:val="12"/>
+                            </w:rPr>
+                            <w:t>a</w:t>
+                          </w:r>
+                          <w:r>
+                            <w:rPr>
+                              <w:spacing w:val="-7"/>
+                              <w:sz w:val="12"/>
+                            </w:rPr>
+                            <w:t xml:space="preserve"> </w:t>
+                          </w:r>
+                          <w:r>
+                            <w:rPr>
+                              <w:sz w:val="12"/>
+                            </w:rPr>
+                            <w:t>visa</w:t>
+                          </w:r>
+                          <w:r>
+                            <w:rPr>
+                              <w:spacing w:val="-11"/>
+                              <w:sz w:val="12"/>
+                            </w:rPr>
+                            <w:t xml:space="preserve"> </w:t>
+                          </w:r>
+                          <w:r>
+                            <w:rPr>
+                              <w:sz w:val="12"/>
+                            </w:rPr>
+                            <w:t>quotation</w:t>
+                          </w:r>
+                        </w:p>
+                      </w:txbxContent>
+                    </wps:txbx>
+                    <wps:bodyPr wrap="square" lIns="0" tIns="0" rIns="0" bIns="0" rtlCol="0">
+                      <a:noAutofit/>
+                    </wps:bodyPr>
+                  </wps:wsp>
+                </a:graphicData>
+              </a:graphic>
+            </wp:anchor>
+          </w:drawing>
+        </mc:Choice>
+        <mc:Fallback>
+          <w:pict>
+            <v:shape id="Textbox 204" o:spid="_x0000_s1027" type="#_x0000_t202" style="position:absolute;margin-left:354.4pt;margin-top:735.65pt;width:215.15pt;height:22.65pt;z-index:-16088576;visibility:visible;mso-wrap-style:square;mso-wrap-distance-left:0;mso-wrap-distance-top:0;mso-wrap-distance-right:0;mso-wrap-distance-bottom:0;mso-position-horizontal:absolute;mso-position-horizontal-relative:page;mso-position-vertical:absolute;mso-position-vertical-relative:page;v-text-anchor:top" o:gfxdata="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" filled="f" stroked="f">
+              <v:path arrowok="t"/>
+              <v:textbox inset="0,0,0,0">
+                <w:txbxContent>
+                  <w:p>
+                    <w:pPr>
+                      <w:spacing w:before="16"/>
+                      <w:ind w:left="20"/>
+                      <w:rPr>
+                        <w:sz w:val="12"/>
+                      </w:rPr>
+                    </w:pPr>
+                    <w:proofErr w:type="spellStart"/>
+                    <w:r>
+                      <w:rPr>
+                        <w:spacing w:val="-6"/>
+                        <w:sz w:val="12"/>
+                      </w:rPr>
+                      <w:t>S.ABusiness</w:t>
+                    </w:r>
+                    <w:proofErr w:type="spellEnd"/>
+                    <w:r>
+                      <w:rPr>
+                        <w:spacing w:val="-1"/>
+                        <w:sz w:val="12"/>
+                      </w:rPr>
+                      <w:t xml:space="preserve"> </w:t>
+                    </w:r>
+                    <w:r>
+                      <w:rPr>
+                        <w:spacing w:val="-6"/>
+                        <w:sz w:val="12"/>
+                      </w:rPr>
+                      <w:t>&amp;Migration</w:t>
+                    </w:r>
+                    <w:r>
+                      <w:rPr>
+                        <w:spacing w:val="-11"/>
+                        <w:sz w:val="12"/>
+                      </w:rPr>
+                      <w:t xml:space="preserve"> </w:t>
+                    </w:r>
+                    <w:r>
+                      <w:rPr>
+                        <w:spacing w:val="-6"/>
+                        <w:sz w:val="12"/>
+                      </w:rPr>
+                      <w:t>Services</w:t>
+                    </w:r>
+                    <w:r>
+                      <w:rPr>
+                        <w:spacing w:val="-8"/>
+                        <w:sz w:val="12"/>
+                      </w:rPr>
+                      <w:t xml:space="preserve"> </w:t>
+                    </w:r>
+                    <w:proofErr w:type="spellStart"/>
+                    <w:r>
+                      <w:rPr>
+                        <w:spacing w:val="-6"/>
+                        <w:sz w:val="12"/>
+                      </w:rPr>
+                      <w:t>Co.Reg.No</w:t>
+                    </w:r>
+                    <w:proofErr w:type="spellEnd"/>
+                    <w:r>
+                      <w:rPr>
+                        <w:spacing w:val="-14"/>
+                        <w:sz w:val="12"/>
+                      </w:rPr>
+                      <w:t xml:space="preserve"> </w:t>
+                    </w:r>
+                    <w:r>
+                      <w:rPr>
+                        <w:spacing w:val="-6"/>
+                        <w:sz w:val="12"/>
+                      </w:rPr>
+                      <w:t>2009/040508/23</w:t>
+                    </w:r>
+                  </w:p>
+                  <w:p>
+                    <w:pPr>
+                      <w:spacing w:before="1"/>
+                      <w:ind w:left="20" w:right="11"/>
+                      <w:rPr>
+                        <w:sz w:val="12"/>
+                      </w:rPr>
+                    </w:pPr>
+                    <w:r>
+                      <w:rPr>
+                        <w:spacing w:val="-4"/>
+                        <w:sz w:val="12"/>
+                      </w:rPr>
+                      <w:t>Call</w:t>
+                    </w:r>
+                    <w:r>
+                      <w:rPr>
+                        <w:spacing w:val="-17"/>
+                        <w:sz w:val="12"/>
+                      </w:rPr>
+                      <w:t xml:space="preserve"> </w:t>
+                    </w:r>
+                    <w:r>
+                      <w:rPr>
+                        <w:spacing w:val="-4"/>
+                        <w:sz w:val="12"/>
+                      </w:rPr>
+                      <w:t>-</w:t>
+                    </w:r>
+                    <w:r>
+                      <w:rPr>
+                        <w:spacing w:val="-23"/>
+                        <w:sz w:val="12"/>
+                      </w:rPr>
+                      <w:t xml:space="preserve"> </w:t>
+                    </w:r>
+                    <w:r>
+                      <w:rPr>
+                        <w:spacing w:val="-4"/>
+                        <w:sz w:val="12"/>
+                      </w:rPr>
+                      <w:t>064</w:t>
+                    </w:r>
+                    <w:r>
+                      <w:rPr>
+                        <w:spacing w:val="-17"/>
+                        <w:sz w:val="12"/>
+                      </w:rPr>
+                      <w:t xml:space="preserve"> </w:t>
+                    </w:r>
+                    <w:r>
+                      <w:rPr>
+                        <w:spacing w:val="-4"/>
+                        <w:sz w:val="12"/>
+                      </w:rPr>
+                      <w:t>126</w:t>
+                    </w:r>
+                    <w:r>
+                      <w:rPr>
+                        <w:spacing w:val="-17"/>
+                        <w:sz w:val="12"/>
+                      </w:rPr>
+                      <w:t xml:space="preserve"> </w:t>
+                    </w:r>
+                    <w:r>
+                      <w:rPr>
+                        <w:spacing w:val="-4"/>
+                        <w:sz w:val="12"/>
+                      </w:rPr>
+                      <w:t>3073</w:t>
+                    </w:r>
+                    <w:r>
+                      <w:rPr>
+                        <w:spacing w:val="-17"/>
+                        <w:sz w:val="12"/>
+                      </w:rPr>
+                      <w:t xml:space="preserve"> </w:t>
+                    </w:r>
+                    <w:r>
+                      <w:rPr>
+                        <w:spacing w:val="-4"/>
+                        <w:sz w:val="12"/>
+                      </w:rPr>
+                      <w:t>to</w:t>
+                    </w:r>
+                    <w:r>
+                      <w:rPr>
+                        <w:spacing w:val="-17"/>
+                        <w:sz w:val="12"/>
+                      </w:rPr>
+                      <w:t xml:space="preserve"> </w:t>
+                    </w:r>
+                    <w:r>
+                      <w:rPr>
+                        <w:spacing w:val="-4"/>
+                        <w:sz w:val="12"/>
+                      </w:rPr>
+                      <w:t>contact</w:t>
+                    </w:r>
+                    <w:r>
+                      <w:rPr>
+                        <w:spacing w:val="-17"/>
+                        <w:sz w:val="12"/>
+                      </w:rPr>
+                      <w:t xml:space="preserve"> </w:t>
+                    </w:r>
+                    <w:r>
+                      <w:rPr>
+                        <w:spacing w:val="-4"/>
+                        <w:sz w:val="12"/>
+                      </w:rPr>
+                      <w:t>your</w:t>
+                    </w:r>
+                    <w:r>
+                      <w:rPr>
+                        <w:spacing w:val="-16"/>
+                        <w:sz w:val="12"/>
+                      </w:rPr>
+                      <w:t xml:space="preserve"> </w:t>
+                    </w:r>
+                    <w:r>
+                      <w:rPr>
+                        <w:spacing w:val="-4"/>
+                        <w:sz w:val="12"/>
+                      </w:rPr>
+                      <w:t>admin</w:t>
+                    </w:r>
+                    <w:r>
+                      <w:rPr>
+                        <w:spacing w:val="-17"/>
+                        <w:sz w:val="12"/>
+                      </w:rPr>
+                      <w:t xml:space="preserve"> </w:t>
+                    </w:r>
+                    <w:r>
+                      <w:rPr>
+                        <w:spacing w:val="-4"/>
+                        <w:sz w:val="12"/>
+                      </w:rPr>
+                      <w:t>case</w:t>
+                    </w:r>
+                    <w:r>
+                      <w:rPr>
+                        <w:spacing w:val="-17"/>
+                        <w:sz w:val="12"/>
+                      </w:rPr>
+                      <w:t xml:space="preserve"> </w:t>
+                    </w:r>
+                    <w:proofErr w:type="gramStart"/>
+                    <w:r>
+                      <w:rPr>
+                        <w:spacing w:val="-4"/>
+                        <w:sz w:val="12"/>
+                      </w:rPr>
+                      <w:t>officer</w:t>
+                    </w:r>
+                    <w:r>
+                      <w:rPr>
+                        <w:spacing w:val="-16"/>
+                        <w:sz w:val="12"/>
+                      </w:rPr>
+                      <w:t xml:space="preserve"> </w:t>
+                    </w:r>
+                    <w:r>
+                      <w:rPr>
+                        <w:spacing w:val="-4"/>
+                        <w:sz w:val="12"/>
+                      </w:rPr>
+                      <w:t>,</w:t>
+                    </w:r>
+                    <w:proofErr w:type="gramEnd"/>
+                    <w:r>
+                      <w:rPr>
+                        <w:spacing w:val="-23"/>
+                        <w:sz w:val="12"/>
+                      </w:rPr>
+                      <w:t xml:space="preserve"> </w:t>
+                    </w:r>
+                    <w:r>
+                      <w:rPr>
+                        <w:spacing w:val="-4"/>
+                        <w:sz w:val="12"/>
+                      </w:rPr>
+                      <w:t>082</w:t>
+                    </w:r>
+                    <w:r>
+                      <w:rPr>
+                        <w:spacing w:val="-17"/>
+                        <w:sz w:val="12"/>
+                      </w:rPr>
+                      <w:t xml:space="preserve"> </w:t>
+                    </w:r>
+                    <w:r>
+                      <w:rPr>
+                        <w:spacing w:val="-4"/>
+                        <w:sz w:val="12"/>
+                      </w:rPr>
+                      <w:t>373</w:t>
+                    </w:r>
+                    <w:r>
+                      <w:rPr>
+                        <w:spacing w:val="-17"/>
+                        <w:sz w:val="12"/>
+                      </w:rPr>
+                      <w:t xml:space="preserve"> </w:t>
+                    </w:r>
+                    <w:r>
+                      <w:rPr>
+                        <w:spacing w:val="-4"/>
+                        <w:sz w:val="12"/>
+                      </w:rPr>
+                      <w:t>8415</w:t>
+                    </w:r>
+                    <w:r>
+                      <w:rPr>
+                        <w:spacing w:val="3"/>
+                        <w:sz w:val="12"/>
+                      </w:rPr>
+                      <w:t xml:space="preserve"> </w:t>
+                    </w:r>
+                    <w:r>
+                      <w:rPr>
+                        <w:spacing w:val="-4"/>
+                        <w:sz w:val="12"/>
+                      </w:rPr>
+                      <w:t>to</w:t>
+                    </w:r>
+                    <w:r>
+                      <w:rPr>
+                        <w:spacing w:val="-14"/>
+                        <w:sz w:val="12"/>
+                      </w:rPr>
+                      <w:t xml:space="preserve"> </w:t>
+                    </w:r>
+                    <w:proofErr w:type="spellStart"/>
+                    <w:r>
+                      <w:rPr>
+                        <w:spacing w:val="-4"/>
+                        <w:sz w:val="12"/>
+                      </w:rPr>
+                      <w:t>contactreception</w:t>
+                    </w:r>
+                    <w:proofErr w:type="spellEnd"/>
+                    <w:r>
+                      <w:rPr>
+                        <w:spacing w:val="-17"/>
+                        <w:sz w:val="12"/>
+                      </w:rPr>
+                      <w:t xml:space="preserve"> </w:t>
+                    </w:r>
+                    <w:r>
+                      <w:rPr>
+                        <w:spacing w:val="-4"/>
+                        <w:sz w:val="12"/>
+                      </w:rPr>
+                      <w:t>,</w:t>
+                    </w:r>
+                    <w:r>
+                      <w:rPr>
+                        <w:spacing w:val="40"/>
+                        <w:sz w:val="12"/>
+                      </w:rPr>
+                      <w:t xml:space="preserve"> </w:t>
+                    </w:r>
+                    <w:r>
+                      <w:rPr>
+                        <w:sz w:val="12"/>
+                      </w:rPr>
+                      <w:t>Call</w:t>
+                    </w:r>
+                    <w:r>
+                      <w:rPr>
+                        <w:spacing w:val="-9"/>
+                        <w:sz w:val="12"/>
+                      </w:rPr>
+                      <w:t xml:space="preserve"> </w:t>
+                    </w:r>
+                    <w:r>
+                      <w:rPr>
+                        <w:sz w:val="12"/>
+                      </w:rPr>
+                      <w:t>-</w:t>
+                    </w:r>
+                    <w:r>
+                      <w:rPr>
+                        <w:spacing w:val="-10"/>
+                        <w:sz w:val="12"/>
+                      </w:rPr>
+                      <w:t xml:space="preserve"> </w:t>
+                    </w:r>
+                    <w:r>
+                      <w:rPr>
+                        <w:sz w:val="12"/>
+                      </w:rPr>
+                      <w:t>074</w:t>
+                    </w:r>
+                    <w:r>
+                      <w:rPr>
+                        <w:spacing w:val="-7"/>
+                        <w:sz w:val="12"/>
+                      </w:rPr>
+                      <w:t xml:space="preserve"> </w:t>
+                    </w:r>
+                    <w:r>
+                      <w:rPr>
+                        <w:sz w:val="12"/>
+                      </w:rPr>
+                      <w:t>036</w:t>
+                    </w:r>
+                    <w:r>
+                      <w:rPr>
+                        <w:spacing w:val="-11"/>
+                        <w:sz w:val="12"/>
+                      </w:rPr>
+                      <w:t xml:space="preserve"> </w:t>
+                    </w:r>
+                    <w:r>
+                      <w:rPr>
+                        <w:sz w:val="12"/>
+                      </w:rPr>
+                      <w:t>6127</w:t>
+                    </w:r>
+                    <w:r>
+                      <w:rPr>
+                        <w:spacing w:val="-7"/>
+                        <w:sz w:val="12"/>
+                      </w:rPr>
+                      <w:t xml:space="preserve"> </w:t>
+                    </w:r>
+                    <w:r>
+                      <w:rPr>
+                        <w:sz w:val="12"/>
+                      </w:rPr>
+                      <w:t>for</w:t>
+                    </w:r>
+                    <w:r>
+                      <w:rPr>
+                        <w:spacing w:val="-7"/>
+                        <w:sz w:val="12"/>
+                      </w:rPr>
+                      <w:t xml:space="preserve"> </w:t>
+                    </w:r>
+                    <w:r>
+                      <w:rPr>
+                        <w:sz w:val="12"/>
+                      </w:rPr>
+                      <w:t>visa</w:t>
+                    </w:r>
+                    <w:r>
+                      <w:rPr>
+                        <w:spacing w:val="-11"/>
+                        <w:sz w:val="12"/>
+                      </w:rPr>
+                      <w:t xml:space="preserve"> </w:t>
+                    </w:r>
+                    <w:r>
+                      <w:rPr>
+                        <w:sz w:val="12"/>
+                      </w:rPr>
+                      <w:t>information or</w:t>
+                    </w:r>
+                    <w:r>
+                      <w:rPr>
+                        <w:spacing w:val="-10"/>
+                        <w:sz w:val="12"/>
+                      </w:rPr>
+                      <w:t xml:space="preserve"> </w:t>
+                    </w:r>
+                    <w:r>
+                      <w:rPr>
+                        <w:sz w:val="12"/>
+                      </w:rPr>
+                      <w:t>a</w:t>
+                    </w:r>
+                    <w:r>
+                      <w:rPr>
+                        <w:spacing w:val="-7"/>
+                        <w:sz w:val="12"/>
+                      </w:rPr>
+                      <w:t xml:space="preserve"> </w:t>
+                    </w:r>
+                    <w:r>
+                      <w:rPr>
+                        <w:sz w:val="12"/>
+                      </w:rPr>
+                      <w:t>visa</w:t>
+                    </w:r>
+                    <w:r>
+                      <w:rPr>
+                        <w:spacing w:val="-11"/>
+                        <w:sz w:val="12"/>
+                      </w:rPr>
+                      <w:t xml:space="preserve"> </w:t>
+                    </w:r>
+                    <w:r>
+                      <w:rPr>
+                        <w:sz w:val="12"/>
+                      </w:rPr>
+                      <w:t>quotation</w:t>
+                    </w:r>
+                  </w:p>
+                </w:txbxContent>
+              </v:textbox>
+              <w10:wrap anchorx="page" anchory="page"/>
+            </v:shape>
+          </w:pict>
+        </mc:Fallback>
+      </mc:AlternateContent>
+    </w:r>
+  </w:p>
+</w:ftr>
+</file>
+
+<file path=word/footnotes.xml><?xml version="1.0" encoding="utf-8"?>
+<w:footnotes xmlns:wpc="http://schemas.microsoft.com/office/word/2010/wordprocessingCanvas" xmlns:mc="http://schemas.openxmlformats.org/markup-compatibility/2006" xmlns:o="urn:schemas-microsoft-com:office:office" xmlns:r="http://schemas.openxmlformats.org/officeDocument/2006/relationships" xmlns:m="http://schemas.openxmlformats.org/officeDocument/2006/math" xmlns:v="urn:schemas-microsoft-com:vml" xmlns:wp14="http://schemas.microsoft.com/office/word/2010/wordprocessingDrawing" xmlns:wp="http://schemas.openxmlformats.org/drawingml/2006/wordprocessingDrawing" xmlns:w10="urn:schemas-microsoft-com:office:word" xmlns:w="http://schemas.openxmlformats.org/wordprocessingml/2006/main" xmlns:w14="http://schemas.microsoft.com/office/word/2010/wordml" xmlns:wpg="http://schemas.microsoft.com/office/word/2010/wordprocessingGroup" xmlns:wpi="http://schemas.microsoft.com/office/word/2010/wordprocessingInk" xmlns:wne="http://schemas.microsoft.com/office/word/2006/wordml" xmlns:wps="http://schemas.microsoft.com/office/word/2010/wordprocessingShape" mc:Ignorable="w14 wp14">
+  <w:footnote w:type="separator" w:id="-1">
+    <w:p>
+      <w:r>
+        <w:separator/>
+      </w:r>
+    </w:p>
+  </w:footnote>
+  <w:footnote w:type="continuationSeparator" w:id="0">
+    <w:p>
+      <w:r>
+        <w:continuationSeparator/>
+      </w:r>
+    </w:p>
+  </w:footnote>
+</w:footnotes>
+</file>
+
+<file path=word/header1.xml><?xml version="1.0" encoding="utf-8"?>
+<w:hdr xmlns:wpc="http://schemas.microsoft.com/office/word/2010/wordprocessingCanvas" xmlns:mc="http://schemas.openxmlformats.org/markup-compatibility/2006" xmlns:o="urn:schemas-microsoft-com:office:office" xmlns:r="http://schemas.openxmlformats.org/officeDocument/2006/relationships" xmlns:m="http://schemas.openxmlformats.org/officeDocument/2006/math" xmlns:v="urn:schemas-microsoft-com:vml" xmlns:wp14="http://schemas.microsoft.com/office/word/2010/wordprocessingDrawing" xmlns:wp="http://schemas.openxmlformats.org/drawingml/2006/wordprocessingDrawing" xmlns:w10="urn:schemas-microsoft-com:office:word" xmlns:w="http://schemas.openxmlformats.org/wordprocessingml/2006/main" xmlns:w14="http://schemas.microsoft.com/office/word/2010/wordml" xmlns:wpg="http://schemas.microsoft.com/office/word/2010/wordprocessingGroup" xmlns:wpi="http://schemas.microsoft.com/office/word/2010/wordprocessingInk" xmlns:wne="http://schemas.microsoft.com/office/word/2006/wordml" xmlns:wps="http://schemas.microsoft.com/office/word/2010/wordprocessingShape" mc:Ignorable="w14 wp14">
+  <w:p>
+    <w:pPr>
+      <w:pStyle w:val="BodyText"/>
+      <w:spacing w:line="14" w:lineRule="auto"/>
+      <w:rPr>
+        <w:sz w:val="20"/>
+      </w:rPr>
+    </w:pPr>
+    <w:r>
+      <w:rPr>
+        <w:noProof/>
+        <w:sz w:val="20"/>
+        <w:lang w:val="en-ZA" w:eastAsia="en-ZA"/>
+      </w:rPr>
+      <w:drawing>
+        <wp:anchor distT="0" distB="0" distL="0" distR="0" simplePos="0" relativeHeight="487225856" behindDoc="1" locked="0" layoutInCell="1" allowOverlap="1" wp14:anchorId="6B39B2D2" wp14:editId="1F8E0F2A">
+          <wp:simplePos x="0" y="0"/>
+          <wp:positionH relativeFrom="page">
+            <wp:posOffset>460375</wp:posOffset>
+          </wp:positionH>
+          <wp:positionV relativeFrom="page">
+            <wp:posOffset>192366</wp:posOffset>
+          </wp:positionV>
+          <wp:extent cx="1779270" cy="1207427"/>
+          <wp:effectExtent l="0" t="0" r="0" b="0"/>
+          <wp:wrapNone/>
+          <wp:docPr id="213" name="Image 200"/>
+          <wp:cNvGraphicFramePr>
+            <a:graphicFrameLocks xmlns:a="http://schemas.openxmlformats.org/drawingml/2006/main"/>
+          </wp:cNvGraphicFramePr>
+          <a:graphic xmlns:a="http://schemas.openxmlformats.org/drawingml/2006/main">
+            <a:graphicData uri="http://schemas.openxmlformats.org/drawingml/2006/picture">
+              <pic:pic xmlns:pic="http://schemas.openxmlformats.org/drawingml/2006/picture">
+                <pic:nvPicPr>
+                  <pic:cNvPr id="200" name="Image 200"/>
+                  <pic:cNvPicPr/>
+                </pic:nvPicPr>
+                <pic:blipFill>
+                  <a:blip r:embed="rId1" cstate="print"/>
+                  <a:stretch>
+                    <a:fillRect/>
+                  </a:stretch>
+                </pic:blipFill>
+                <pic:spPr>
+                  <a:xfrm>
+                    <a:off x="0" y="0"/>
+                    <a:ext cx="1779270" cy="1207427"/>
+                  </a:xfrm>
+                  <a:prstGeom prst="rect">
+                    <a:avLst/>
+                  </a:prstGeom>
+                </pic:spPr>
+              </pic:pic>
+            </a:graphicData>
+          </a:graphic>
+        </wp:anchor>
+      </w:drawing>
+    </w:r>
+    <w:r>
+      <w:rPr>
+        <w:noProof/>
+        <w:sz w:val="20"/>
+        <w:lang w:val="en-ZA" w:eastAsia="en-ZA"/>
+      </w:rPr>
+      <mc:AlternateContent>
+        <mc:Choice Requires="wps">
+          <w:drawing>
+            <wp:anchor distT="0" distB="0" distL="0" distR="0" simplePos="0" relativeHeight="487226368" behindDoc="1" locked="0" layoutInCell="1" allowOverlap="1" wp14:anchorId="27E86EE3" wp14:editId="1AF2CFE3">
+              <wp:simplePos x="0" y="0"/>
+              <wp:positionH relativeFrom="page">
+                <wp:posOffset>428625</wp:posOffset>
+              </wp:positionH>
+              <wp:positionV relativeFrom="page">
+                <wp:posOffset>1492250</wp:posOffset>
+              </wp:positionV>
+              <wp:extent cx="6650990" cy="1270"/>
+              <wp:effectExtent l="0" t="0" r="0" b="0"/>
+              <wp:wrapNone/>
+              <wp:docPr id="201" name="Graphic 201"/>
+              <wp:cNvGraphicFramePr>
+                <a:graphicFrameLocks xmlns:a="http://schemas.openxmlformats.org/drawingml/2006/main"/>
+              </wp:cNvGraphicFramePr>
+              <a:graphic xmlns:a="http://schemas.openxmlformats.org/drawingml/2006/main">
+                <a:graphicData uri="http://schemas.microsoft.com/office/word/2010/wordprocessingShape">
+                  <wps:wsp>
+                    <wps:cNvSpPr>
+                      <a:spLocks/>
+                    </wps:cNvSpPr>
+                    <wps:spPr>
+                      <a:xfrm>
+                        <a:off x="0" y="0"/>
+                        <a:ext cx="6650990" cy="1270"/>
+                      </a:xfrm>
+                      <a:custGeom>
+                        <a:avLst/>
+                        <a:gdLst/>
+                        <a:ahLst/>
+                        <a:cxnLst/>
+                        <a:rect l="l" t="t" r="r" b="b"/>
+                        <a:pathLst>
+                          <a:path w="6650990">
+                            <a:moveTo>
+                              <a:pt x="0" y="0"/>
+                            </a:moveTo>
+                            <a:lnTo>
+                              <a:pt x="6650990" y="0"/>
+                            </a:lnTo>
+                          </a:path>
+                        </a:pathLst>
+                      </a:custGeom>
+                      <a:ln w="6703">
+                        <a:solidFill>
+                          <a:srgbClr val="000000"/>
+                        </a:solidFill>
+                        <a:prstDash val="sysDash"/>
+                      </a:ln>
+                    </wps:spPr>
+                    <wps:bodyPr wrap="square" lIns="0" tIns="0" rIns="0" bIns="0" rtlCol="0">
+                      <a:prstTxWarp prst="textNoShape">
+                        <a:avLst/>
+                      </a:prstTxWarp>
+                      <a:noAutofit/>
+                    </wps:bodyPr>
+                  </wps:wsp>
+                </a:graphicData>
+              </a:graphic>
+            </wp:anchor>
+          </w:drawing>
+        </mc:Choice>
+        <mc:Fallback xmlns:ve="http://schemas.openxmlformats.org/markup-compatibility/2006" xmlns:a="http://schemas.openxmlformats.org/drawingml/2006/main" xmlns:pic="http://schemas.openxmlformats.org/drawingml/2006/picture">
+          <w:pict>
+            <v:line style="position:absolute;mso-position-horizontal-relative:page;mso-position-vertical-relative:page;z-index:-16090112" from="33.75pt,117.5pt" to="557.450pt,117.5pt" stroked="true" strokeweight=".527870pt" strokecolor="#000000">
+              <v:stroke dashstyle="shortdash"/>
+              <w10:wrap type="none"/>
+            </v:line>
+          </w:pict>
+        </mc:Fallback>
+      </mc:AlternateContent>
+    </w:r>
+  </w:p>
+</w:hdr>
+</file>
+
 <file path=word/numbering.xml><?xml version="1.0" encoding="utf-8"?>
 <w:numbering xmlns:wpc="http://schemas.microsoft.com/office/word/2010/wordprocessingCanvas" xmlns:mc="http://schemas.openxmlformats.org/markup-compatibility/2006" xmlns:o="urn:schemas-microsoft-com:office:office" xmlns:r="http://schemas.openxmlformats.org/officeDocument/2006/relationships" xmlns:m="http://schemas.openxmlformats.org/officeDocument/2006/math" xmlns:v="urn:schemas-microsoft-com:vml" xmlns:wp14="http://schemas.microsoft.com/office/word/2010/wordprocessingDrawing" xmlns:wp="http://schemas.openxmlformats.org/drawingml/2006/wordprocessingDrawing" xmlns:w10="urn:schemas-microsoft-com:office:word" xmlns:w="http://schemas.openxmlformats.org/wordprocessingml/2006/main" xmlns:w14="http://schemas.microsoft.com/office/word/2010/wordml" xmlns:wpg="http://schemas.microsoft.com/office/word/2010/wordprocessingGroup" xmlns:wpi="http://schemas.microsoft.com/office/word/2010/wordprocessingInk" xmlns:wne="http://schemas.microsoft.com/office/word/2006/wordml" xmlns:wps="http://schemas.microsoft.com/office/word/2010/wordprocessingShape" mc:Ignorable="w14 wp14">
   <w:abstractNum w:abstractNumId="0">
-    <w:nsid w:val="4B9B2D0A"/>
-    <w:multiLevelType w:val="hybridMultilevel"/>
-    <w:tmpl w:val="08365536"/>
-    <w:lvl w:ilvl="0" w:tplc="93FCAB44">
+    <w:nsid w:val="061623A7"/>
+    <w:multiLevelType w:val="multilevel"/>
+    <w:tmpl w:val="DD3273B0"/>
+    <w:lvl w:ilvl="0">
       <w:start w:val="1"/>
+      <w:numFmt w:val="decimal"/>
+      <w:lvlText w:val="%1."/>
+      <w:lvlJc w:val="left"/>
+      <w:pPr>
+        <w:ind w:left="954" w:hanging="336"/>
+        <w:jc w:val="left"/>
+      </w:pPr>
+      <w:rPr>
+        <w:rFonts w:ascii="Arial" w:eastAsia="Arial" w:hAnsi="Arial" w:cs="Arial" w:hint="default"/>
+        <w:b/>
+        <w:bCs/>
+        <w:i w:val="0"/>
+        <w:iCs w:val="0"/>
+        <w:color w:val="1B2A49"/>
+        <w:spacing w:val="0"/>
+        <w:w w:val="90"/>
+        <w:sz w:val="24"/>
+        <w:szCs w:val="24"/>
+        <w:u w:val="single" w:color="1B2A49"/>
+        <w:lang w:val="en-US" w:eastAsia="en-US" w:bidi="ar-SA"/>
+      </w:rPr>
+    </w:lvl>
+    <w:lvl w:ilvl="1">
+      <w:start w:val="1"/>
+      <w:numFmt w:val="decimal"/>
+      <w:lvlText w:val="%1.%2"/>
+      <w:lvlJc w:val="left"/>
+      <w:pPr>
+        <w:ind w:left="1048" w:hanging="430"/>
+        <w:jc w:val="left"/>
+      </w:pPr>
+      <w:rPr>
+        <w:rFonts w:ascii="Arial" w:eastAsia="Arial" w:hAnsi="Arial" w:cs="Arial" w:hint="default"/>
+        <w:b/>
+        <w:bCs/>
+        <w:i w:val="0"/>
+        <w:iCs w:val="0"/>
+        <w:color w:val="1B2A49"/>
+        <w:spacing w:val="-1"/>
+        <w:w w:val="100"/>
+        <w:sz w:val="22"/>
+        <w:szCs w:val="22"/>
+        <w:lang w:val="en-US" w:eastAsia="en-US" w:bidi="ar-SA"/>
+      </w:rPr>
+    </w:lvl>
+    <w:lvl w:ilvl="2">
       <w:numFmt w:val="bullet"/>
-      <w:lvlText w:val="●"/>
+      <w:lvlText w:val="•"/>
       <w:lvlJc w:val="left"/>
       <w:pPr>
-        <w:ind w:left="720" w:hanging="360"/>
-      </w:pPr>
+        <w:ind w:left="1178" w:hanging="279"/>
+      </w:pPr>
+      <w:rPr>
+        <w:rFonts w:ascii="Arial MT" w:eastAsia="Arial MT" w:hAnsi="Arial MT" w:cs="Arial MT" w:hint="default"/>
+        <w:b w:val="0"/>
+        <w:bCs w:val="0"/>
+        <w:i w:val="0"/>
+        <w:iCs w:val="0"/>
+        <w:spacing w:val="0"/>
+        <w:w w:val="100"/>
+        <w:sz w:val="22"/>
+        <w:szCs w:val="22"/>
+        <w:lang w:val="en-US" w:eastAsia="en-US" w:bidi="ar-SA"/>
+      </w:rPr>
     </w:lvl>
-    <w:lvl w:ilvl="1" w:tplc="C5B41282">
+    <w:lvl w:ilvl="3">
+      <w:numFmt w:val="bullet"/>
+      <w:lvlText w:val="•"/>
+      <w:lvlJc w:val="left"/>
+      <w:pPr>
+        <w:ind w:left="2427" w:hanging="279"/>
+      </w:pPr>
+      <w:rPr>
+        <w:rFonts w:hint="default"/>
+        <w:lang w:val="en-US" w:eastAsia="en-US" w:bidi="ar-SA"/>
+      </w:rPr>
+    </w:lvl>
+    <w:lvl w:ilvl="4">
+      <w:numFmt w:val="bullet"/>
+      <w:lvlText w:val="•"/>
+      <w:lvlJc w:val="left"/>
+      <w:pPr>
+        <w:ind w:left="3675" w:hanging="279"/>
+      </w:pPr>
+      <w:rPr>
+        <w:rFonts w:hint="default"/>
+        <w:lang w:val="en-US" w:eastAsia="en-US" w:bidi="ar-SA"/>
+      </w:rPr>
+    </w:lvl>
+    <w:lvl w:ilvl="5">
+      <w:numFmt w:val="bullet"/>
+      <w:lvlText w:val="•"/>
+      <w:lvlJc w:val="left"/>
+      <w:pPr>
+        <w:ind w:left="4922" w:hanging="279"/>
+      </w:pPr>
+      <w:rPr>
+        <w:rFonts w:hint="default"/>
+        <w:lang w:val="en-US" w:eastAsia="en-US" w:bidi="ar-SA"/>
+      </w:rPr>
+    </w:lvl>
+    <w:lvl w:ilvl="6">
+      <w:numFmt w:val="bullet"/>
+      <w:lvlText w:val="•"/>
+      <w:lvlJc w:val="left"/>
+      <w:pPr>
+        <w:ind w:left="6170" w:hanging="279"/>
+      </w:pPr>
+      <w:rPr>
+        <w:rFonts w:hint="default"/>
+        <w:lang w:val="en-US" w:eastAsia="en-US" w:bidi="ar-SA"/>
+      </w:rPr>
+    </w:lvl>
+    <w:lvl w:ilvl="7">
+      <w:numFmt w:val="bullet"/>
+      <w:lvlText w:val="•"/>
+      <w:lvlJc w:val="left"/>
+      <w:pPr>
+        <w:ind w:left="7417" w:hanging="279"/>
+      </w:pPr>
+      <w:rPr>
+        <w:rFonts w:hint="default"/>
+        <w:lang w:val="en-US" w:eastAsia="en-US" w:bidi="ar-SA"/>
+      </w:rPr>
+    </w:lvl>
+    <w:lvl w:ilvl="8">
+      <w:numFmt w:val="bullet"/>
+      <w:lvlText w:val="•"/>
+      <w:lvlJc w:val="left"/>
+      <w:pPr>
+        <w:ind w:left="8665" w:hanging="279"/>
+      </w:pPr>
+      <w:rPr>
+        <w:rFonts w:hint="default"/>
+        <w:lang w:val="en-US" w:eastAsia="en-US" w:bidi="ar-SA"/>
+      </w:rPr>
+    </w:lvl>
+  </w:abstractNum>
+  <w:abstractNum w:abstractNumId="1">
+    <w:nsid w:val="69400271"/>
+    <w:multiLevelType w:val="multilevel"/>
+    <w:tmpl w:val="DD3273B0"/>
+    <w:lvl w:ilvl="0">
       <w:start w:val="1"/>
+      <w:numFmt w:val="decimal"/>
+      <w:lvlText w:val="%1."/>
+      <w:lvlJc w:val="left"/>
+      <w:pPr>
+        <w:ind w:left="954" w:hanging="336"/>
+        <w:jc w:val="left"/>
+      </w:pPr>
+      <w:rPr>
+        <w:rFonts w:ascii="Arial" w:eastAsia="Arial" w:hAnsi="Arial" w:cs="Arial" w:hint="default"/>
+        <w:b/>
+        <w:bCs/>
+        <w:i w:val="0"/>
+        <w:iCs w:val="0"/>
+        <w:color w:val="1B2A49"/>
+        <w:spacing w:val="0"/>
+        <w:w w:val="90"/>
+        <w:sz w:val="24"/>
+        <w:szCs w:val="24"/>
+        <w:u w:val="single" w:color="1B2A49"/>
+        <w:lang w:val="en-US" w:eastAsia="en-US" w:bidi="ar-SA"/>
+      </w:rPr>
+    </w:lvl>
+    <w:lvl w:ilvl="1">
+      <w:start w:val="1"/>
+      <w:numFmt w:val="decimal"/>
+      <w:lvlText w:val="%1.%2"/>
+      <w:lvlJc w:val="left"/>
+      <w:pPr>
+        <w:ind w:left="1048" w:hanging="430"/>
+        <w:jc w:val="left"/>
+      </w:pPr>
+      <w:rPr>
+        <w:rFonts w:ascii="Arial" w:eastAsia="Arial" w:hAnsi="Arial" w:cs="Arial" w:hint="default"/>
+        <w:b/>
+        <w:bCs/>
+        <w:i w:val="0"/>
+        <w:iCs w:val="0"/>
+        <w:color w:val="1B2A49"/>
+        <w:spacing w:val="-1"/>
+        <w:w w:val="100"/>
+        <w:sz w:val="22"/>
+        <w:szCs w:val="22"/>
+        <w:lang w:val="en-US" w:eastAsia="en-US" w:bidi="ar-SA"/>
+      </w:rPr>
+    </w:lvl>
+    <w:lvl w:ilvl="2">
       <w:numFmt w:val="bullet"/>
-      <w:lvlText w:val="○"/>
+      <w:lvlText w:val="•"/>
       <w:lvlJc w:val="left"/>
       <w:pPr>
-        <w:ind w:left="1440" w:hanging="360"/>
-      </w:pPr>
+        <w:ind w:left="1178" w:hanging="279"/>
+      </w:pPr>
+      <w:rPr>
+        <w:rFonts w:ascii="Arial MT" w:eastAsia="Arial MT" w:hAnsi="Arial MT" w:cs="Arial MT" w:hint="default"/>
+        <w:b w:val="0"/>
+        <w:bCs w:val="0"/>
+        <w:i w:val="0"/>
+        <w:iCs w:val="0"/>
+        <w:spacing w:val="0"/>
+        <w:w w:val="100"/>
+        <w:sz w:val="22"/>
+        <w:szCs w:val="22"/>
+        <w:lang w:val="en-US" w:eastAsia="en-US" w:bidi="ar-SA"/>
+      </w:rPr>
     </w:lvl>
-    <w:lvl w:ilvl="2" w:tplc="7CB25014">
-      <w:start w:val="1"/>
+    <w:lvl w:ilvl="3">
       <w:numFmt w:val="bullet"/>
-      <w:lvlText w:val="■"/>
+      <w:lvlText w:val="•"/>
       <w:lvlJc w:val="left"/>
       <w:pPr>
-        <w:ind w:left="2160" w:hanging="360"/>
-      </w:pPr>
+        <w:ind w:left="2427" w:hanging="279"/>
+      </w:pPr>
+      <w:rPr>
+        <w:rFonts w:hint="default"/>
+        <w:lang w:val="en-US" w:eastAsia="en-US" w:bidi="ar-SA"/>
+      </w:rPr>
     </w:lvl>
-    <w:lvl w:ilvl="3" w:tplc="808263F0">
-      <w:start w:val="1"/>
+    <w:lvl w:ilvl="4">
       <w:numFmt w:val="bullet"/>
-      <w:lvlText w:val="●"/>
+      <w:lvlText w:val="•"/>
       <w:lvlJc w:val="left"/>
       <w:pPr>
-        <w:ind w:left="2880" w:hanging="360"/>
-      </w:pPr>
+        <w:ind w:left="3675" w:hanging="279"/>
+      </w:pPr>
+      <w:rPr>
+        <w:rFonts w:hint="default"/>
+        <w:lang w:val="en-US" w:eastAsia="en-US" w:bidi="ar-SA"/>
+      </w:rPr>
     </w:lvl>
-    <w:lvl w:ilvl="4" w:tplc="7F90221C">
-      <w:start w:val="1"/>
+    <w:lvl w:ilvl="5">
       <w:numFmt w:val="bullet"/>
-      <w:lvlText w:val="○"/>
+      <w:lvlText w:val="•"/>
       <w:lvlJc w:val="left"/>
       <w:pPr>
-        <w:ind w:left="3600" w:hanging="360"/>
-      </w:pPr>
+        <w:ind w:left="4922" w:hanging="279"/>
+      </w:pPr>
+      <w:rPr>
+        <w:rFonts w:hint="default"/>
+        <w:lang w:val="en-US" w:eastAsia="en-US" w:bidi="ar-SA"/>
+      </w:rPr>
     </w:lvl>
-    <w:lvl w:ilvl="5" w:tplc="0556F524">
-      <w:start w:val="1"/>
+    <w:lvl w:ilvl="6">
       <w:numFmt w:val="bullet"/>
-      <w:lvlText w:val="■"/>
+      <w:lvlText w:val="•"/>
       <w:lvlJc w:val="left"/>
       <w:pPr>
-        <w:ind w:left="4320" w:hanging="360"/>
-      </w:pPr>
+        <w:ind w:left="6170" w:hanging="279"/>
+      </w:pPr>
+      <w:rPr>
+        <w:rFonts w:hint="default"/>
+        <w:lang w:val="en-US" w:eastAsia="en-US" w:bidi="ar-SA"/>
+      </w:rPr>
     </w:lvl>
-    <w:lvl w:ilvl="6" w:tplc="09961834">
-      <w:start w:val="1"/>
+    <w:lvl w:ilvl="7">
       <w:numFmt w:val="bullet"/>
-      <w:lvlText w:val="●"/>
+      <w:lvlText w:val="•"/>
       <w:lvlJc w:val="left"/>
       <w:pPr>
-        <w:ind w:left="5040" w:hanging="360"/>
-      </w:pPr>
+        <w:ind w:left="7417" w:hanging="279"/>
+      </w:pPr>
+      <w:rPr>
+        <w:rFonts w:hint="default"/>
+        <w:lang w:val="en-US" w:eastAsia="en-US" w:bidi="ar-SA"/>
+      </w:rPr>
     </w:lvl>
-    <w:lvl w:ilvl="7" w:tplc="F91ADE22">
-      <w:start w:val="1"/>
+    <w:lvl w:ilvl="8">
       <w:numFmt w:val="bullet"/>
-      <w:lvlText w:val="●"/>
+      <w:lvlText w:val="•"/>
       <w:lvlJc w:val="left"/>
       <w:pPr>
-        <w:ind w:left="5760" w:hanging="360"/>
-      </w:pPr>
-    </w:lvl>
-    <w:lvl w:ilvl="8" w:tplc="3F3EA29E">
-      <w:start w:val="1"/>
-      <w:numFmt w:val="bullet"/>
-      <w:lvlText w:val="●"/>
-      <w:lvlJc w:val="left"/>
-      <w:pPr>
-        <w:ind w:left="6480" w:hanging="360"/>
-      </w:pPr>
+        <w:ind w:left="8665" w:hanging="279"/>
+      </w:pPr>
+      <w:rPr>
+        <w:rFonts w:hint="default"/>
+        <w:lang w:val="en-US" w:eastAsia="en-US" w:bidi="ar-SA"/>
+      </w:rPr>
     </w:lvl>
   </w:abstractNum>
   <w:num w:numId="1">
     <w:abstractNumId w:val="0"/>
-    <w:lvlOverride w:ilvl="0">
-      <w:startOverride w:val="1"/>
-    </w:lvlOverride>
+  </w:num>
+  <w:num w:numId="2">
+    <w:abstractNumId w:val="1"/>
   </w:num>
 </w:numbering>
 </file>
@@ -985,15 +3687,23 @@
   <w:docDefaults>
     <w:rPrDefault>
       <w:rPr>
-        <w:rFonts w:ascii="Times New Roman" w:eastAsia="Times New Roman" w:hAnsi="Times New Roman" w:cs="Times New Roman"/>
-        <w:lang w:val="en-ZA" w:eastAsia="en-ZA" w:bidi="ar-SA"/>
+        <w:rFonts w:asciiTheme="minorHAnsi" w:eastAsiaTheme="minorHAnsi" w:hAnsiTheme="minorHAnsi" w:cstheme="minorBidi"/>
+        <w:sz w:val="22"/>
+        <w:szCs w:val="22"/>
+        <w:lang w:val="en-US" w:eastAsia="en-US" w:bidi="ar-SA"/>
       </w:rPr>
     </w:rPrDefault>
-    <w:pPrDefault/>
+    <w:pPrDefault>
+      <w:pPr>
+        <w:widowControl w:val="0"/>
+        <w:autoSpaceDE w:val="0"/>
+        <w:autoSpaceDN w:val="0"/>
+      </w:pPr>
+    </w:pPrDefault>
   </w:docDefaults>
   <w:latentStyles w:defLockedState="0" w:defUIPriority="99" w:defSemiHidden="1" w:defUnhideWhenUsed="1" w:defQFormat="0" w:count="267">
     <w:lsdException w:name="Normal" w:semiHidden="0" w:uiPriority="0" w:unhideWhenUsed="0" w:qFormat="1"/>
-    <w:lsdException w:name="heading 1" w:semiHidden="0" w:uiPriority="9" w:unhideWhenUsed="0" w:qFormat="1"/>
+    <w:lsdException w:name="heading 1" w:semiHidden="0" w:uiPriority="1" w:unhideWhenUsed="0" w:qFormat="1"/>
     <w:lsdException w:name="heading 2" w:uiPriority="9" w:qFormat="1"/>
     <w:lsdException w:name="heading 3" w:uiPriority="9" w:qFormat="1"/>
     <w:lsdException w:name="heading 4" w:uiPriority="9" w:qFormat="1"/>
@@ -1014,10 +3724,11 @@
     <w:lsdException w:name="caption" w:uiPriority="35" w:qFormat="1"/>
     <w:lsdException w:name="Title" w:semiHidden="0" w:uiPriority="10" w:unhideWhenUsed="0" w:qFormat="1"/>
     <w:lsdException w:name="Default Paragraph Font" w:uiPriority="1"/>
+    <w:lsdException w:name="Body Text" w:uiPriority="1" w:qFormat="1"/>
     <w:lsdException w:name="Subtitle" w:semiHidden="0" w:uiPriority="11" w:unhideWhenUsed="0" w:qFormat="1"/>
     <w:lsdException w:name="Strong" w:semiHidden="0" w:uiPriority="22" w:unhideWhenUsed="0" w:qFormat="1"/>
     <w:lsdException w:name="Emphasis" w:semiHidden="0" w:uiPriority="20" w:unhideWhenUsed="0" w:qFormat="1"/>
-    <w:lsdException w:name="Table Grid" w:semiHidden="0" w:uiPriority="39" w:unhideWhenUsed="0"/>
+    <w:lsdException w:name="Table Grid" w:semiHidden="0" w:uiPriority="59" w:unhideWhenUsed="0"/>
     <w:lsdException w:name="Placeholder Text" w:unhideWhenUsed="0"/>
     <w:lsdException w:name="No Spacing" w:semiHidden="0" w:uiPriority="1" w:unhideWhenUsed="0" w:qFormat="1"/>
     <w:lsdException w:name="Light Shading" w:semiHidden="0" w:uiPriority="60" w:unhideWhenUsed="0"/>
@@ -1132,90 +3843,44 @@
   </w:latentStyles>
   <w:style w:type="paragraph" w:default="1" w:styleId="Normal">
     <w:name w:val="Normal"/>
+    <w:uiPriority w:val="1"/>
     <w:qFormat/>
+    <w:rPr>
+      <w:rFonts w:ascii="Arial MT" w:eastAsia="Arial MT" w:hAnsi="Arial MT" w:cs="Arial MT"/>
+    </w:rPr>
   </w:style>
   <w:style w:type="paragraph" w:styleId="Heading1">
     <w:name w:val="heading 1"/>
-    <w:uiPriority w:val="9"/>
+    <w:basedOn w:val="Normal"/>
+    <w:link w:val="Heading1Char"/>
+    <w:uiPriority w:val="1"/>
     <w:qFormat/>
     <w:pPr>
+      <w:ind w:left="819" w:hanging="200"/>
       <w:outlineLvl w:val="0"/>
     </w:pPr>
     <w:rPr>
-      <w:color w:val="2E74B5"/>
-      <w:sz w:val="32"/>
-      <w:szCs w:val="32"/>
+      <w:rFonts w:ascii="Arial" w:eastAsia="Arial" w:hAnsi="Arial" w:cs="Arial"/>
+      <w:b/>
+      <w:bCs/>
+      <w:sz w:val="24"/>
+      <w:szCs w:val="24"/>
+      <w:u w:val="single" w:color="000000"/>
     </w:rPr>
   </w:style>
   <w:style w:type="paragraph" w:styleId="Heading2">
     <w:name w:val="heading 2"/>
-    <w:uiPriority w:val="9"/>
-    <w:semiHidden/>
-    <w:unhideWhenUsed/>
+    <w:basedOn w:val="Normal"/>
+    <w:uiPriority w:val="1"/>
     <w:qFormat/>
     <w:pPr>
+      <w:ind w:left="1046"/>
       <w:outlineLvl w:val="1"/>
     </w:pPr>
     <w:rPr>
-      <w:color w:val="2E74B5"/>
-      <w:sz w:val="26"/>
-      <w:szCs w:val="26"/>
-    </w:rPr>
-  </w:style>
-  <w:style w:type="paragraph" w:styleId="Heading3">
-    <w:name w:val="heading 3"/>
-    <w:uiPriority w:val="9"/>
-    <w:semiHidden/>
-    <w:unhideWhenUsed/>
-    <w:qFormat/>
-    <w:pPr>
-      <w:outlineLvl w:val="2"/>
-    </w:pPr>
-    <w:rPr>
-      <w:color w:val="1F4D78"/>
-      <w:sz w:val="24"/>
-      <w:szCs w:val="24"/>
-    </w:rPr>
-  </w:style>
-  <w:style w:type="paragraph" w:styleId="Heading4">
-    <w:name w:val="heading 4"/>
-    <w:uiPriority w:val="9"/>
-    <w:semiHidden/>
-    <w:unhideWhenUsed/>
-    <w:qFormat/>
-    <w:pPr>
-      <w:outlineLvl w:val="3"/>
-    </w:pPr>
-    <w:rPr>
-      <w:i/>
-      <w:iCs/>
-      <w:color w:val="2E74B5"/>
-    </w:rPr>
-  </w:style>
-  <w:style w:type="paragraph" w:styleId="Heading5">
-    <w:name w:val="heading 5"/>
-    <w:uiPriority w:val="9"/>
-    <w:semiHidden/>
-    <w:unhideWhenUsed/>
-    <w:qFormat/>
-    <w:pPr>
-      <w:outlineLvl w:val="4"/>
-    </w:pPr>
-    <w:rPr>
-      <w:color w:val="2E74B5"/>
-    </w:rPr>
-  </w:style>
-  <w:style w:type="paragraph" w:styleId="Heading6">
-    <w:name w:val="heading 6"/>
-    <w:uiPriority w:val="9"/>
-    <w:semiHidden/>
-    <w:unhideWhenUsed/>
-    <w:qFormat/>
-    <w:pPr>
-      <w:outlineLvl w:val="5"/>
-    </w:pPr>
-    <w:rPr>
-      <w:color w:val="1F4D78"/>
+      <w:rFonts w:ascii="Arial" w:eastAsia="Arial" w:hAnsi="Arial" w:cs="Arial"/>
+      <w:b/>
+      <w:bCs/>
     </w:rPr>
   </w:style>
   <w:style w:type="character" w:default="1" w:styleId="DefaultParagraphFont">
@@ -1245,88 +3910,55 @@
     <w:semiHidden/>
     <w:unhideWhenUsed/>
   </w:style>
-  <w:style w:type="paragraph" w:styleId="Title">
-    <w:name w:val="Title"/>
-    <w:uiPriority w:val="10"/>
+  <w:style w:type="paragraph" w:styleId="BodyText">
+    <w:name w:val="Body Text"/>
+    <w:basedOn w:val="Normal"/>
+    <w:link w:val="BodyTextChar"/>
+    <w:uiPriority w:val="1"/>
     <w:qFormat/>
-    <w:rPr>
-      <w:sz w:val="56"/>
-      <w:szCs w:val="56"/>
-    </w:rPr>
-  </w:style>
-  <w:style w:type="paragraph" w:customStyle="1" w:styleId="Strong1">
-    <w:name w:val="Strong1"/>
-    <w:qFormat/>
-    <w:rPr>
-      <w:b/>
-      <w:bCs/>
-    </w:rPr>
   </w:style>
   <w:style w:type="paragraph" w:styleId="ListParagraph">
     <w:name w:val="List Paragraph"/>
+    <w:basedOn w:val="Normal"/>
+    <w:uiPriority w:val="1"/>
     <w:qFormat/>
+    <w:pPr>
+      <w:ind w:left="1178" w:hanging="279"/>
+    </w:pPr>
   </w:style>
-  <w:style w:type="character" w:styleId="Hyperlink">
-    <w:name w:val="Hyperlink"/>
-    <w:uiPriority w:val="99"/>
-    <w:unhideWhenUsed/>
+  <w:style w:type="paragraph" w:customStyle="1" w:styleId="TableParagraph">
+    <w:name w:val="Table Paragraph"/>
+    <w:basedOn w:val="Normal"/>
+    <w:uiPriority w:val="1"/>
+    <w:qFormat/>
+    <w:pPr>
+      <w:spacing w:before="90"/>
+      <w:ind w:left="136" w:right="693"/>
+    </w:pPr>
+  </w:style>
+  <w:style w:type="character" w:customStyle="1" w:styleId="BodyTextChar">
+    <w:name w:val="Body Text Char"/>
+    <w:basedOn w:val="DefaultParagraphFont"/>
+    <w:link w:val="BodyText"/>
+    <w:uiPriority w:val="1"/>
+    <w:rsid w:val="00D95FB0"/>
     <w:rPr>
-      <w:color w:val="0563C1"/>
-      <w:u w:val="single"/>
+      <w:rFonts w:ascii="Arial MT" w:eastAsia="Arial MT" w:hAnsi="Arial MT" w:cs="Arial MT"/>
     </w:rPr>
   </w:style>
-  <w:style w:type="character" w:styleId="FootnoteReference">
-    <w:name w:val="footnote reference"/>
-    <w:uiPriority w:val="99"/>
-    <w:semiHidden/>
-    <w:unhideWhenUsed/>
+  <w:style w:type="character" w:customStyle="1" w:styleId="Heading1Char">
+    <w:name w:val="Heading 1 Char"/>
+    <w:basedOn w:val="DefaultParagraphFont"/>
+    <w:link w:val="Heading1"/>
+    <w:uiPriority w:val="1"/>
+    <w:rsid w:val="00D95FB0"/>
     <w:rPr>
-      <w:vertAlign w:val="superscript"/>
-    </w:rPr>
-  </w:style>
-  <w:style w:type="paragraph" w:styleId="FootnoteText">
-    <w:name w:val="footnote text"/>
-    <w:link w:val="FootnoteTextChar"/>
-    <w:uiPriority w:val="99"/>
-    <w:semiHidden/>
-    <w:unhideWhenUsed/>
-  </w:style>
-  <w:style w:type="character" w:customStyle="1" w:styleId="FootnoteTextChar">
-    <w:name w:val="Footnote Text Char"/>
-    <w:link w:val="FootnoteText"/>
-    <w:uiPriority w:val="99"/>
-    <w:semiHidden/>
-    <w:unhideWhenUsed/>
-    <w:rPr>
-      <w:sz w:val="20"/>
-      <w:szCs w:val="20"/>
-    </w:rPr>
-  </w:style>
-  <w:style w:type="character" w:styleId="EndnoteReference">
-    <w:name w:val="endnote reference"/>
-    <w:uiPriority w:val="99"/>
-    <w:semiHidden/>
-    <w:unhideWhenUsed/>
-    <w:rPr>
-      <w:vertAlign w:val="superscript"/>
-    </w:rPr>
-  </w:style>
-  <w:style w:type="paragraph" w:styleId="EndnoteText">
-    <w:name w:val="endnote text"/>
-    <w:link w:val="EndnoteTextChar"/>
-    <w:uiPriority w:val="99"/>
-    <w:semiHidden/>
-    <w:unhideWhenUsed/>
-  </w:style>
-  <w:style w:type="character" w:customStyle="1" w:styleId="EndnoteTextChar">
-    <w:name w:val="Endnote Text Char"/>
-    <w:link w:val="EndnoteText"/>
-    <w:uiPriority w:val="99"/>
-    <w:semiHidden/>
-    <w:unhideWhenUsed/>
-    <w:rPr>
-      <w:sz w:val="20"/>
-      <w:szCs w:val="20"/>
+      <w:rFonts w:ascii="Arial" w:eastAsia="Arial" w:hAnsi="Arial" w:cs="Arial"/>
+      <w:b/>
+      <w:bCs/>
+      <w:sz w:val="24"/>
+      <w:szCs w:val="24"/>
+      <w:u w:val="single" w:color="000000"/>
     </w:rPr>
   </w:style>
 </w:styles>
@@ -1337,15 +3969,23 @@
   <w:docDefaults>
     <w:rPrDefault>
       <w:rPr>
-        <w:rFonts w:ascii="Times New Roman" w:eastAsia="Times New Roman" w:hAnsi="Times New Roman" w:cs="Times New Roman"/>
-        <w:lang w:val="en-ZA" w:eastAsia="en-ZA" w:bidi="ar-SA"/>
+        <w:rFonts w:asciiTheme="minorHAnsi" w:eastAsiaTheme="minorHAnsi" w:hAnsiTheme="minorHAnsi" w:cstheme="minorBidi"/>
+        <w:sz w:val="22"/>
+        <w:szCs w:val="22"/>
+        <w:lang w:val="en-US" w:eastAsia="en-US" w:bidi="ar-SA"/>
       </w:rPr>
     </w:rPrDefault>
-    <w:pPrDefault/>
+    <w:pPrDefault>
+      <w:pPr>
+        <w:widowControl w:val="0"/>
+        <w:autoSpaceDE w:val="0"/>
+        <w:autoSpaceDN w:val="0"/>
+      </w:pPr>
+    </w:pPrDefault>
   </w:docDefaults>
   <w:latentStyles w:defLockedState="0" w:defUIPriority="99" w:defSemiHidden="1" w:defUnhideWhenUsed="1" w:defQFormat="0" w:count="267">
     <w:lsdException w:name="Normal" w:semiHidden="0" w:uiPriority="0" w:unhideWhenUsed="0" w:qFormat="1"/>
-    <w:lsdException w:name="heading 1" w:semiHidden="0" w:uiPriority="9" w:unhideWhenUsed="0" w:qFormat="1"/>
+    <w:lsdException w:name="heading 1" w:semiHidden="0" w:uiPriority="1" w:unhideWhenUsed="0" w:qFormat="1"/>
     <w:lsdException w:name="heading 2" w:uiPriority="9" w:qFormat="1"/>
     <w:lsdException w:name="heading 3" w:uiPriority="9" w:qFormat="1"/>
     <w:lsdException w:name="heading 4" w:uiPriority="9" w:qFormat="1"/>
@@ -1366,10 +4006,11 @@
     <w:lsdException w:name="caption" w:uiPriority="35" w:qFormat="1"/>
     <w:lsdException w:name="Title" w:semiHidden="0" w:uiPriority="10" w:unhideWhenUsed="0" w:qFormat="1"/>
     <w:lsdException w:name="Default Paragraph Font" w:uiPriority="1"/>
+    <w:lsdException w:name="Body Text" w:uiPriority="1" w:qFormat="1"/>
     <w:lsdException w:name="Subtitle" w:semiHidden="0" w:uiPriority="11" w:unhideWhenUsed="0" w:qFormat="1"/>
     <w:lsdException w:name="Strong" w:semiHidden="0" w:uiPriority="22" w:unhideWhenUsed="0" w:qFormat="1"/>
     <w:lsdException w:name="Emphasis" w:semiHidden="0" w:uiPriority="20" w:unhideWhenUsed="0" w:qFormat="1"/>
-    <w:lsdException w:name="Table Grid" w:semiHidden="0" w:uiPriority="39" w:unhideWhenUsed="0"/>
+    <w:lsdException w:name="Table Grid" w:semiHidden="0" w:uiPriority="59" w:unhideWhenUsed="0"/>
     <w:lsdException w:name="Placeholder Text" w:unhideWhenUsed="0"/>
     <w:lsdException w:name="No Spacing" w:semiHidden="0" w:uiPriority="1" w:unhideWhenUsed="0" w:qFormat="1"/>
     <w:lsdException w:name="Light Shading" w:semiHidden="0" w:uiPriority="60" w:unhideWhenUsed="0"/>
@@ -1484,90 +4125,44 @@
   </w:latentStyles>
   <w:style w:type="paragraph" w:default="1" w:styleId="Normal">
     <w:name w:val="Normal"/>
+    <w:uiPriority w:val="1"/>
     <w:qFormat/>
+    <w:rPr>
+      <w:rFonts w:ascii="Arial MT" w:eastAsia="Arial MT" w:hAnsi="Arial MT" w:cs="Arial MT"/>
+    </w:rPr>
   </w:style>
   <w:style w:type="paragraph" w:styleId="Heading1">
     <w:name w:val="heading 1"/>
-    <w:uiPriority w:val="9"/>
+    <w:basedOn w:val="Normal"/>
+    <w:link w:val="Heading1Char"/>
+    <w:uiPriority w:val="1"/>
     <w:qFormat/>
     <w:pPr>
+      <w:ind w:left="819" w:hanging="200"/>
       <w:outlineLvl w:val="0"/>
     </w:pPr>
     <w:rPr>
-      <w:color w:val="2E74B5"/>
-      <w:sz w:val="32"/>
-      <w:szCs w:val="32"/>
+      <w:rFonts w:ascii="Arial" w:eastAsia="Arial" w:hAnsi="Arial" w:cs="Arial"/>
+      <w:b/>
+      <w:bCs/>
+      <w:sz w:val="24"/>
+      <w:szCs w:val="24"/>
+      <w:u w:val="single" w:color="000000"/>
     </w:rPr>
   </w:style>
   <w:style w:type="paragraph" w:styleId="Heading2">
     <w:name w:val="heading 2"/>
-    <w:uiPriority w:val="9"/>
-    <w:semiHidden/>
-    <w:unhideWhenUsed/>
+    <w:basedOn w:val="Normal"/>
+    <w:uiPriority w:val="1"/>
     <w:qFormat/>
     <w:pPr>
+      <w:ind w:left="1046"/>
       <w:outlineLvl w:val="1"/>
     </w:pPr>
     <w:rPr>
-      <w:color w:val="2E74B5"/>
-      <w:sz w:val="26"/>
-      <w:szCs w:val="26"/>
-    </w:rPr>
-  </w:style>
-  <w:style w:type="paragraph" w:styleId="Heading3">
-    <w:name w:val="heading 3"/>
-    <w:uiPriority w:val="9"/>
-    <w:semiHidden/>
-    <w:unhideWhenUsed/>
-    <w:qFormat/>
-    <w:pPr>
-      <w:outlineLvl w:val="2"/>
-    </w:pPr>
-    <w:rPr>
-      <w:color w:val="1F4D78"/>
-      <w:sz w:val="24"/>
-      <w:szCs w:val="24"/>
-    </w:rPr>
-  </w:style>
-  <w:style w:type="paragraph" w:styleId="Heading4">
-    <w:name w:val="heading 4"/>
-    <w:uiPriority w:val="9"/>
-    <w:semiHidden/>
-    <w:unhideWhenUsed/>
-    <w:qFormat/>
-    <w:pPr>
-      <w:outlineLvl w:val="3"/>
-    </w:pPr>
-    <w:rPr>
-      <w:i/>
-      <w:iCs/>
-      <w:color w:val="2E74B5"/>
-    </w:rPr>
-  </w:style>
-  <w:style w:type="paragraph" w:styleId="Heading5">
-    <w:name w:val="heading 5"/>
-    <w:uiPriority w:val="9"/>
-    <w:semiHidden/>
-    <w:unhideWhenUsed/>
-    <w:qFormat/>
-    <w:pPr>
-      <w:outlineLvl w:val="4"/>
-    </w:pPr>
-    <w:rPr>
-      <w:color w:val="2E74B5"/>
-    </w:rPr>
-  </w:style>
-  <w:style w:type="paragraph" w:styleId="Heading6">
-    <w:name w:val="heading 6"/>
-    <w:uiPriority w:val="9"/>
-    <w:semiHidden/>
-    <w:unhideWhenUsed/>
-    <w:qFormat/>
-    <w:pPr>
-      <w:outlineLvl w:val="5"/>
-    </w:pPr>
-    <w:rPr>
-      <w:color w:val="1F4D78"/>
+      <w:rFonts w:ascii="Arial" w:eastAsia="Arial" w:hAnsi="Arial" w:cs="Arial"/>
+      <w:b/>
+      <w:bCs/>
     </w:rPr>
   </w:style>
   <w:style w:type="character" w:default="1" w:styleId="DefaultParagraphFont">
@@ -1597,88 +4192,55 @@
     <w:semiHidden/>
     <w:unhideWhenUsed/>
   </w:style>
-  <w:style w:type="paragraph" w:styleId="Title">
-    <w:name w:val="Title"/>
-    <w:uiPriority w:val="10"/>
+  <w:style w:type="paragraph" w:styleId="BodyText">
+    <w:name w:val="Body Text"/>
+    <w:basedOn w:val="Normal"/>
+    <w:link w:val="BodyTextChar"/>
+    <w:uiPriority w:val="1"/>
     <w:qFormat/>
-    <w:rPr>
-      <w:sz w:val="56"/>
-      <w:szCs w:val="56"/>
-    </w:rPr>
-  </w:style>
-  <w:style w:type="paragraph" w:customStyle="1" w:styleId="Strong1">
-    <w:name w:val="Strong1"/>
-    <w:qFormat/>
-    <w:rPr>
-      <w:b/>
-      <w:bCs/>
-    </w:rPr>
   </w:style>
   <w:style w:type="paragraph" w:styleId="ListParagraph">
     <w:name w:val="List Paragraph"/>
+    <w:basedOn w:val="Normal"/>
+    <w:uiPriority w:val="1"/>
     <w:qFormat/>
+    <w:pPr>
+      <w:ind w:left="1178" w:hanging="279"/>
+    </w:pPr>
   </w:style>
-  <w:style w:type="character" w:styleId="Hyperlink">
-    <w:name w:val="Hyperlink"/>
-    <w:uiPriority w:val="99"/>
-    <w:unhideWhenUsed/>
+  <w:style w:type="paragraph" w:customStyle="1" w:styleId="TableParagraph">
+    <w:name w:val="Table Paragraph"/>
+    <w:basedOn w:val="Normal"/>
+    <w:uiPriority w:val="1"/>
+    <w:qFormat/>
+    <w:pPr>
+      <w:spacing w:before="90"/>
+      <w:ind w:left="136" w:right="693"/>
+    </w:pPr>
+  </w:style>
+  <w:style w:type="character" w:customStyle="1" w:styleId="BodyTextChar">
+    <w:name w:val="Body Text Char"/>
+    <w:basedOn w:val="DefaultParagraphFont"/>
+    <w:link w:val="BodyText"/>
+    <w:uiPriority w:val="1"/>
+    <w:rsid w:val="00D95FB0"/>
     <w:rPr>
-      <w:color w:val="0563C1"/>
-      <w:u w:val="single"/>
+      <w:rFonts w:ascii="Arial MT" w:eastAsia="Arial MT" w:hAnsi="Arial MT" w:cs="Arial MT"/>
     </w:rPr>
   </w:style>
-  <w:style w:type="character" w:styleId="FootnoteReference">
-    <w:name w:val="footnote reference"/>
-    <w:uiPriority w:val="99"/>
-    <w:semiHidden/>
-    <w:unhideWhenUsed/>
+  <w:style w:type="character" w:customStyle="1" w:styleId="Heading1Char">
+    <w:name w:val="Heading 1 Char"/>
+    <w:basedOn w:val="DefaultParagraphFont"/>
+    <w:link w:val="Heading1"/>
+    <w:uiPriority w:val="1"/>
+    <w:rsid w:val="00D95FB0"/>
     <w:rPr>
-      <w:vertAlign w:val="superscript"/>
-    </w:rPr>
-  </w:style>
-  <w:style w:type="paragraph" w:styleId="FootnoteText">
-    <w:name w:val="footnote text"/>
-    <w:link w:val="FootnoteTextChar"/>
-    <w:uiPriority w:val="99"/>
-    <w:semiHidden/>
-    <w:unhideWhenUsed/>
-  </w:style>
-  <w:style w:type="character" w:customStyle="1" w:styleId="FootnoteTextChar">
-    <w:name w:val="Footnote Text Char"/>
-    <w:link w:val="FootnoteText"/>
-    <w:uiPriority w:val="99"/>
-    <w:semiHidden/>
-    <w:unhideWhenUsed/>
-    <w:rPr>
-      <w:sz w:val="20"/>
-      <w:szCs w:val="20"/>
-    </w:rPr>
-  </w:style>
-  <w:style w:type="character" w:styleId="EndnoteReference">
-    <w:name w:val="endnote reference"/>
-    <w:uiPriority w:val="99"/>
-    <w:semiHidden/>
-    <w:unhideWhenUsed/>
-    <w:rPr>
-      <w:vertAlign w:val="superscript"/>
-    </w:rPr>
-  </w:style>
-  <w:style w:type="paragraph" w:styleId="EndnoteText">
-    <w:name w:val="endnote text"/>
-    <w:link w:val="EndnoteTextChar"/>
-    <w:uiPriority w:val="99"/>
-    <w:semiHidden/>
-    <w:unhideWhenUsed/>
-  </w:style>
-  <w:style w:type="character" w:customStyle="1" w:styleId="EndnoteTextChar">
-    <w:name w:val="Endnote Text Char"/>
-    <w:link w:val="EndnoteText"/>
-    <w:uiPriority w:val="99"/>
-    <w:semiHidden/>
-    <w:unhideWhenUsed/>
-    <w:rPr>
-      <w:sz w:val="20"/>
-      <w:szCs w:val="20"/>
+      <w:rFonts w:ascii="Arial" w:eastAsia="Arial" w:hAnsi="Arial" w:cs="Arial"/>
+      <w:b/>
+      <w:bCs/>
+      <w:sz w:val="24"/>
+      <w:szCs w:val="24"/>
+      <w:u w:val="single" w:color="000000"/>
     </w:rPr>
   </w:style>
 </w:styles>
@@ -1695,44 +4257,44 @@
         <a:sysClr val="window" lastClr="FFFFFF"/>
       </a:lt1>
       <a:dk2>
-        <a:srgbClr val="0E2841"/>
+        <a:srgbClr val="1F497D"/>
       </a:dk2>
       <a:lt2>
-        <a:srgbClr val="E8E8E8"/>
+        <a:srgbClr val="EEECE1"/>
       </a:lt2>
       <a:accent1>
-        <a:srgbClr val="156082"/>
+        <a:srgbClr val="4F81BD"/>
       </a:accent1>
       <a:accent2>
-        <a:srgbClr val="E97132"/>
+        <a:srgbClr val="C0504D"/>
       </a:accent2>
       <a:accent3>
-        <a:srgbClr val="196B24"/>
+        <a:srgbClr val="9BBB59"/>
       </a:accent3>
       <a:accent4>
-        <a:srgbClr val="0F9ED5"/>
+        <a:srgbClr val="8064A2"/>
       </a:accent4>
       <a:accent5>
-        <a:srgbClr val="A02B93"/>
+        <a:srgbClr val="4BACC6"/>
       </a:accent5>
       <a:accent6>
-        <a:srgbClr val="4EA72E"/>
+        <a:srgbClr val="F79646"/>
       </a:accent6>
       <a:hlink>
-        <a:srgbClr val="467886"/>
+        <a:srgbClr val="0000FF"/>
       </a:hlink>
       <a:folHlink>
-        <a:srgbClr val="96607D"/>
+        <a:srgbClr val="800080"/>
       </a:folHlink>
     </a:clrScheme>
     <a:fontScheme name="Office">
       <a:majorFont>
-        <a:latin typeface="Aptos Display" panose="02110004020202020204"/>
+        <a:latin typeface="Cambria"/>
         <a:ea typeface=""/>
         <a:cs typeface=""/>
-        <a:font script="Jpan" typeface="游ゴシック Light"/>
+        <a:font script="Jpan" typeface="ＭＳ ゴシック"/>
         <a:font script="Hang" typeface="맑은 고딕"/>
-        <a:font script="Hans" typeface="等线 Light"/>
+        <a:font script="Hans" typeface="宋体"/>
         <a:font script="Hant" typeface="新細明體"/>
         <a:font script="Arab" typeface="Times New Roman"/>
         <a:font script="Hebr" typeface="Times New Roman"/>
@@ -1759,32 +4321,14 @@
         <a:font script="Mong" typeface="Mongolian Baiti"/>
         <a:font script="Viet" typeface="Times New Roman"/>
         <a:font script="Uigh" typeface="Microsoft Uighur"/>
-        <a:font script="Geor" typeface="Sylfaen"/>
-        <a:font script="Armn" typeface="Arial"/>
-        <a:font script="Bugi" typeface="Leelawadee UI"/>
-        <a:font script="Bopo" typeface="Microsoft JhengHei"/>
-        <a:font script="Java" typeface="Javanese Text"/>
-        <a:font script="Lisu" typeface="Segoe UI"/>
-        <a:font script="Mymr" typeface="Myanmar Text"/>
-        <a:font script="Nkoo" typeface="Ebrima"/>
-        <a:font script="Olck" typeface="Nirmala UI"/>
-        <a:font script="Osma" typeface="Ebrima"/>
-        <a:font script="Phag" typeface="Phagspa"/>
-        <a:font script="Syrn" typeface="Estrangelo Edessa"/>
-        <a:font script="Syrj" typeface="Estrangelo Edessa"/>
-        <a:font script="Syre" typeface="Estrangelo Edessa"/>
-        <a:font script="Sora" typeface="Nirmala UI"/>
-        <a:font script="Tale" typeface="Microsoft Tai Le"/>
-        <a:font script="Talu" typeface="Microsoft New Tai Lue"/>
-        <a:font script="Tfng" typeface="Ebrima"/>
       </a:majorFont>
       <a:minorFont>
-        <a:latin typeface="Aptos" panose="02110004020202020204"/>
+        <a:latin typeface="Calibri"/>
         <a:ea typeface=""/>
         <a:cs typeface=""/>
-        <a:font script="Jpan" typeface="游明朝"/>
+        <a:font script="Jpan" typeface="ＭＳ 明朝"/>
         <a:font script="Hang" typeface="맑은 고딕"/>
-        <a:font script="Hans" typeface="等线"/>
+        <a:font script="Hans" typeface="宋体"/>
         <a:font script="Hant" typeface="新細明體"/>
         <a:font script="Arab" typeface="Arial"/>
         <a:font script="Hebr" typeface="Arial"/>
@@ -1811,24 +4355,6 @@
         <a:font script="Mong" typeface="Mongolian Baiti"/>
         <a:font script="Viet" typeface="Arial"/>
         <a:font script="Uigh" typeface="Microsoft Uighur"/>
-        <a:font script="Geor" typeface="Sylfaen"/>
-        <a:font script="Armn" typeface="Arial"/>
-        <a:font script="Bugi" typeface="Leelawadee UI"/>
-        <a:font script="Bopo" typeface="Microsoft JhengHei"/>
-        <a:font script="Java" typeface="Javanese Text"/>
-        <a:font script="Lisu" typeface="Segoe UI"/>
-        <a:font script="Mymr" typeface="Myanmar Text"/>
-        <a:font script="Nkoo" typeface="Ebrima"/>
-        <a:font script="Olck" typeface="Nirmala UI"/>
-        <a:font script="Osma" typeface="Ebrima"/>
-        <a:font script="Phag" typeface="Phagspa"/>
-        <a:font script="Syrn" typeface="Estrangelo Edessa"/>
-        <a:font script="Syrj" typeface="Estrangelo Edessa"/>
-        <a:font script="Syre" typeface="Estrangelo Edessa"/>
-        <a:font script="Sora" typeface="Nirmala UI"/>
-        <a:font script="Tale" typeface="Microsoft Tai Le"/>
-        <a:font script="Talu" typeface="Microsoft New Tai Lue"/>
-        <a:font script="Tfng" typeface="Ebrima"/>
       </a:minorFont>
     </a:fontScheme>
     <a:fmtScheme name="Office">
@@ -1840,161 +4366,177 @@
           <a:gsLst>
             <a:gs pos="0">
               <a:schemeClr val="phClr">
-                <a:lumMod val="110000"/>
-                <a:satMod val="105000"/>
-                <a:tint val="67000"/>
+                <a:tint val="50000"/>
+                <a:satMod val="300000"/>
               </a:schemeClr>
             </a:gs>
-            <a:gs pos="50000">
+            <a:gs pos="35000">
               <a:schemeClr val="phClr">
-                <a:lumMod val="105000"/>
-                <a:satMod val="103000"/>
-                <a:tint val="73000"/>
+                <a:tint val="37000"/>
+                <a:satMod val="300000"/>
               </a:schemeClr>
             </a:gs>
             <a:gs pos="100000">
               <a:schemeClr val="phClr">
-                <a:lumMod val="105000"/>
-                <a:satMod val="109000"/>
-                <a:tint val="81000"/>
+                <a:tint val="15000"/>
+                <a:satMod val="350000"/>
               </a:schemeClr>
             </a:gs>
           </a:gsLst>
-          <a:lin ang="5400000" scaled="0"/>
+          <a:lin ang="16200000" scaled="1"/>
         </a:gradFill>
         <a:gradFill rotWithShape="1">
           <a:gsLst>
             <a:gs pos="0">
               <a:schemeClr val="phClr">
-                <a:satMod val="103000"/>
-                <a:lumMod val="102000"/>
-                <a:tint val="94000"/>
+                <a:shade val="51000"/>
+                <a:satMod val="130000"/>
               </a:schemeClr>
             </a:gs>
-            <a:gs pos="50000">
+            <a:gs pos="80000">
               <a:schemeClr val="phClr">
-                <a:satMod val="110000"/>
-                <a:lumMod val="100000"/>
-                <a:shade val="100000"/>
+                <a:shade val="93000"/>
+                <a:satMod val="130000"/>
               </a:schemeClr>
             </a:gs>
             <a:gs pos="100000">
               <a:schemeClr val="phClr">
-                <a:lumMod val="99000"/>
-                <a:satMod val="120000"/>
-                <a:shade val="78000"/>
+                <a:shade val="94000"/>
+                <a:satMod val="135000"/>
               </a:schemeClr>
             </a:gs>
           </a:gsLst>
-          <a:lin ang="5400000" scaled="0"/>
+          <a:lin ang="16200000" scaled="0"/>
         </a:gradFill>
       </a:fillStyleLst>
       <a:lnStyleLst>
-        <a:ln w="12700" cap="flat" cmpd="sng" algn="ctr">
+        <a:ln w="9525" cap="flat" cmpd="sng" algn="ctr">
           <a:solidFill>
-            <a:schemeClr val="phClr"/>
+            <a:schemeClr val="phClr">
+              <a:shade val="95000"/>
+              <a:satMod val="105000"/>
+            </a:schemeClr>
           </a:solidFill>
           <a:prstDash val="solid"/>
-          <a:miter lim="800000"/>
-        </a:ln>
-        <a:ln w="19050" cap="flat" cmpd="sng" algn="ctr">
-          <a:solidFill>
-            <a:schemeClr val="phClr"/>
-          </a:solidFill>
-          <a:prstDash val="solid"/>
-          <a:miter lim="800000"/>
         </a:ln>
         <a:ln w="25400" cap="flat" cmpd="sng" algn="ctr">
           <a:solidFill>
             <a:schemeClr val="phClr"/>
           </a:solidFill>
           <a:prstDash val="solid"/>
-          <a:miter lim="800000"/>
+        </a:ln>
+        <a:ln w="38100" cap="flat" cmpd="sng" algn="ctr">
+          <a:solidFill>
+            <a:schemeClr val="phClr"/>
+          </a:solidFill>
+          <a:prstDash val="solid"/>
         </a:ln>
       </a:lnStyleLst>
       <a:effectStyleLst>
         <a:effectStyle>
-          <a:effectLst/>
-        </a:effectStyle>
-        <a:effectStyle>
-          <a:effectLst/>
+          <a:effectLst>
+            <a:outerShdw blurRad="40000" dist="20000" dir="5400000" rotWithShape="0">
+              <a:srgbClr val="000000">
+                <a:alpha val="38000"/>
+              </a:srgbClr>
+            </a:outerShdw>
+          </a:effectLst>
         </a:effectStyle>
         <a:effectStyle>
           <a:effectLst>
-            <a:outerShdw blurRad="57150" dist="19050" dir="5400000" algn="ctr" rotWithShape="0">
+            <a:outerShdw blurRad="40000" dist="23000" dir="5400000" rotWithShape="0">
               <a:srgbClr val="000000">
-                <a:alpha val="63000"/>
+                <a:alpha val="35000"/>
               </a:srgbClr>
             </a:outerShdw>
           </a:effectLst>
+        </a:effectStyle>
+        <a:effectStyle>
+          <a:effectLst>
+            <a:outerShdw blurRad="40000" dist="23000" dir="5400000" rotWithShape="0">
+              <a:srgbClr val="000000">
+                <a:alpha val="35000"/>
+              </a:srgbClr>
+            </a:outerShdw>
+          </a:effectLst>
+          <a:scene3d>
+            <a:camera prst="orthographicFront">
+              <a:rot lat="0" lon="0" rev="0"/>
+            </a:camera>
+            <a:lightRig rig="threePt" dir="t">
+              <a:rot lat="0" lon="0" rev="1200000"/>
+            </a:lightRig>
+          </a:scene3d>
+          <a:sp3d>
+            <a:bevelT w="63500" h="25400"/>
+          </a:sp3d>
         </a:effectStyle>
       </a:effectStyleLst>
       <a:bgFillStyleLst>
         <a:solidFill>
           <a:schemeClr val="phClr"/>
         </a:solidFill>
-        <a:solidFill>
-          <a:schemeClr val="phClr">
-            <a:tint val="95000"/>
-            <a:satMod val="170000"/>
-          </a:schemeClr>
-        </a:solidFill>
         <a:gradFill rotWithShape="1">
           <a:gsLst>
             <a:gs pos="0">
               <a:schemeClr val="phClr">
-                <a:tint val="93000"/>
-                <a:satMod val="150000"/>
-                <a:shade val="98000"/>
-                <a:lumMod val="102000"/>
+                <a:tint val="40000"/>
+                <a:satMod val="350000"/>
               </a:schemeClr>
             </a:gs>
-            <a:gs pos="50000">
+            <a:gs pos="40000">
               <a:schemeClr val="phClr">
-                <a:tint val="98000"/>
-                <a:satMod val="130000"/>
-                <a:shade val="90000"/>
-                <a:lumMod val="103000"/>
+                <a:tint val="45000"/>
+                <a:shade val="99000"/>
+                <a:satMod val="350000"/>
               </a:schemeClr>
             </a:gs>
             <a:gs pos="100000">
               <a:schemeClr val="phClr">
-                <a:shade val="63000"/>
-                <a:satMod val="120000"/>
+                <a:shade val="20000"/>
+                <a:satMod val="255000"/>
               </a:schemeClr>
             </a:gs>
           </a:gsLst>
-          <a:lin ang="5400000" scaled="0"/>
+          <a:path path="circle">
+            <a:fillToRect l="50000" t="-80000" r="50000" b="180000"/>
+          </a:path>
+        </a:gradFill>
+        <a:gradFill rotWithShape="1">
+          <a:gsLst>
+            <a:gs pos="0">
+              <a:schemeClr val="phClr">
+                <a:tint val="80000"/>
+                <a:satMod val="300000"/>
+              </a:schemeClr>
+            </a:gs>
+            <a:gs pos="100000">
+              <a:schemeClr val="phClr">
+                <a:shade val="30000"/>
+                <a:satMod val="200000"/>
+              </a:schemeClr>
+            </a:gs>
+          </a:gsLst>
+          <a:path path="circle">
+            <a:fillToRect l="50000" t="50000" r="50000" b="50000"/>
+          </a:path>
         </a:gradFill>
       </a:bgFillStyleLst>
     </a:fmtScheme>
   </a:themeElements>
-  <a:objectDefaults>
-    <a:lnDef>
-      <a:spPr/>
-      <a:bodyPr/>
-      <a:lstStyle/>
-      <a:style>
-        <a:lnRef idx="2">
-          <a:schemeClr val="accent1"/>
-        </a:lnRef>
-        <a:fillRef idx="0">
-          <a:schemeClr val="accent1"/>
-        </a:fillRef>
-        <a:effectRef idx="1">
-          <a:schemeClr val="accent1"/>
-        </a:effectRef>
-        <a:fontRef idx="minor">
-          <a:schemeClr val="tx1"/>
-        </a:fontRef>
-      </a:style>
-    </a:lnDef>
-  </a:objectDefaults>
+  <a:objectDefaults/>
   <a:extraClrSchemeLst/>
-  <a:extLst>
-    <a:ext uri="{05A4C25C-085E-4340-85A3-A5531E510DB2}">
-      <thm15:themeFamily xmlns:thm15="http://schemas.microsoft.com/office/thememl/2012/main" xmlns="" name="Office Theme" id="{2E142A2C-CD16-42D6-873A-C26D2A0506FA}" vid="{1BDDFF52-6CD6-40A5-AB3C-68EB2F1E4D0A}"/>
-    </a:ext>
-  </a:extLst>
 </a:theme>
+</file>
+
+<file path=customXml/item1.xml><?xml version="1.0" encoding="utf-8"?>
+<b:Sources xmlns:b="http://schemas.openxmlformats.org/officeDocument/2006/bibliography" xmlns="http://schemas.openxmlformats.org/officeDocument/2006/bibliography" SelectedStyle="\APA.XSL" StyleName="APA"/>
+</file>
+
+<file path=customXml/itemProps1.xml><?xml version="1.0" encoding="utf-8"?>
+<ds:datastoreItem xmlns:ds="http://schemas.openxmlformats.org/officeDocument/2006/customXml" ds:itemID="{98EA9147-6282-4E5A-A200-31A94A2DA17A}">
+  <ds:schemaRefs>
+    <ds:schemaRef ds:uri="http://schemas.openxmlformats.org/officeDocument/2006/bibliography"/>
+  </ds:schemaRefs>
+</ds:datastoreItem>
 </file>
--- a/Explainer_SHORT_LETTER.docx
+++ b/Explainer_SHORT_LETTER.docx
@@ -5,6 +5,7 @@
     <w:p>
       <w:pPr>
         <w:spacing w:after="20"/>
+        <w:ind w:left="426"/>
         <w:rPr>
           <w:b/>
           <w:bCs/>
@@ -16,6 +17,7 @@
     <w:p>
       <w:pPr>
         <w:spacing w:after="20"/>
+        <w:ind w:left="426"/>
         <w:rPr>
           <w:b/>
           <w:spacing w:val="-5"/>
@@ -135,6 +137,7 @@
     <w:p>
       <w:pPr>
         <w:spacing w:after="20"/>
+        <w:ind w:left="426"/>
         <w:rPr>
           <w:b/>
           <w:bCs/>
@@ -146,6 +149,7 @@
     <w:p>
       <w:pPr>
         <w:spacing w:after="20"/>
+        <w:ind w:left="426"/>
         <w:rPr>
           <w:b/>
           <w:bCs/>
@@ -181,13 +185,12 @@
         </w:rPr>
         <w:t>Labour</w:t>
       </w:r>
-      <w:bookmarkStart w:id="0" w:name="_GoBack"/>
-      <w:bookmarkEnd w:id="0"/>
       <w:proofErr w:type="spellEnd"/>
     </w:p>
     <w:tbl>
       <w:tblPr>
-        <w:tblW w:w="10346" w:type="dxa"/>
+        <w:tblW w:w="9922" w:type="dxa"/>
+        <w:tblInd w:w="424" w:type="dxa"/>
         <w:tblBorders>
           <w:top w:val="single" w:sz="4" w:space="0" w:color="auto"/>
           <w:left w:val="single" w:sz="4" w:space="0" w:color="auto"/>
@@ -203,12 +206,12 @@
         <w:tblLook w:val="04A0" w:firstRow="1" w:lastRow="0" w:firstColumn="1" w:lastColumn="0" w:noHBand="0" w:noVBand="1"/>
       </w:tblPr>
       <w:tblGrid>
-        <w:gridCol w:w="10346"/>
+        <w:gridCol w:w="9922"/>
       </w:tblGrid>
       <w:tr>
         <w:tc>
           <w:tcPr>
-            <w:tcW w:w="10346" w:type="dxa"/>
+            <w:tcW w:w="9922" w:type="dxa"/>
             <w:shd w:val="clear" w:color="auto" w:fill="F2F2F2"/>
             <w:tcMar>
               <w:top w:w="90" w:type="dxa"/>
@@ -220,31 +223,19 @@
           <w:p>
             <w:pPr>
               <w:spacing w:after="20"/>
+              <w:ind w:left="426"/>
             </w:pPr>
             <w:r>
               <w:rPr>
                 <w:b/>
                 <w:bCs/>
               </w:rPr>
-              <w:t xml:space="preserve">Re: Confirmation of Asylum Seeker Status and Right to Work Pending </w:t>
-            </w:r>
-            <w:r>
-              <w:rPr>
-                <w:b/>
-                <w:bCs/>
-              </w:rPr>
-              <w:t>Finalization</w:t>
-            </w:r>
-            <w:r>
-              <w:rPr>
-                <w:b/>
-                <w:bCs/>
-              </w:rPr>
-              <w:t xml:space="preserve"> of Application</w:t>
+              <w:t>Re: Confirmation of Asylum Seeker Status and Right to Work Pending Finalization of Application</w:t>
             </w:r>
           </w:p>
           <w:p>
             <w:pPr>
+              <w:ind w:left="426"/>
               <w:rPr>
                 <w:sz w:val="24"/>
                 <w:szCs w:val="24"/>
@@ -264,6 +255,7 @@
     <w:p>
       <w:pPr>
         <w:spacing w:after="80"/>
+        <w:ind w:left="426"/>
         <w:jc w:val="both"/>
         <w:rPr>
           <w:sz w:val="24"/>
@@ -281,6 +273,7 @@
     <w:p>
       <w:pPr>
         <w:spacing w:after="80"/>
+        <w:ind w:left="426"/>
         <w:jc w:val="both"/>
         <w:rPr>
           <w:sz w:val="24"/>
@@ -291,6 +284,7 @@
     <w:p>
       <w:pPr>
         <w:spacing w:after="80"/>
+        <w:ind w:left="426"/>
         <w:jc w:val="both"/>
         <w:rPr>
           <w:sz w:val="24"/>
@@ -339,6 +333,7 @@
     <w:p>
       <w:pPr>
         <w:spacing w:before="140" w:after="60"/>
+        <w:ind w:left="426"/>
         <w:rPr>
           <w:b/>
           <w:bCs/>
@@ -351,6 +346,7 @@
     <w:p>
       <w:pPr>
         <w:spacing w:before="140" w:after="60"/>
+        <w:ind w:left="426"/>
         <w:rPr>
           <w:sz w:val="24"/>
           <w:szCs w:val="24"/>
@@ -370,6 +366,7 @@
     <w:p>
       <w:pPr>
         <w:spacing w:after="80"/>
+        <w:ind w:left="426"/>
         <w:jc w:val="both"/>
       </w:pPr>
       <w:r>
@@ -379,7 +376,7 @@
     <w:p>
       <w:pPr>
         <w:spacing w:after="40"/>
-        <w:ind w:left="260" w:hanging="200"/>
+        <w:ind w:left="426" w:hanging="200"/>
       </w:pPr>
       <w:r>
         <w:rPr>
@@ -400,7 +397,7 @@
     <w:p>
       <w:pPr>
         <w:spacing w:after="40"/>
-        <w:ind w:left="260" w:hanging="200"/>
+        <w:ind w:left="426" w:hanging="200"/>
       </w:pPr>
       <w:r>
         <w:rPr>
@@ -421,7 +418,7 @@
     <w:p>
       <w:pPr>
         <w:spacing w:after="40"/>
-        <w:ind w:left="260" w:hanging="200"/>
+        <w:ind w:left="426" w:hanging="200"/>
       </w:pPr>
       <w:r>
         <w:rPr>
@@ -437,7 +434,7 @@
     <w:p>
       <w:pPr>
         <w:spacing w:after="40"/>
-        <w:ind w:left="260" w:hanging="200"/>
+        <w:ind w:left="426" w:hanging="200"/>
       </w:pPr>
       <w:r>
         <w:rPr>
@@ -461,6 +458,7 @@
     <w:p>
       <w:pPr>
         <w:spacing w:before="140" w:after="60"/>
+        <w:ind w:left="426"/>
         <w:rPr>
           <w:b/>
           <w:bCs/>
@@ -473,6 +471,7 @@
     <w:p>
       <w:pPr>
         <w:spacing w:before="140" w:after="60"/>
+        <w:ind w:left="426"/>
         <w:rPr>
           <w:sz w:val="24"/>
           <w:szCs w:val="24"/>
@@ -492,6 +491,7 @@
     <w:p>
       <w:pPr>
         <w:spacing w:after="80"/>
+        <w:ind w:left="426"/>
         <w:jc w:val="both"/>
       </w:pPr>
       <w:r>
@@ -501,7 +501,7 @@
     <w:p>
       <w:pPr>
         <w:spacing w:after="40"/>
-        <w:ind w:left="260" w:hanging="200"/>
+        <w:ind w:left="426" w:hanging="200"/>
       </w:pPr>
       <w:r>
         <w:rPr>
@@ -525,7 +525,7 @@
     <w:p>
       <w:pPr>
         <w:spacing w:after="40"/>
-        <w:ind w:left="260" w:hanging="200"/>
+        <w:ind w:left="426" w:hanging="200"/>
       </w:pPr>
       <w:r>
         <w:rPr>
@@ -549,41 +549,63 @@
     <w:p>
       <w:pPr>
         <w:spacing w:after="40"/>
-        <w:ind w:left="260" w:hanging="200"/>
-      </w:pPr>
-      <w:r>
+        <w:ind w:left="426" w:hanging="200"/>
         <w:rPr>
           <w:b/>
           <w:bCs/>
         </w:rPr>
-        <w:t xml:space="preserve">• </w:t>
-      </w:r>
-      <w:r>
-        <w:t xml:space="preserve">Section 22(1), Refugees Act 130 of 1998, read with Ahmed v Minister of Home Affairs [2018] ZACC 39: the Refugee Reception Officer must issue an asylum seeker visa pending the outcome of the application; this visa lawfully </w:t>
-      </w:r>
-      <w:proofErr w:type="spellStart"/>
-      <w:r>
-        <w:t>authorises</w:t>
-      </w:r>
-      <w:proofErr w:type="spellEnd"/>
-      <w:r>
-        <w:t xml:space="preserve"> the holder to sojourn and work in the Republic subject to its terms.</w:t>
-      </w:r>
+      </w:pPr>
     </w:p>
     <w:p>
       <w:pPr>
         <w:spacing w:after="40"/>
+        <w:ind w:left="426" w:hanging="200"/>
+        <w:rPr>
+          <w:b/>
+          <w:bCs/>
+        </w:rPr>
       </w:pPr>
     </w:p>
     <w:p>
       <w:pPr>
         <w:spacing w:after="40"/>
-        <w:ind w:left="260" w:hanging="200"/>
+        <w:ind w:left="426" w:hanging="200"/>
+      </w:pPr>
+      <w:r>
+        <w:rPr>
+          <w:b/>
+          <w:bCs/>
+        </w:rPr>
+        <w:t xml:space="preserve">• </w:t>
+      </w:r>
+      <w:r>
+        <w:t xml:space="preserve">Section 22(1), Refugees Act 130 of 1998, read with Ahmed v Minister of Home Affairs [2018] ZACC 39: the Refugee Reception Officer must issue an asylum seeker visa pending the outcome of the application; this visa lawfully </w:t>
+      </w:r>
+      <w:proofErr w:type="spellStart"/>
+      <w:r>
+        <w:t>authorises</w:t>
+      </w:r>
+      <w:proofErr w:type="spellEnd"/>
+      <w:r>
+        <w:t xml:space="preserve"> the holder to sojourn and work in the Republic subject to its terms.</w:t>
+      </w:r>
+    </w:p>
+    <w:p>
+      <w:pPr>
+        <w:spacing w:after="40"/>
+        <w:ind w:left="426"/>
+      </w:pPr>
+    </w:p>
+    <w:p>
+      <w:pPr>
+        <w:spacing w:after="40"/>
+        <w:ind w:left="426" w:hanging="200"/>
       </w:pPr>
     </w:p>
     <w:tbl>
       <w:tblPr>
-        <w:tblW w:w="10772" w:type="dxa"/>
+        <w:tblW w:w="10348" w:type="dxa"/>
+        <w:tblInd w:w="424" w:type="dxa"/>
         <w:tblBorders>
           <w:top w:val="single" w:sz="4" w:space="0" w:color="auto"/>
           <w:left w:val="single" w:sz="4" w:space="0" w:color="auto"/>
@@ -599,12 +621,12 @@
         <w:tblLook w:val="04A0" w:firstRow="1" w:lastRow="0" w:firstColumn="1" w:lastColumn="0" w:noHBand="0" w:noVBand="1"/>
       </w:tblPr>
       <w:tblGrid>
-        <w:gridCol w:w="10772"/>
+        <w:gridCol w:w="10348"/>
       </w:tblGrid>
       <w:tr>
         <w:tc>
           <w:tcPr>
-            <w:tcW w:w="10772" w:type="dxa"/>
+            <w:tcW w:w="10348" w:type="dxa"/>
             <w:shd w:val="clear" w:color="auto" w:fill="FBEAEA"/>
             <w:tcMar>
               <w:top w:w="90" w:type="dxa"/>
@@ -616,6 +638,7 @@
           <w:p>
             <w:pPr>
               <w:spacing w:after="30"/>
+              <w:ind w:left="426"/>
             </w:pPr>
             <w:r>
               <w:rPr>
@@ -629,6 +652,7 @@
           <w:p>
             <w:pPr>
               <w:spacing w:after="20"/>
+              <w:ind w:left="426"/>
               <w:rPr>
                 <w:sz w:val="24"/>
                 <w:szCs w:val="24"/>
@@ -658,6 +682,7 @@
     <w:p>
       <w:pPr>
         <w:spacing w:after="80"/>
+        <w:ind w:left="426"/>
         <w:jc w:val="both"/>
         <w:rPr>
           <w:sz w:val="24"/>
@@ -668,6 +693,7 @@
     <w:p>
       <w:pPr>
         <w:spacing w:after="80"/>
+        <w:ind w:left="426"/>
         <w:jc w:val="both"/>
         <w:rPr>
           <w:sz w:val="24"/>
@@ -701,31 +727,36 @@
     <w:p>
       <w:pPr>
         <w:spacing w:before="100" w:after="20"/>
-        <w:rPr>
-          <w:sz w:val="24"/>
-          <w:szCs w:val="24"/>
-        </w:rPr>
-      </w:pPr>
-      <w:r>
-        <w:rPr>
-          <w:sz w:val="24"/>
-          <w:szCs w:val="24"/>
-        </w:rPr>
-        <w:t>Kind Regards,</w:t>
-      </w:r>
+        <w:ind w:left="426"/>
+        <w:rPr>
+          <w:sz w:val="24"/>
+          <w:szCs w:val="24"/>
+        </w:rPr>
+      </w:pPr>
     </w:p>
     <w:p>
       <w:pPr>
         <w:spacing w:before="100" w:after="20"/>
-        <w:rPr>
-          <w:sz w:val="24"/>
-          <w:szCs w:val="24"/>
-        </w:rPr>
-      </w:pPr>
+        <w:ind w:left="426"/>
+        <w:rPr>
+          <w:sz w:val="24"/>
+          <w:szCs w:val="24"/>
+        </w:rPr>
+      </w:pPr>
+      <w:bookmarkStart w:id="0" w:name="_GoBack"/>
+      <w:bookmarkEnd w:id="0"/>
+      <w:r>
+        <w:rPr>
+          <w:sz w:val="24"/>
+          <w:szCs w:val="24"/>
+        </w:rPr>
+        <w:t>Kind Regards,</w:t>
+      </w:r>
     </w:p>
     <w:p>
       <w:pPr>
         <w:spacing w:before="100" w:after="20"/>
+        <w:ind w:left="426"/>
         <w:rPr>
           <w:sz w:val="24"/>
           <w:szCs w:val="24"/>
@@ -735,6 +766,7 @@
     <w:p>
       <w:pPr>
         <w:spacing w:before="100" w:after="20"/>
+        <w:ind w:left="426"/>
         <w:rPr>
           <w:sz w:val="24"/>
           <w:szCs w:val="24"/>
@@ -744,6 +776,7 @@
     <w:p>
       <w:pPr>
         <w:spacing w:before="100" w:after="20"/>
+        <w:ind w:left="426"/>
         <w:rPr>
           <w:sz w:val="24"/>
           <w:szCs w:val="24"/>
@@ -753,6 +786,17 @@
     <w:p>
       <w:pPr>
         <w:spacing w:before="100" w:after="20"/>
+        <w:ind w:left="426"/>
+        <w:rPr>
+          <w:sz w:val="24"/>
+          <w:szCs w:val="24"/>
+        </w:rPr>
+      </w:pPr>
+    </w:p>
+    <w:p>
+      <w:pPr>
+        <w:spacing w:before="100" w:after="20"/>
+        <w:ind w:left="426"/>
         <w:rPr>
           <w:sz w:val="24"/>
           <w:szCs w:val="24"/>
@@ -771,6 +815,7 @@
     <w:p>
       <w:pPr>
         <w:spacing w:after="10"/>
+        <w:ind w:left="426"/>
         <w:rPr>
           <w:b/>
           <w:bCs/>
@@ -791,6 +836,7 @@
     <w:p>
       <w:pPr>
         <w:spacing w:after="10"/>
+        <w:ind w:left="426"/>
         <w:rPr>
           <w:sz w:val="24"/>
           <w:szCs w:val="24"/>
@@ -800,6 +846,7 @@
     <w:p>
       <w:pPr>
         <w:spacing w:after="100"/>
+        <w:ind w:left="426"/>
         <w:rPr>
           <w:sz w:val="24"/>
           <w:szCs w:val="24"/>
@@ -835,6 +882,7 @@
           <w:top w:val="single" w:sz="4" w:space="0" w:color="1F3864"/>
         </w:pBdr>
         <w:spacing w:before="60"/>
+        <w:ind w:left="426"/>
         <w:jc w:val="center"/>
         <w:rPr>
           <w:sz w:val="20"/>
@@ -868,12 +916,16 @@
         <w:t xml:space="preserve">  Office: 082 373 8415 / 064 126 3073 / 074 036 6127  |  rod@sami.co.za  |  www.sami.co.za</w:t>
       </w:r>
     </w:p>
-    <w:p/>
+    <w:p>
+      <w:pPr>
+        <w:ind w:left="426"/>
+      </w:pPr>
+    </w:p>
     <w:sectPr>
       <w:headerReference w:type="default" r:id="rId9"/>
       <w:footerReference w:type="default" r:id="rId10"/>
       <w:pgSz w:w="12240" w:h="15840"/>
-      <w:pgMar w:top="2340" w:right="720" w:bottom="1100" w:left="360" w:header="303" w:footer="907" w:gutter="0"/>
+      <w:pgMar w:top="2340" w:right="1041" w:bottom="1100" w:left="360" w:header="303" w:footer="907" w:gutter="0"/>
       <w:cols w:space="720"/>
     </w:sectPr>
   </w:body>
@@ -916,7 +968,7 @@
         <w:lang w:val="en-ZA" w:eastAsia="en-ZA"/>
       </w:rPr>
       <w:drawing>
-        <wp:anchor distT="0" distB="0" distL="0" distR="0" simplePos="0" relativeHeight="487226880" behindDoc="1" locked="0" layoutInCell="1" allowOverlap="1" wp14:anchorId="701DEDA3" wp14:editId="47326C91">
+        <wp:anchor distT="0" distB="0" distL="0" distR="0" simplePos="0" relativeHeight="487226880" behindDoc="1" locked="0" layoutInCell="1" allowOverlap="1" wp14:anchorId="0AB190C8" wp14:editId="590C001A">
           <wp:simplePos x="0" y="0"/>
           <wp:positionH relativeFrom="page">
             <wp:posOffset>2266314</wp:posOffset>
@@ -968,7 +1020,7 @@
       <mc:AlternateContent>
         <mc:Choice Requires="wps">
           <w:drawing>
-            <wp:anchor distT="0" distB="0" distL="0" distR="0" simplePos="0" relativeHeight="487227392" behindDoc="1" locked="0" layoutInCell="1" allowOverlap="1" wp14:anchorId="747BD54F" wp14:editId="4DB32159">
+            <wp:anchor distT="0" distB="0" distL="0" distR="0" simplePos="0" relativeHeight="487227392" behindDoc="1" locked="0" layoutInCell="1" allowOverlap="1" wp14:anchorId="3C6CCF2B" wp14:editId="355489C6">
               <wp:simplePos x="0" y="0"/>
               <wp:positionH relativeFrom="page">
                 <wp:posOffset>886764</wp:posOffset>
@@ -2204,7 +2256,7 @@
       <mc:AlternateContent>
         <mc:Choice Requires="wps">
           <w:drawing>
-            <wp:anchor distT="0" distB="0" distL="0" distR="0" simplePos="0" relativeHeight="487227904" behindDoc="1" locked="0" layoutInCell="1" allowOverlap="1" wp14:anchorId="6C1331AA" wp14:editId="37653AE6">
+            <wp:anchor distT="0" distB="0" distL="0" distR="0" simplePos="0" relativeHeight="487227904" behindDoc="1" locked="0" layoutInCell="1" allowOverlap="1" wp14:anchorId="07365304" wp14:editId="4A1B6B03">
               <wp:simplePos x="0" y="0"/>
               <wp:positionH relativeFrom="page">
                 <wp:posOffset>4500753</wp:posOffset>
@@ -3255,7 +3307,7 @@
         <w:lang w:val="en-ZA" w:eastAsia="en-ZA"/>
       </w:rPr>
       <w:drawing>
-        <wp:anchor distT="0" distB="0" distL="0" distR="0" simplePos="0" relativeHeight="487225856" behindDoc="1" locked="0" layoutInCell="1" allowOverlap="1" wp14:anchorId="6B39B2D2" wp14:editId="1F8E0F2A">
+        <wp:anchor distT="0" distB="0" distL="0" distR="0" simplePos="0" relativeHeight="487225856" behindDoc="1" locked="0" layoutInCell="1" allowOverlap="1" wp14:anchorId="744C93A2" wp14:editId="38C89E2B">
           <wp:simplePos x="0" y="0"/>
           <wp:positionH relativeFrom="page">
             <wp:posOffset>460375</wp:posOffset>
@@ -3307,7 +3359,7 @@
       <mc:AlternateContent>
         <mc:Choice Requires="wps">
           <w:drawing>
-            <wp:anchor distT="0" distB="0" distL="0" distR="0" simplePos="0" relativeHeight="487226368" behindDoc="1" locked="0" layoutInCell="1" allowOverlap="1" wp14:anchorId="27E86EE3" wp14:editId="1AF2CFE3">
+            <wp:anchor distT="0" distB="0" distL="0" distR="0" simplePos="0" relativeHeight="487226368" behindDoc="1" locked="0" layoutInCell="1" allowOverlap="1" wp14:anchorId="0368BC41" wp14:editId="640ABAEA">
               <wp:simplePos x="0" y="0"/>
               <wp:positionH relativeFrom="page">
                 <wp:posOffset>428625</wp:posOffset>
@@ -3369,7 +3421,7 @@
             </wp:anchor>
           </w:drawing>
         </mc:Choice>
-        <mc:Fallback xmlns:ve="http://schemas.openxmlformats.org/markup-compatibility/2006" xmlns:a="http://schemas.openxmlformats.org/drawingml/2006/main" xmlns:pic="http://schemas.openxmlformats.org/drawingml/2006/picture">
+        <mc:Fallback xmlns:pic="http://schemas.openxmlformats.org/drawingml/2006/picture" xmlns:a="http://schemas.openxmlformats.org/drawingml/2006/main" xmlns:ve="http://schemas.openxmlformats.org/markup-compatibility/2006">
           <w:pict>
             <v:line style="position:absolute;mso-position-horizontal-relative:page;mso-position-vertical-relative:page;z-index:-16090112" from="33.75pt,117.5pt" to="557.450pt,117.5pt" stroked="true" strokeweight=".527870pt" strokecolor="#000000">
               <v:stroke dashstyle="shortdash"/>
@@ -4534,7 +4586,7 @@
 </file>
 
 <file path=customXml/itemProps1.xml><?xml version="1.0" encoding="utf-8"?>
-<ds:datastoreItem xmlns:ds="http://schemas.openxmlformats.org/officeDocument/2006/customXml" ds:itemID="{98EA9147-6282-4E5A-A200-31A94A2DA17A}">
+<ds:datastoreItem xmlns:ds="http://schemas.openxmlformats.org/officeDocument/2006/customXml" ds:itemID="{161E57EA-C5E1-4104-B738-C8390BA6359A}">
   <ds:schemaRefs>
     <ds:schemaRef ds:uri="http://schemas.openxmlformats.org/officeDocument/2006/bibliography"/>
   </ds:schemaRefs>

--- a/Explainer_SHORT_LETTER.docx
+++ b/Explainer_SHORT_LETTER.docx
@@ -5,7 +5,7 @@
     <w:p>
       <w:pPr>
         <w:spacing w:after="20"/>
-        <w:ind w:left="426"/>
+        <w:ind w:left="709" w:right="491"/>
         <w:rPr>
           <w:b/>
           <w:bCs/>
@@ -17,7 +17,7 @@
     <w:p>
       <w:pPr>
         <w:spacing w:after="20"/>
-        <w:ind w:left="426"/>
+        <w:ind w:left="709" w:right="491"/>
         <w:rPr>
           <w:b/>
           <w:spacing w:val="-5"/>
@@ -137,7 +137,7 @@
     <w:p>
       <w:pPr>
         <w:spacing w:after="20"/>
-        <w:ind w:left="426"/>
+        <w:ind w:left="709" w:right="491"/>
         <w:rPr>
           <w:b/>
           <w:bCs/>
@@ -149,7 +149,7 @@
     <w:p>
       <w:pPr>
         <w:spacing w:after="20"/>
-        <w:ind w:left="426"/>
+        <w:ind w:left="709" w:right="491"/>
         <w:rPr>
           <w:b/>
           <w:bCs/>
@@ -189,8 +189,8 @@
     </w:p>
     <w:tbl>
       <w:tblPr>
-        <w:tblW w:w="9922" w:type="dxa"/>
-        <w:tblInd w:w="424" w:type="dxa"/>
+        <w:tblW w:w="9497" w:type="dxa"/>
+        <w:tblInd w:w="849" w:type="dxa"/>
         <w:tblBorders>
           <w:top w:val="single" w:sz="4" w:space="0" w:color="auto"/>
           <w:left w:val="single" w:sz="4" w:space="0" w:color="auto"/>
@@ -206,12 +206,12 @@
         <w:tblLook w:val="04A0" w:firstRow="1" w:lastRow="0" w:firstColumn="1" w:lastColumn="0" w:noHBand="0" w:noVBand="1"/>
       </w:tblPr>
       <w:tblGrid>
-        <w:gridCol w:w="9922"/>
+        <w:gridCol w:w="9497"/>
       </w:tblGrid>
       <w:tr>
         <w:tc>
           <w:tcPr>
-            <w:tcW w:w="9922" w:type="dxa"/>
+            <w:tcW w:w="9497" w:type="dxa"/>
             <w:shd w:val="clear" w:color="auto" w:fill="F2F2F2"/>
             <w:tcMar>
               <w:top w:w="90" w:type="dxa"/>
@@ -223,7 +223,7 @@
           <w:p>
             <w:pPr>
               <w:spacing w:after="20"/>
-              <w:ind w:left="426"/>
+              <w:ind w:left="144" w:right="491"/>
             </w:pPr>
             <w:r>
               <w:rPr>
@@ -235,7 +235,7 @@
           </w:p>
           <w:p>
             <w:pPr>
-              <w:ind w:left="426"/>
+              <w:ind w:left="144" w:right="491"/>
               <w:rPr>
                 <w:sz w:val="24"/>
                 <w:szCs w:val="24"/>
@@ -248,6 +248,13 @@
               </w:rPr>
               <w:t>Applicant: [title] [full names]  |  DOB: [DOB]  |  Nationality: [Nationality]</w:t>
             </w:r>
+            <w:r>
+              <w:rPr>
+                <w:b/>
+                <w:bCs/>
+              </w:rPr>
+              <w:t xml:space="preserve"> </w:t>
+            </w:r>
           </w:p>
         </w:tc>
       </w:tr>
@@ -255,7 +262,7 @@
     <w:p>
       <w:pPr>
         <w:spacing w:after="80"/>
-        <w:ind w:left="426"/>
+        <w:ind w:right="491" w:firstLine="709"/>
         <w:jc w:val="both"/>
         <w:rPr>
           <w:sz w:val="24"/>
@@ -273,7 +280,7 @@
     <w:p>
       <w:pPr>
         <w:spacing w:after="80"/>
-        <w:ind w:left="426"/>
+        <w:ind w:left="709" w:right="491"/>
         <w:jc w:val="both"/>
         <w:rPr>
           <w:sz w:val="24"/>
@@ -284,7 +291,7 @@
     <w:p>
       <w:pPr>
         <w:spacing w:after="80"/>
-        <w:ind w:left="426"/>
+        <w:ind w:left="709" w:right="491"/>
         <w:jc w:val="both"/>
         <w:rPr>
           <w:sz w:val="24"/>
@@ -333,7 +340,7 @@
     <w:p>
       <w:pPr>
         <w:spacing w:before="140" w:after="60"/>
-        <w:ind w:left="426"/>
+        <w:ind w:left="709" w:right="491"/>
         <w:rPr>
           <w:b/>
           <w:bCs/>
@@ -346,7 +353,7 @@
     <w:p>
       <w:pPr>
         <w:spacing w:before="140" w:after="60"/>
-        <w:ind w:left="426"/>
+        <w:ind w:left="709" w:right="491"/>
         <w:rPr>
           <w:sz w:val="24"/>
           <w:szCs w:val="24"/>
@@ -366,7 +373,7 @@
     <w:p>
       <w:pPr>
         <w:spacing w:after="80"/>
-        <w:ind w:left="426"/>
+        <w:ind w:left="709" w:right="491"/>
         <w:jc w:val="both"/>
       </w:pPr>
       <w:r>
@@ -375,8 +382,15 @@
     </w:p>
     <w:p>
       <w:pPr>
+        <w:spacing w:after="80"/>
+        <w:ind w:left="709" w:right="491"/>
+        <w:jc w:val="both"/>
+      </w:pPr>
+    </w:p>
+    <w:p>
+      <w:pPr>
         <w:spacing w:after="40"/>
-        <w:ind w:left="426" w:hanging="200"/>
+        <w:ind w:left="1134" w:right="491" w:hanging="200"/>
       </w:pPr>
       <w:r>
         <w:rPr>
@@ -397,7 +411,7 @@
     <w:p>
       <w:pPr>
         <w:spacing w:after="40"/>
-        <w:ind w:left="426" w:hanging="200"/>
+        <w:ind w:left="1134" w:right="491" w:hanging="200"/>
       </w:pPr>
       <w:r>
         <w:rPr>
@@ -418,7 +432,7 @@
     <w:p>
       <w:pPr>
         <w:spacing w:after="40"/>
-        <w:ind w:left="426" w:hanging="200"/>
+        <w:ind w:left="1134" w:right="491" w:hanging="200"/>
       </w:pPr>
       <w:r>
         <w:rPr>
@@ -434,7 +448,7 @@
     <w:p>
       <w:pPr>
         <w:spacing w:after="40"/>
-        <w:ind w:left="426" w:hanging="200"/>
+        <w:ind w:left="1134" w:right="491" w:hanging="200"/>
       </w:pPr>
       <w:r>
         <w:rPr>
@@ -458,7 +472,7 @@
     <w:p>
       <w:pPr>
         <w:spacing w:before="140" w:after="60"/>
-        <w:ind w:left="426"/>
+        <w:ind w:left="709" w:right="491"/>
         <w:rPr>
           <w:b/>
           <w:bCs/>
@@ -471,7 +485,7 @@
     <w:p>
       <w:pPr>
         <w:spacing w:before="140" w:after="60"/>
-        <w:ind w:left="426"/>
+        <w:ind w:left="709" w:right="491"/>
         <w:rPr>
           <w:sz w:val="24"/>
           <w:szCs w:val="24"/>
@@ -491,7 +505,7 @@
     <w:p>
       <w:pPr>
         <w:spacing w:after="80"/>
-        <w:ind w:left="426"/>
+        <w:ind w:left="709" w:right="491"/>
         <w:jc w:val="both"/>
       </w:pPr>
       <w:r>
@@ -501,7 +515,7 @@
     <w:p>
       <w:pPr>
         <w:spacing w:after="40"/>
-        <w:ind w:left="426" w:hanging="200"/>
+        <w:ind w:left="1134" w:right="491" w:hanging="200"/>
       </w:pPr>
       <w:r>
         <w:rPr>
@@ -525,41 +539,53 @@
     <w:p>
       <w:pPr>
         <w:spacing w:after="40"/>
-        <w:ind w:left="426" w:hanging="200"/>
-      </w:pPr>
-      <w:r>
+        <w:ind w:left="1134" w:right="491" w:hanging="200"/>
+      </w:pPr>
+    </w:p>
+    <w:p>
+      <w:pPr>
+        <w:spacing w:after="40"/>
+        <w:ind w:left="1134" w:right="491" w:hanging="200"/>
+      </w:pPr>
+    </w:p>
+    <w:p>
+      <w:pPr>
+        <w:spacing w:after="40"/>
+        <w:ind w:left="1134" w:right="491" w:hanging="200"/>
         <w:rPr>
           <w:b/>
           <w:bCs/>
         </w:rPr>
-        <w:t xml:space="preserve">• </w:t>
-      </w:r>
-      <w:r>
-        <w:t xml:space="preserve">Somali Association of South Africa v Limpopo Department of Economic Development [2015] 1 All SA 200 (SCA): the SCA confirmed there is “no blanket prohibition against self-employment,” protecting the right of asylum seekers to trade and apply for business </w:t>
-      </w:r>
-      <w:proofErr w:type="spellStart"/>
-      <w:r>
-        <w:t>licences</w:t>
-      </w:r>
-      <w:proofErr w:type="spellEnd"/>
-      <w:r>
-        <w:t>.</w:t>
-      </w:r>
+      </w:pPr>
     </w:p>
     <w:p>
       <w:pPr>
         <w:spacing w:after="40"/>
-        <w:ind w:left="426" w:hanging="200"/>
+        <w:ind w:left="1134" w:right="491" w:hanging="200"/>
+      </w:pPr>
+      <w:r>
         <w:rPr>
           <w:b/>
           <w:bCs/>
         </w:rPr>
-      </w:pPr>
+        <w:t xml:space="preserve">• </w:t>
+      </w:r>
+      <w:r>
+        <w:t xml:space="preserve">Somali Association of South Africa v Limpopo Department of Economic Development [2015] 1 All SA 200 (SCA): the SCA confirmed there is “no blanket prohibition against self-employment,” protecting the right of asylum seekers to trade and apply for business </w:t>
+      </w:r>
+      <w:proofErr w:type="spellStart"/>
+      <w:r>
+        <w:t>licences</w:t>
+      </w:r>
+      <w:proofErr w:type="spellEnd"/>
+      <w:r>
+        <w:t>.</w:t>
+      </w:r>
     </w:p>
     <w:p>
       <w:pPr>
         <w:spacing w:after="40"/>
-        <w:ind w:left="426" w:hanging="200"/>
+        <w:ind w:left="1134" w:right="491" w:hanging="200"/>
         <w:rPr>
           <w:b/>
           <w:bCs/>
@@ -569,43 +595,53 @@
     <w:p>
       <w:pPr>
         <w:spacing w:after="40"/>
-        <w:ind w:left="426" w:hanging="200"/>
-      </w:pPr>
-      <w:r>
+        <w:ind w:left="1134" w:right="491" w:hanging="200"/>
         <w:rPr>
           <w:b/>
           <w:bCs/>
         </w:rPr>
-        <w:t xml:space="preserve">• </w:t>
-      </w:r>
-      <w:r>
-        <w:t xml:space="preserve">Section 22(1), Refugees Act 130 of 1998, read with Ahmed v Minister of Home Affairs [2018] ZACC 39: the Refugee Reception Officer must issue an asylum seeker visa pending the outcome of the application; this visa lawfully </w:t>
-      </w:r>
-      <w:proofErr w:type="spellStart"/>
-      <w:r>
-        <w:t>authorises</w:t>
-      </w:r>
-      <w:proofErr w:type="spellEnd"/>
-      <w:r>
-        <w:t xml:space="preserve"> the holder to sojourn and work in the Republic subject to its terms.</w:t>
-      </w:r>
+      </w:pPr>
     </w:p>
     <w:p>
       <w:pPr>
         <w:spacing w:after="40"/>
-        <w:ind w:left="426"/>
-      </w:pPr>
+        <w:ind w:left="1134" w:right="491" w:hanging="200"/>
+      </w:pPr>
+      <w:r>
+        <w:rPr>
+          <w:b/>
+          <w:bCs/>
+        </w:rPr>
+        <w:t xml:space="preserve">• </w:t>
+      </w:r>
+      <w:r>
+        <w:t xml:space="preserve">Section 22(1), Refugees Act 130 of 1998, read with Ahmed v Minister of Home Affairs [2018] ZACC 39: the Refugee Reception Officer must issue an asylum seeker visa pending the outcome of the application; this visa lawfully </w:t>
+      </w:r>
+      <w:proofErr w:type="spellStart"/>
+      <w:r>
+        <w:t>authorises</w:t>
+      </w:r>
+      <w:proofErr w:type="spellEnd"/>
+      <w:r>
+        <w:t xml:space="preserve"> the holder to sojourn and work in the Republic subject to its terms.</w:t>
+      </w:r>
     </w:p>
     <w:p>
       <w:pPr>
         <w:spacing w:after="40"/>
-        <w:ind w:left="426" w:hanging="200"/>
+        <w:ind w:left="709" w:right="491"/>
+      </w:pPr>
+    </w:p>
+    <w:p>
+      <w:pPr>
+        <w:spacing w:after="40"/>
+        <w:ind w:left="709" w:right="491" w:hanging="200"/>
       </w:pPr>
     </w:p>
     <w:tbl>
       <w:tblPr>
-        <w:tblW w:w="10348" w:type="dxa"/>
-        <w:tblInd w:w="424" w:type="dxa"/>
+        <w:tblW w:w="9923" w:type="dxa"/>
+        <w:tblInd w:w="849" w:type="dxa"/>
         <w:tblBorders>
           <w:top w:val="single" w:sz="4" w:space="0" w:color="auto"/>
           <w:left w:val="single" w:sz="4" w:space="0" w:color="auto"/>
@@ -621,12 +657,12 @@
         <w:tblLook w:val="04A0" w:firstRow="1" w:lastRow="0" w:firstColumn="1" w:lastColumn="0" w:noHBand="0" w:noVBand="1"/>
       </w:tblPr>
       <w:tblGrid>
-        <w:gridCol w:w="10348"/>
+        <w:gridCol w:w="9923"/>
       </w:tblGrid>
       <w:tr>
         <w:tc>
           <w:tcPr>
-            <w:tcW w:w="10348" w:type="dxa"/>
+            <w:tcW w:w="9923" w:type="dxa"/>
             <w:shd w:val="clear" w:color="auto" w:fill="FBEAEA"/>
             <w:tcMar>
               <w:top w:w="90" w:type="dxa"/>
@@ -638,7 +674,7 @@
           <w:p>
             <w:pPr>
               <w:spacing w:after="30"/>
-              <w:ind w:left="426"/>
+              <w:ind w:left="144" w:right="491"/>
             </w:pPr>
             <w:r>
               <w:rPr>
@@ -652,7 +688,7 @@
           <w:p>
             <w:pPr>
               <w:spacing w:after="20"/>
-              <w:ind w:left="426"/>
+              <w:ind w:left="144" w:right="491"/>
               <w:rPr>
                 <w:sz w:val="24"/>
                 <w:szCs w:val="24"/>
@@ -682,7 +718,7 @@
     <w:p>
       <w:pPr>
         <w:spacing w:after="80"/>
-        <w:ind w:left="426"/>
+        <w:ind w:left="709" w:right="491"/>
         <w:jc w:val="both"/>
         <w:rPr>
           <w:sz w:val="24"/>
@@ -693,7 +729,7 @@
     <w:p>
       <w:pPr>
         <w:spacing w:after="80"/>
-        <w:ind w:left="426"/>
+        <w:ind w:left="709" w:right="491"/>
         <w:jc w:val="both"/>
         <w:rPr>
           <w:sz w:val="24"/>
@@ -727,7 +763,7 @@
     <w:p>
       <w:pPr>
         <w:spacing w:before="100" w:after="20"/>
-        <w:ind w:left="426"/>
+        <w:ind w:left="709" w:right="491"/>
         <w:rPr>
           <w:sz w:val="24"/>
           <w:szCs w:val="24"/>
@@ -737,188 +773,148 @@
     <w:p>
       <w:pPr>
         <w:spacing w:before="100" w:after="20"/>
-        <w:ind w:left="426"/>
-        <w:rPr>
-          <w:sz w:val="24"/>
-          <w:szCs w:val="24"/>
-        </w:rPr>
-      </w:pPr>
+        <w:ind w:left="709" w:right="491"/>
+        <w:rPr>
+          <w:sz w:val="24"/>
+          <w:szCs w:val="24"/>
+        </w:rPr>
+      </w:pPr>
+      <w:r>
+        <w:rPr>
+          <w:sz w:val="24"/>
+          <w:szCs w:val="24"/>
+        </w:rPr>
+        <w:t>Kind Regards,</w:t>
+      </w:r>
+    </w:p>
+    <w:p>
+      <w:pPr>
+        <w:spacing w:before="100" w:after="20"/>
+        <w:ind w:left="709" w:right="491"/>
+        <w:rPr>
+          <w:sz w:val="24"/>
+          <w:szCs w:val="24"/>
+        </w:rPr>
+      </w:pPr>
+    </w:p>
+    <w:p>
+      <w:pPr>
+        <w:spacing w:before="100" w:after="20"/>
+        <w:ind w:left="709" w:right="491"/>
+        <w:rPr>
+          <w:sz w:val="24"/>
+          <w:szCs w:val="24"/>
+        </w:rPr>
+      </w:pPr>
+    </w:p>
+    <w:p>
+      <w:pPr>
+        <w:spacing w:before="100" w:after="20"/>
+        <w:ind w:left="709" w:right="491"/>
+        <w:rPr>
+          <w:sz w:val="24"/>
+          <w:szCs w:val="24"/>
+        </w:rPr>
+      </w:pPr>
+    </w:p>
+    <w:p>
+      <w:pPr>
+        <w:spacing w:before="100" w:after="20"/>
+        <w:ind w:left="709" w:right="491"/>
+        <w:rPr>
+          <w:sz w:val="24"/>
+          <w:szCs w:val="24"/>
+        </w:rPr>
+      </w:pPr>
+    </w:p>
+    <w:p>
+      <w:pPr>
+        <w:spacing w:before="100" w:after="20"/>
+        <w:ind w:left="709" w:right="491"/>
+        <w:rPr>
+          <w:sz w:val="24"/>
+          <w:szCs w:val="24"/>
+        </w:rPr>
+      </w:pPr>
+      <w:r>
+        <w:rPr>
+          <w:b/>
+          <w:bCs/>
+          <w:sz w:val="24"/>
+          <w:szCs w:val="24"/>
+        </w:rPr>
+        <w:t>_______________</w:t>
+      </w:r>
+    </w:p>
+    <w:p>
+      <w:pPr>
+        <w:spacing w:after="10"/>
+        <w:ind w:left="709" w:right="491"/>
+        <w:rPr>
+          <w:b/>
+          <w:bCs/>
+          <w:sz w:val="24"/>
+          <w:szCs w:val="24"/>
+        </w:rPr>
+      </w:pPr>
+      <w:r>
+        <w:rPr>
+          <w:b/>
+          <w:bCs/>
+          <w:sz w:val="24"/>
+          <w:szCs w:val="24"/>
+        </w:rPr>
+        <w:t xml:space="preserve">Rod Maxwell (IPSA) </w:t>
+      </w:r>
+    </w:p>
+    <w:p>
+      <w:pPr>
+        <w:spacing w:after="10"/>
+        <w:ind w:left="709" w:right="491"/>
+        <w:rPr>
+          <w:sz w:val="24"/>
+          <w:szCs w:val="24"/>
+        </w:rPr>
+      </w:pPr>
+    </w:p>
+    <w:p>
+      <w:pPr>
+        <w:spacing w:after="100"/>
+        <w:ind w:left="709" w:right="491"/>
+        <w:rPr>
+          <w:sz w:val="20"/>
+          <w:szCs w:val="20"/>
+        </w:rPr>
+      </w:pPr>
+      <w:r>
+        <w:rPr>
+          <w:sz w:val="24"/>
+          <w:szCs w:val="24"/>
+        </w:rPr>
+        <w:t xml:space="preserve">CEO, SA Migration International — Reg. Migration Practitioner </w:t>
+      </w:r>
+      <w:proofErr w:type="gramStart"/>
+      <w:r>
+        <w:rPr>
+          <w:sz w:val="24"/>
+          <w:szCs w:val="24"/>
+        </w:rPr>
+        <w:t>IP(</w:t>
+      </w:r>
+      <w:proofErr w:type="gramEnd"/>
+      <w:r>
+        <w:rPr>
+          <w:sz w:val="24"/>
+          <w:szCs w:val="24"/>
+        </w:rPr>
+        <w:t>SA) No. 2004/01/0067 (DHA)</w:t>
+      </w:r>
       <w:bookmarkStart w:id="0" w:name="_GoBack"/>
       <w:bookmarkEnd w:id="0"/>
-      <w:r>
-        <w:rPr>
-          <w:sz w:val="24"/>
-          <w:szCs w:val="24"/>
-        </w:rPr>
-        <w:t>Kind Regards,</w:t>
-      </w:r>
     </w:p>
     <w:p>
       <w:pPr>
-        <w:spacing w:before="100" w:after="20"/>
-        <w:ind w:left="426"/>
-        <w:rPr>
-          <w:sz w:val="24"/>
-          <w:szCs w:val="24"/>
-        </w:rPr>
-      </w:pPr>
-    </w:p>
-    <w:p>
-      <w:pPr>
-        <w:spacing w:before="100" w:after="20"/>
-        <w:ind w:left="426"/>
-        <w:rPr>
-          <w:sz w:val="24"/>
-          <w:szCs w:val="24"/>
-        </w:rPr>
-      </w:pPr>
-    </w:p>
-    <w:p>
-      <w:pPr>
-        <w:spacing w:before="100" w:after="20"/>
-        <w:ind w:left="426"/>
-        <w:rPr>
-          <w:sz w:val="24"/>
-          <w:szCs w:val="24"/>
-        </w:rPr>
-      </w:pPr>
-    </w:p>
-    <w:p>
-      <w:pPr>
-        <w:spacing w:before="100" w:after="20"/>
-        <w:ind w:left="426"/>
-        <w:rPr>
-          <w:sz w:val="24"/>
-          <w:szCs w:val="24"/>
-        </w:rPr>
-      </w:pPr>
-    </w:p>
-    <w:p>
-      <w:pPr>
-        <w:spacing w:before="100" w:after="20"/>
-        <w:ind w:left="426"/>
-        <w:rPr>
-          <w:sz w:val="24"/>
-          <w:szCs w:val="24"/>
-        </w:rPr>
-      </w:pPr>
-      <w:r>
-        <w:rPr>
-          <w:b/>
-          <w:bCs/>
-          <w:sz w:val="24"/>
-          <w:szCs w:val="24"/>
-        </w:rPr>
-        <w:t>_______________</w:t>
-      </w:r>
-    </w:p>
-    <w:p>
-      <w:pPr>
-        <w:spacing w:after="10"/>
-        <w:ind w:left="426"/>
-        <w:rPr>
-          <w:b/>
-          <w:bCs/>
-          <w:sz w:val="24"/>
-          <w:szCs w:val="24"/>
-        </w:rPr>
-      </w:pPr>
-      <w:r>
-        <w:rPr>
-          <w:b/>
-          <w:bCs/>
-          <w:sz w:val="24"/>
-          <w:szCs w:val="24"/>
-        </w:rPr>
-        <w:t xml:space="preserve">Rod Maxwell (IPSA) </w:t>
-      </w:r>
-    </w:p>
-    <w:p>
-      <w:pPr>
-        <w:spacing w:after="10"/>
-        <w:ind w:left="426"/>
-        <w:rPr>
-          <w:sz w:val="24"/>
-          <w:szCs w:val="24"/>
-        </w:rPr>
-      </w:pPr>
-    </w:p>
-    <w:p>
-      <w:pPr>
-        <w:spacing w:after="100"/>
-        <w:ind w:left="426"/>
-        <w:rPr>
-          <w:sz w:val="24"/>
-          <w:szCs w:val="24"/>
-        </w:rPr>
-      </w:pPr>
-      <w:r>
-        <w:rPr>
-          <w:sz w:val="24"/>
-          <w:szCs w:val="24"/>
-        </w:rPr>
-        <w:t xml:space="preserve">CEO, SA Migration International — Reg. Migration Practitioner </w:t>
-      </w:r>
-      <w:proofErr w:type="gramStart"/>
-      <w:r>
-        <w:rPr>
-          <w:sz w:val="24"/>
-          <w:szCs w:val="24"/>
-        </w:rPr>
-        <w:t>IP(</w:t>
-      </w:r>
-      <w:proofErr w:type="gramEnd"/>
-      <w:r>
-        <w:rPr>
-          <w:sz w:val="24"/>
-          <w:szCs w:val="24"/>
-        </w:rPr>
-        <w:t>SA) No. 2004/01/0067 (DHA)</w:t>
-      </w:r>
-    </w:p>
-    <w:p>
-      <w:pPr>
-        <w:pBdr>
-          <w:top w:val="single" w:sz="4" w:space="0" w:color="1F3864"/>
-        </w:pBdr>
-        <w:spacing w:before="60"/>
-        <w:ind w:left="426"/>
-        <w:jc w:val="center"/>
-        <w:rPr>
-          <w:sz w:val="20"/>
-          <w:szCs w:val="20"/>
-        </w:rPr>
-      </w:pPr>
-      <w:r>
-        <w:rPr>
-          <w:color w:val="555555"/>
-          <w:sz w:val="20"/>
-          <w:szCs w:val="20"/>
-        </w:rPr>
-        <w:t xml:space="preserve">47 Strand Street, Cape </w:t>
-      </w:r>
-      <w:proofErr w:type="gramStart"/>
-      <w:r>
-        <w:rPr>
-          <w:color w:val="555555"/>
-          <w:sz w:val="20"/>
-          <w:szCs w:val="20"/>
-        </w:rPr>
-        <w:t>Town  |</w:t>
-      </w:r>
-      <w:proofErr w:type="gramEnd"/>
-      <w:r>
-        <w:rPr>
-          <w:color w:val="555555"/>
-          <w:sz w:val="20"/>
-          <w:szCs w:val="20"/>
-        </w:rPr>
-        <w:t xml:space="preserve">  Office: 082 373 8415 / 064 126 3073 / 074 036 6127  |  rod@sami.co.za  |  www.sami.co.za</w:t>
-      </w:r>
-    </w:p>
-    <w:p>
-      <w:pPr>
-        <w:ind w:left="426"/>
+        <w:ind w:left="709" w:right="491"/>
       </w:pPr>
     </w:p>
     <w:sectPr>
@@ -4586,7 +4582,7 @@
 </file>
 
 <file path=customXml/itemProps1.xml><?xml version="1.0" encoding="utf-8"?>
-<ds:datastoreItem xmlns:ds="http://schemas.openxmlformats.org/officeDocument/2006/customXml" ds:itemID="{161E57EA-C5E1-4104-B738-C8390BA6359A}">
+<ds:datastoreItem xmlns:ds="http://schemas.openxmlformats.org/officeDocument/2006/customXml" ds:itemID="{925CEEA0-0FA0-43A4-BB32-B348B996F309}">
   <ds:schemaRefs>
     <ds:schemaRef ds:uri="http://schemas.openxmlformats.org/officeDocument/2006/bibliography"/>
   </ds:schemaRefs>
